--- a/09-通信电路/02-调制电路/OFDM调制电路/OFDM调制电路.docx
+++ b/09-通信电路/02-调制电路/OFDM调制电路/OFDM调制电路.docx
@@ -2299,6 +2299,20 @@
     </w:p>
     <w:bookmarkEnd w:id="26"/>
     <w:bookmarkEnd w:id="27"/>
+    <w:p>
+      <w:pPr>
+        <w:spacing w:before="360"/>
+        <w:jc w:val="center"/>
+      </w:pPr>
+      <w:r>
+        <w:rPr>
+          <w:rFonts w:ascii="Times New Roman" w:hAnsi="Times New Roman"/>
+          <w:color w:val="555555"/>
+          <w:sz w:val="21"/>
+        </w:rPr>
+        <w:t>材料收集者：杜文杰</w:t>
+      </w:r>
+    </w:p>
     <w:sectPr>
       <w:headerReference r:id="rId9" w:type="default"/>
       <w:footerReference r:id="rId10" w:type="default"/>

--- a/09-通信电路/02-调制电路/OFDM调制电路/OFDM调制电路.docx
+++ b/09-通信电路/02-调制电路/OFDM调制电路/OFDM调制电路.docx
@@ -1,6 +1,6 @@
 
 <file path=word/document.xml><?xml version="1.0" encoding="utf-8"?>
-<w:document xmlns:w="http://schemas.openxmlformats.org/wordprocessingml/2006/main" xmlns:m="http://schemas.openxmlformats.org/officeDocument/2006/math" xmlns:r="http://schemas.openxmlformats.org/officeDocument/2006/relationships" xmlns:o="urn:schemas-microsoft-com:office:office" xmlns:v="urn:schemas-microsoft-com:vml" xmlns:w10="urn:schemas-microsoft-com:office:word" xmlns:a="http://schemas.openxmlformats.org/drawingml/2006/main" xmlns:pic="http://schemas.openxmlformats.org/drawingml/2006/picture" xmlns:wp="http://schemas.openxmlformats.org/drawingml/2006/wordprocessingDrawing">
+<w:document xmlns:m="http://schemas.openxmlformats.org/officeDocument/2006/math" xmlns:r="http://schemas.openxmlformats.org/officeDocument/2006/relationships" xmlns:w="http://schemas.openxmlformats.org/wordprocessingml/2006/main" xmlns:o="urn:schemas-microsoft-com:office:office" xmlns:v="urn:schemas-microsoft-com:vml" xmlns:w10="urn:schemas-microsoft-com:office:word" xmlns:a="http://schemas.openxmlformats.org/drawingml/2006/main" xmlns:pic="http://schemas.openxmlformats.org/drawingml/2006/picture" xmlns:wp="http://schemas.openxmlformats.org/drawingml/2006/wordprocessingDrawing">
   <w:body>
     <w:bookmarkStart w:id="27" w:name="ofdm-调制电路"/>
     <w:p>
@@ -8,11 +8,14 @@
         <w:pStyle w:val="Heading1"/>
       </w:pPr>
       <w:r>
+        <w:rPr>
+          <w:rFonts w:eastAsia="黑体"/>
+        </w:rPr>
         <w:t xml:space="preserve">OFDM </w:t>
       </w:r>
       <w:r>
         <w:rPr>
-          <w:rFonts w:hint="eastAsia"/>
+          <w:rFonts w:hint="eastAsia" w:eastAsia="黑体"/>
         </w:rPr>
         <w:t xml:space="preserve">调制电路</w:t>
       </w:r>
@@ -24,7 +27,7 @@
       </w:pPr>
       <w:r>
         <w:rPr>
-          <w:rFonts w:hint="eastAsia"/>
+          <w:rFonts w:hint="eastAsia" w:eastAsia="黑体"/>
         </w:rPr>
         <w:t xml:space="preserve">拓扑描述</w:t>
       </w:r>
@@ -35,16 +38,19 @@
       </w:pPr>
       <w:r>
         <w:rPr>
-          <w:rFonts w:hint="eastAsia"/>
+          <w:rFonts w:hint="eastAsia" w:eastAsia="黑体"/>
         </w:rPr>
         <w:t xml:space="preserve">由</w:t>
       </w:r>
       <w:r>
+        <w:rPr>
+          <w:rFonts w:eastAsia="黑体"/>
+        </w:rPr>
         <w:t xml:space="preserve"> </w:t>
       </w:r>
       <w:r>
         <w:rPr>
-          <w:rFonts w:hint="eastAsia"/>
+          <w:rFonts w:hint="eastAsia" w:eastAsia="黑体"/>
           <w:b/>
           <w:bCs/>
         </w:rPr>
@@ -52,16 +58,21 @@
       </w:r>
       <w:r>
         <w:rPr>
+          <w:rFonts w:eastAsia="黑体"/>
           <w:b/>
           <w:bCs/>
         </w:rPr>
         <w:t xml:space="preserve"> U1</w:t>
       </w:r>
       <w:r>
+        <w:rPr>
+          <w:rFonts w:eastAsia="黑体"/>
+        </w:rPr>
         <w:t xml:space="preserve">、</w:t>
       </w:r>
       <w:r>
         <w:rPr>
+          <w:rFonts w:eastAsia="黑体"/>
           <w:b/>
           <w:bCs/>
         </w:rPr>
@@ -69,7 +80,7 @@
       </w:r>
       <w:r>
         <w:rPr>
-          <w:rFonts w:hint="eastAsia"/>
+          <w:rFonts w:hint="eastAsia" w:eastAsia="黑体"/>
           <w:b/>
           <w:bCs/>
         </w:rPr>
@@ -77,17 +88,21 @@
       </w:r>
       <w:r>
         <w:rPr>
+          <w:rFonts w:eastAsia="黑体"/>
           <w:b/>
           <w:bCs/>
         </w:rPr>
         <w:t xml:space="preserve"> U2</w:t>
       </w:r>
       <w:r>
+        <w:rPr>
+          <w:rFonts w:eastAsia="黑体"/>
+        </w:rPr>
         <w:t xml:space="preserve">、</w:t>
       </w:r>
       <w:r>
         <w:rPr>
-          <w:rFonts w:hint="eastAsia"/>
+          <w:rFonts w:hint="eastAsia" w:eastAsia="黑体"/>
           <w:b/>
           <w:bCs/>
         </w:rPr>
@@ -95,17 +110,21 @@
       </w:r>
       <w:r>
         <w:rPr>
+          <w:rFonts w:eastAsia="黑体"/>
           <w:b/>
           <w:bCs/>
         </w:rPr>
         <w:t xml:space="preserve"> U3</w:t>
       </w:r>
       <w:r>
+        <w:rPr>
+          <w:rFonts w:eastAsia="黑体"/>
+        </w:rPr>
         <w:t xml:space="preserve">、</w:t>
       </w:r>
       <w:r>
         <w:rPr>
-          <w:rFonts w:hint="eastAsia"/>
+          <w:rFonts w:hint="eastAsia" w:eastAsia="黑体"/>
           <w:b/>
           <w:bCs/>
         </w:rPr>
@@ -113,17 +132,21 @@
       </w:r>
       <w:r>
         <w:rPr>
+          <w:rFonts w:eastAsia="黑体"/>
           <w:b/>
           <w:bCs/>
         </w:rPr>
         <w:t xml:space="preserve"> DAC U4</w:t>
       </w:r>
       <w:r>
+        <w:rPr>
+          <w:rFonts w:eastAsia="黑体"/>
+        </w:rPr>
         <w:t xml:space="preserve">、</w:t>
       </w:r>
       <w:r>
         <w:rPr>
-          <w:rFonts w:hint="eastAsia"/>
+          <w:rFonts w:hint="eastAsia" w:eastAsia="黑体"/>
           <w:b/>
           <w:bCs/>
         </w:rPr>
@@ -131,41 +154,51 @@
       </w:r>
       <w:r>
         <w:rPr>
+          <w:rFonts w:eastAsia="黑体"/>
           <w:b/>
           <w:bCs/>
         </w:rPr>
         <w:t xml:space="preserve"> U5</w:t>
       </w:r>
       <w:r>
+        <w:rPr>
+          <w:rFonts w:eastAsia="黑体"/>
+        </w:rPr>
         <w:t xml:space="preserve"> </w:t>
       </w:r>
       <w:r>
         <w:rPr>
-          <w:rFonts w:hint="eastAsia"/>
+          <w:rFonts w:hint="eastAsia" w:eastAsia="黑体"/>
         </w:rPr>
         <w:t xml:space="preserve">组成，通常集成在数字基带/SoC</w:t>
       </w:r>
       <w:r>
+        <w:rPr>
+          <w:rFonts w:eastAsia="黑体"/>
+        </w:rPr>
         <w:t xml:space="preserve"> </w:t>
       </w:r>
       <w:r>
         <w:rPr>
-          <w:rFonts w:hint="eastAsia"/>
+          <w:rFonts w:hint="eastAsia" w:eastAsia="黑体"/>
         </w:rPr>
         <w:t xml:space="preserve">内，按功能分为码元映射、多载波合成与上变频三类。电路共有</w:t>
       </w:r>
       <w:r>
+        <w:rPr>
+          <w:rFonts w:eastAsia="黑体"/>
+        </w:rPr>
         <w:t xml:space="preserve"> 6 </w:t>
       </w:r>
       <w:r>
         <w:rPr>
-          <w:rFonts w:hint="eastAsia"/>
+          <w:rFonts w:hint="eastAsia" w:eastAsia="黑体"/>
         </w:rPr>
         <w:t xml:space="preserve">个关键节点：</w:t>
       </w:r>
       <w:r>
         <w:rPr>
-          <w:rFonts w:hint="eastAsia"/>
+          <w:rFonts w:hint="eastAsia" w:eastAsia="黑体"/>
           <w:b/>
           <w:bCs/>
         </w:rPr>
@@ -173,6 +206,7 @@
       </w:r>
       <w:r>
         <w:rPr>
+          <w:rFonts w:eastAsia="黑体"/>
           <w:b/>
           <w:bCs/>
         </w:rPr>
@@ -180,7 +214,7 @@
       </w:r>
       <w:r>
         <w:rPr>
-          <w:rFonts w:hint="eastAsia"/>
+          <w:rFonts w:hint="eastAsia" w:eastAsia="黑体"/>
           <w:b/>
           <w:bCs/>
         </w:rPr>
@@ -188,13 +222,13 @@
       </w:r>
       <w:r>
         <w:rPr>
-          <w:rFonts w:hint="eastAsia"/>
+          <w:rFonts w:hint="eastAsia" w:eastAsia="黑体"/>
         </w:rPr>
         <w:t xml:space="preserve">（高速串行数据流输入串并转换）；</w:t>
       </w:r>
       <w:r>
         <w:rPr>
-          <w:rFonts w:hint="eastAsia"/>
+          <w:rFonts w:hint="eastAsia" w:eastAsia="黑体"/>
           <w:b/>
           <w:bCs/>
         </w:rPr>
@@ -202,6 +236,7 @@
       </w:r>
       <w:r>
         <w:rPr>
+          <w:rFonts w:eastAsia="黑体"/>
           <w:b/>
           <w:bCs/>
         </w:rPr>
@@ -209,7 +244,7 @@
       </w:r>
       <w:r>
         <w:rPr>
-          <w:rFonts w:hint="eastAsia"/>
+          <w:rFonts w:hint="eastAsia" w:eastAsia="黑体"/>
           <w:b/>
           <w:bCs/>
         </w:rPr>
@@ -217,22 +252,25 @@
       </w:r>
       <w:r>
         <w:rPr>
-          <w:rFonts w:hint="eastAsia"/>
+          <w:rFonts w:hint="eastAsia" w:eastAsia="黑体"/>
         </w:rPr>
         <w:t xml:space="preserve">（串并后并行子符号输入</w:t>
       </w:r>
       <w:r>
+        <w:rPr>
+          <w:rFonts w:eastAsia="黑体"/>
+        </w:rPr>
         <w:t xml:space="preserve"> </w:t>
       </w:r>
       <w:r>
         <w:rPr>
-          <w:rFonts w:hint="eastAsia"/>
+          <w:rFonts w:hint="eastAsia" w:eastAsia="黑体"/>
         </w:rPr>
         <w:t xml:space="preserve">IFFT）；</w:t>
       </w:r>
       <w:r>
         <w:rPr>
-          <w:rFonts w:hint="eastAsia"/>
+          <w:rFonts w:hint="eastAsia" w:eastAsia="黑体"/>
           <w:b/>
           <w:bCs/>
         </w:rPr>
@@ -240,6 +278,7 @@
       </w:r>
       <w:r>
         <w:rPr>
+          <w:rFonts w:eastAsia="黑体"/>
           <w:b/>
           <w:bCs/>
         </w:rPr>
@@ -247,7 +286,7 @@
       </w:r>
       <w:r>
         <w:rPr>
-          <w:rFonts w:hint="eastAsia"/>
+          <w:rFonts w:hint="eastAsia" w:eastAsia="黑体"/>
           <w:b/>
           <w:bCs/>
         </w:rPr>
@@ -255,31 +294,37 @@
       </w:r>
       <w:r>
         <w:rPr>
-          <w:rFonts w:hint="eastAsia"/>
+          <w:rFonts w:hint="eastAsia" w:eastAsia="黑体"/>
         </w:rPr>
         <w:t xml:space="preserve">（IFFT</w:t>
       </w:r>
       <w:r>
+        <w:rPr>
+          <w:rFonts w:eastAsia="黑体"/>
+        </w:rPr>
         <w:t xml:space="preserve"> </w:t>
       </w:r>
       <w:r>
         <w:rPr>
-          <w:rFonts w:hint="eastAsia"/>
+          <w:rFonts w:hint="eastAsia" w:eastAsia="黑体"/>
         </w:rPr>
         <w:t xml:space="preserve">输出接</w:t>
       </w:r>
       <w:r>
+        <w:rPr>
+          <w:rFonts w:eastAsia="黑体"/>
+        </w:rPr>
         <w:t xml:space="preserve"> CP </w:t>
       </w:r>
       <w:r>
         <w:rPr>
-          <w:rFonts w:hint="eastAsia"/>
+          <w:rFonts w:hint="eastAsia" w:eastAsia="黑体"/>
         </w:rPr>
         <w:t xml:space="preserve">插入）；</w:t>
       </w:r>
       <w:r>
         <w:rPr>
-          <w:rFonts w:hint="eastAsia"/>
+          <w:rFonts w:hint="eastAsia" w:eastAsia="黑体"/>
           <w:b/>
           <w:bCs/>
         </w:rPr>
@@ -287,6 +332,7 @@
       </w:r>
       <w:r>
         <w:rPr>
+          <w:rFonts w:eastAsia="黑体"/>
           <w:b/>
           <w:bCs/>
         </w:rPr>
@@ -294,7 +340,7 @@
       </w:r>
       <w:r>
         <w:rPr>
-          <w:rFonts w:hint="eastAsia"/>
+          <w:rFonts w:hint="eastAsia" w:eastAsia="黑体"/>
           <w:b/>
           <w:bCs/>
         </w:rPr>
@@ -302,6 +348,7 @@
       </w:r>
       <w:r>
         <w:rPr>
+          <w:rFonts w:eastAsia="黑体"/>
           <w:b/>
           <w:bCs/>
         </w:rPr>
@@ -309,7 +356,7 @@
       </w:r>
       <w:r>
         <w:rPr>
-          <w:rFonts w:hint="eastAsia"/>
+          <w:rFonts w:hint="eastAsia" w:eastAsia="黑体"/>
           <w:b/>
           <w:bCs/>
         </w:rPr>
@@ -317,22 +364,25 @@
       </w:r>
       <w:r>
         <w:rPr>
-          <w:rFonts w:hint="eastAsia"/>
+          <w:rFonts w:hint="eastAsia" w:eastAsia="黑体"/>
         </w:rPr>
         <w:t xml:space="preserve">（CP</w:t>
       </w:r>
       <w:r>
+        <w:rPr>
+          <w:rFonts w:eastAsia="黑体"/>
+        </w:rPr>
         <w:t xml:space="preserve"> </w:t>
       </w:r>
       <w:r>
         <w:rPr>
-          <w:rFonts w:hint="eastAsia"/>
+          <w:rFonts w:hint="eastAsia" w:eastAsia="黑体"/>
         </w:rPr>
         <w:t xml:space="preserve">输出接并串转换）；</w:t>
       </w:r>
       <w:r>
         <w:rPr>
-          <w:rFonts w:hint="eastAsia"/>
+          <w:rFonts w:hint="eastAsia" w:eastAsia="黑体"/>
           <w:b/>
           <w:bCs/>
         </w:rPr>
@@ -340,6 +390,7 @@
       </w:r>
       <w:r>
         <w:rPr>
+          <w:rFonts w:eastAsia="黑体"/>
           <w:b/>
           <w:bCs/>
         </w:rPr>
@@ -347,7 +398,7 @@
       </w:r>
       <w:r>
         <w:rPr>
-          <w:rFonts w:hint="eastAsia"/>
+          <w:rFonts w:hint="eastAsia" w:eastAsia="黑体"/>
           <w:b/>
           <w:bCs/>
         </w:rPr>
@@ -355,22 +406,25 @@
       </w:r>
       <w:r>
         <w:rPr>
-          <w:rFonts w:hint="eastAsia"/>
+          <w:rFonts w:hint="eastAsia" w:eastAsia="黑体"/>
         </w:rPr>
         <w:t xml:space="preserve">（DAC</w:t>
       </w:r>
       <w:r>
+        <w:rPr>
+          <w:rFonts w:eastAsia="黑体"/>
+        </w:rPr>
         <w:t xml:space="preserve"> </w:t>
       </w:r>
       <w:r>
         <w:rPr>
-          <w:rFonts w:hint="eastAsia"/>
+          <w:rFonts w:hint="eastAsia" w:eastAsia="黑体"/>
         </w:rPr>
         <w:t xml:space="preserve">输出接上变频基带输入）；</w:t>
       </w:r>
       <w:r>
         <w:rPr>
-          <w:rFonts w:hint="eastAsia"/>
+          <w:rFonts w:hint="eastAsia" w:eastAsia="黑体"/>
           <w:b/>
           <w:bCs/>
         </w:rPr>
@@ -378,6 +432,7 @@
       </w:r>
       <w:r>
         <w:rPr>
+          <w:rFonts w:eastAsia="黑体"/>
           <w:b/>
           <w:bCs/>
         </w:rPr>
@@ -385,7 +440,7 @@
       </w:r>
       <w:r>
         <w:rPr>
-          <w:rFonts w:hint="eastAsia"/>
+          <w:rFonts w:hint="eastAsia" w:eastAsia="黑体"/>
           <w:b/>
           <w:bCs/>
         </w:rPr>
@@ -393,16 +448,19 @@
       </w:r>
       <w:r>
         <w:rPr>
-          <w:rFonts w:hint="eastAsia"/>
+          <w:rFonts w:hint="eastAsia" w:eastAsia="黑体"/>
         </w:rPr>
         <w:t xml:space="preserve">（上变频输出为</w:t>
       </w:r>
       <w:r>
+        <w:rPr>
+          <w:rFonts w:eastAsia="黑体"/>
+        </w:rPr>
         <w:t xml:space="preserve"> OFDM </w:t>
       </w:r>
       <w:r>
         <w:rPr>
-          <w:rFonts w:hint="eastAsia"/>
+          <w:rFonts w:hint="eastAsia" w:eastAsia="黑体"/>
         </w:rPr>
         <w:t xml:space="preserve">已调波）。</w:t>
       </w:r>
@@ -411,30 +469,33 @@
       <w:pPr/>
       <w:r>
         <w:rPr>
-          <w:rFonts w:hint="eastAsia"/>
+          <w:rFonts w:hint="eastAsia" w:eastAsia="黑体"/>
         </w:rPr>
         <w:t xml:space="preserve">各单元管脚连接：</w:t>
       </w:r>
       <w:r>
         <w:rPr>
-          <w:rFonts w:hint="eastAsia"/>
+          <w:rFonts w:hint="eastAsia" w:eastAsia="黑体"/>
           <w:b/>
           <w:bCs/>
         </w:rPr>
         <w:t xml:space="preserve">U1（串并转换器）</w:t>
       </w:r>
       <w:r>
+        <w:rPr>
+          <w:rFonts w:eastAsia="黑体"/>
+        </w:rPr>
         <w:t xml:space="preserve"> </w:t>
       </w:r>
       <w:r>
         <w:rPr>
-          <w:rFonts w:hint="eastAsia"/>
+          <w:rFonts w:hint="eastAsia" w:eastAsia="黑体"/>
         </w:rPr>
         <w:t xml:space="preserve">的串行输入脚接节点①、并行输出脚接节点②；</w:t>
       </w:r>
       <w:r>
         <w:rPr>
-          <w:rFonts w:hint="eastAsia"/>
+          <w:rFonts w:hint="eastAsia" w:eastAsia="黑体"/>
           <w:b/>
           <w:bCs/>
         </w:rPr>
@@ -442,6 +503,7 @@
       </w:r>
       <w:r>
         <w:rPr>
+          <w:rFonts w:eastAsia="黑体"/>
           <w:b/>
           <w:bCs/>
         </w:rPr>
@@ -449,24 +511,27 @@
       </w:r>
       <w:r>
         <w:rPr>
-          <w:rFonts w:hint="eastAsia"/>
+          <w:rFonts w:hint="eastAsia" w:eastAsia="黑体"/>
           <w:b/>
           <w:bCs/>
         </w:rPr>
         <w:t xml:space="preserve">处理器）</w:t>
       </w:r>
       <w:r>
+        <w:rPr>
+          <w:rFonts w:eastAsia="黑体"/>
+        </w:rPr>
         <w:t xml:space="preserve"> </w:t>
       </w:r>
       <w:r>
         <w:rPr>
-          <w:rFonts w:hint="eastAsia"/>
+          <w:rFonts w:hint="eastAsia" w:eastAsia="黑体"/>
         </w:rPr>
         <w:t xml:space="preserve">的并行输入脚接节点②、输出脚接节点③；</w:t>
       </w:r>
       <w:r>
         <w:rPr>
-          <w:rFonts w:hint="eastAsia"/>
+          <w:rFonts w:hint="eastAsia" w:eastAsia="黑体"/>
           <w:b/>
           <w:bCs/>
         </w:rPr>
@@ -474,6 +539,7 @@
       </w:r>
       <w:r>
         <w:rPr>
+          <w:rFonts w:eastAsia="黑体"/>
           <w:b/>
           <w:bCs/>
         </w:rPr>
@@ -481,24 +547,27 @@
       </w:r>
       <w:r>
         <w:rPr>
-          <w:rFonts w:hint="eastAsia"/>
+          <w:rFonts w:hint="eastAsia" w:eastAsia="黑体"/>
           <w:b/>
           <w:bCs/>
         </w:rPr>
         <w:t xml:space="preserve">插入单元）</w:t>
       </w:r>
       <w:r>
+        <w:rPr>
+          <w:rFonts w:eastAsia="黑体"/>
+        </w:rPr>
         <w:t xml:space="preserve"> </w:t>
       </w:r>
       <w:r>
         <w:rPr>
-          <w:rFonts w:hint="eastAsia"/>
+          <w:rFonts w:hint="eastAsia" w:eastAsia="黑体"/>
         </w:rPr>
         <w:t xml:space="preserve">的输入脚接节点③、输出脚接节点④；</w:t>
       </w:r>
       <w:r>
         <w:rPr>
-          <w:rFonts w:hint="eastAsia"/>
+          <w:rFonts w:hint="eastAsia" w:eastAsia="黑体"/>
           <w:b/>
           <w:bCs/>
         </w:rPr>
@@ -506,6 +575,7 @@
       </w:r>
       <w:r>
         <w:rPr>
+          <w:rFonts w:eastAsia="黑体"/>
           <w:b/>
           <w:bCs/>
         </w:rPr>
@@ -513,48 +583,60 @@
       </w:r>
       <w:r>
         <w:rPr>
-          <w:rFonts w:hint="eastAsia"/>
+          <w:rFonts w:hint="eastAsia" w:eastAsia="黑体"/>
           <w:b/>
           <w:bCs/>
         </w:rPr>
         <w:t xml:space="preserve">DAC）</w:t>
       </w:r>
       <w:r>
+        <w:rPr>
+          <w:rFonts w:eastAsia="黑体"/>
+        </w:rPr>
         <w:t xml:space="preserve"> </w:t>
       </w:r>
       <w:r>
         <w:rPr>
-          <w:rFonts w:hint="eastAsia"/>
+          <w:rFonts w:hint="eastAsia" w:eastAsia="黑体"/>
         </w:rPr>
         <w:t xml:space="preserve">的输入脚接节点④、基带模拟输出脚接节点⑤；</w:t>
       </w:r>
       <w:r>
         <w:rPr>
-          <w:rFonts w:hint="eastAsia"/>
+          <w:rFonts w:hint="eastAsia" w:eastAsia="黑体"/>
           <w:b/>
           <w:bCs/>
         </w:rPr>
         <w:t xml:space="preserve">U5（上变频器）</w:t>
       </w:r>
       <w:r>
+        <w:rPr>
+          <w:rFonts w:eastAsia="黑体"/>
+        </w:rPr>
         <w:t xml:space="preserve"> </w:t>
       </w:r>
       <w:r>
         <w:rPr>
-          <w:rFonts w:hint="eastAsia"/>
+          <w:rFonts w:hint="eastAsia" w:eastAsia="黑体"/>
         </w:rPr>
         <w:t xml:space="preserve">的基带输入脚接节点⑤、本振（LO）输入脚接本振信号、射频输出脚接节点⑥；各单元的时钟与使能脚由系统同步时钟提供，电源与地分别接</w:t>
       </w:r>
       <w:r>
+        <w:rPr>
+          <w:rFonts w:eastAsia="黑体"/>
+        </w:rPr>
         <w:t xml:space="preserve"> +VCC </w:t>
       </w:r>
       <w:r>
         <w:rPr>
-          <w:rFonts w:hint="eastAsia"/>
+          <w:rFonts w:hint="eastAsia" w:eastAsia="黑体"/>
         </w:rPr>
         <w:t xml:space="preserve">与</w:t>
       </w:r>
       <w:r>
+        <w:rPr>
+          <w:rFonts w:eastAsia="黑体"/>
+        </w:rPr>
         <w:t xml:space="preserve"> GND。</w:t>
       </w:r>
     </w:p>
@@ -562,25 +644,31 @@
       <w:pPr/>
       <w:r>
         <w:rPr>
-          <w:rFonts w:hint="eastAsia"/>
+          <w:rFonts w:hint="eastAsia" w:eastAsia="黑体"/>
         </w:rPr>
         <w:t xml:space="preserve">由此构成”串行数据经</w:t>
       </w:r>
       <w:r>
+        <w:rPr>
+          <w:rFonts w:eastAsia="黑体"/>
+        </w:rPr>
         <w:t xml:space="preserve"> IFFT </w:t>
       </w:r>
       <w:r>
         <w:rPr>
-          <w:rFonts w:hint="eastAsia"/>
+          <w:rFonts w:hint="eastAsia" w:eastAsia="黑体"/>
         </w:rPr>
         <w:t xml:space="preserve">分配到多个正交子载波、加循环前缀后上变频发射”的多载波</w:t>
       </w:r>
       <w:r>
+        <w:rPr>
+          <w:rFonts w:eastAsia="黑体"/>
+        </w:rPr>
         <w:t xml:space="preserve"> OFDM </w:t>
       </w:r>
       <w:r>
         <w:rPr>
-          <w:rFonts w:hint="eastAsia"/>
+          <w:rFonts w:hint="eastAsia" w:eastAsia="黑体"/>
         </w:rPr>
         <w:t xml:space="preserve">调制组态，子载波间隔等于符号率的倒数。</w:t>
       </w:r>
@@ -593,7 +681,7 @@
       </w:pPr>
       <w:r>
         <w:rPr>
-          <w:rFonts w:hint="eastAsia"/>
+          <w:rFonts w:hint="eastAsia" w:eastAsia="黑体"/>
         </w:rPr>
         <w:t xml:space="preserve">工作原理</w:t>
       </w:r>
@@ -604,25 +692,31 @@
       </w:pPr>
       <w:r>
         <w:rPr>
-          <w:rFonts w:hint="eastAsia"/>
+          <w:rFonts w:hint="eastAsia" w:eastAsia="黑体"/>
         </w:rPr>
         <w:t xml:space="preserve">每个子载波用</w:t>
       </w:r>
       <w:r>
+        <w:rPr>
+          <w:rFonts w:eastAsia="黑体"/>
+        </w:rPr>
         <w:t xml:space="preserve"> QAM/PSK </w:t>
       </w:r>
       <w:r>
         <w:rPr>
-          <w:rFonts w:hint="eastAsia"/>
+          <w:rFonts w:hint="eastAsia" w:eastAsia="黑体"/>
         </w:rPr>
         <w:t xml:space="preserve">独立调制，通过</w:t>
       </w:r>
       <w:r>
+        <w:rPr>
+          <w:rFonts w:eastAsia="黑体"/>
+        </w:rPr>
         <w:t xml:space="preserve"> IFFT </w:t>
       </w:r>
       <w:r>
         <w:rPr>
-          <w:rFonts w:hint="eastAsia"/>
+          <w:rFonts w:hint="eastAsia" w:eastAsia="黑体"/>
         </w:rPr>
         <w:t xml:space="preserve">一次生成多载波时域符号，再插入循环前缀对抗多径。各子载波频谱相互重叠但严格正交，从而高效利用频谱；循环前缀可消除符号间干扰。</w:t>
       </w:r>
@@ -635,7 +729,7 @@
       </w:pPr>
       <w:r>
         <w:rPr>
-          <w:rFonts w:hint="eastAsia"/>
+          <w:rFonts w:hint="eastAsia" w:eastAsia="黑体"/>
         </w:rPr>
         <w:t xml:space="preserve">关键计算公式</w:t>
       </w:r>
@@ -648,11 +742,14 @@
         </w:numPr>
       </w:pPr>
       <w:r>
+        <w:rPr>
+          <w:rFonts w:eastAsia="黑体"/>
+        </w:rPr>
         <w:t xml:space="preserve">OFDM </w:t>
       </w:r>
       <w:r>
         <w:rPr>
-          <w:rFonts w:hint="eastAsia"/>
+          <w:rFonts w:hint="eastAsia" w:eastAsia="黑体"/>
         </w:rPr>
         <w:t xml:space="preserve">符号周期（</w:t>
       </w:r>
@@ -671,11 +768,14 @@
         </m:sSub>
       </m:oMath>
       <w:r>
+        <w:rPr>
+          <w:rFonts w:eastAsia="黑体"/>
+        </w:rPr>
         <w:t xml:space="preserve"> </w:t>
       </w:r>
       <w:r>
         <w:rPr>
-          <w:rFonts w:hint="eastAsia"/>
+          <w:rFonts w:hint="eastAsia" w:eastAsia="黑体"/>
         </w:rPr>
         <w:t xml:space="preserve">有用部分，</w:t>
       </w:r>
@@ -685,11 +785,14 @@
         </m:r>
       </m:oMath>
       <w:r>
+        <w:rPr>
+          <w:rFonts w:eastAsia="黑体"/>
+        </w:rPr>
         <w:t xml:space="preserve"> </w:t>
       </w:r>
       <w:r>
         <w:rPr>
-          <w:rFonts w:hint="eastAsia"/>
+          <w:rFonts w:hint="eastAsia" w:eastAsia="黑体"/>
         </w:rPr>
         <w:t xml:space="preserve">子载波数，</w:t>
       </w:r>
@@ -705,11 +808,14 @@
         </m:r>
       </m:oMath>
       <w:r>
+        <w:rPr>
+          <w:rFonts w:eastAsia="黑体"/>
+        </w:rPr>
         <w:t xml:space="preserve"> </w:t>
       </w:r>
       <w:r>
         <w:rPr>
-          <w:rFonts w:hint="eastAsia"/>
+          <w:rFonts w:hint="eastAsia" w:eastAsia="黑体"/>
         </w:rPr>
         <w:t xml:space="preserve">子载波间隔）：</w:t>
       </w:r>
@@ -829,7 +935,7 @@
       </w:pPr>
       <w:r>
         <w:rPr>
-          <w:rFonts w:hint="eastAsia"/>
+          <w:rFonts w:hint="eastAsia" w:eastAsia="黑体"/>
         </w:rPr>
         <w:t xml:space="preserve">子载波间隔：</w:t>
       </w:r>
@@ -889,7 +995,7 @@
       </w:pPr>
       <w:r>
         <w:rPr>
-          <w:rFonts w:hint="eastAsia"/>
+          <w:rFonts w:hint="eastAsia" w:eastAsia="黑体"/>
         </w:rPr>
         <w:t xml:space="preserve">数据率（</w:t>
       </w:r>
@@ -899,11 +1005,14 @@
         </m:r>
       </m:oMath>
       <w:r>
+        <w:rPr>
+          <w:rFonts w:eastAsia="黑体"/>
+        </w:rPr>
         <w:t xml:space="preserve"> </w:t>
       </w:r>
       <w:r>
         <w:rPr>
-          <w:rFonts w:hint="eastAsia"/>
+          <w:rFonts w:hint="eastAsia" w:eastAsia="黑体"/>
         </w:rPr>
         <w:t xml:space="preserve">为调制阶数，</w:t>
       </w:r>
@@ -931,11 +1040,14 @@
         </m:sSub>
       </m:oMath>
       <w:r>
+        <w:rPr>
+          <w:rFonts w:eastAsia="黑体"/>
+        </w:rPr>
         <w:t xml:space="preserve"> </w:t>
       </w:r>
       <w:r>
         <w:rPr>
-          <w:rFonts w:hint="eastAsia"/>
+          <w:rFonts w:hint="eastAsia" w:eastAsia="黑体"/>
         </w:rPr>
         <w:t xml:space="preserve">编码率）：</w:t>
       </w:r>
@@ -1085,7 +1197,7 @@
       </w:pPr>
       <w:r>
         <w:rPr>
-          <w:rFonts w:hint="eastAsia"/>
+          <w:rFonts w:hint="eastAsia" w:eastAsia="黑体"/>
         </w:rPr>
         <w:t xml:space="preserve">频谱效率：</w:t>
       </w:r>
@@ -1170,7 +1282,7 @@
             </w:pPr>
             <w:r>
               <w:rPr>
-                <w:rFonts w:hint="eastAsia"/>
+                <w:rFonts w:hint="eastAsia" w:eastAsia="黑体"/>
               </w:rPr>
               <w:t xml:space="preserve">符号</w:t>
             </w:r>
@@ -1184,7 +1296,7 @@
             </w:pPr>
             <w:r>
               <w:rPr>
-                <w:rFonts w:hint="eastAsia"/>
+                <w:rFonts w:hint="eastAsia" w:eastAsia="黑体"/>
               </w:rPr>
               <w:t xml:space="preserve">含义</w:t>
             </w:r>
@@ -1198,7 +1310,7 @@
             </w:pPr>
             <w:r>
               <w:rPr>
-                <w:rFonts w:hint="eastAsia"/>
+                <w:rFonts w:hint="eastAsia" w:eastAsia="黑体"/>
               </w:rPr>
               <w:t xml:space="preserve">单位</w:t>
             </w:r>
@@ -1218,6 +1330,9 @@
               </m:r>
             </m:oMath>
             <w:r>
+              <w:rPr>
+                <w:rFonts w:eastAsia="黑体"/>
+              </w:rPr>
               <w:t xml:space="preserve">​</w:t>
             </w:r>
           </w:p>
@@ -1230,7 +1345,7 @@
             </w:pPr>
             <w:r>
               <w:rPr>
-                <w:rFonts w:hint="eastAsia"/>
+                <w:rFonts w:hint="eastAsia" w:eastAsia="黑体"/>
               </w:rPr>
               <w:t xml:space="preserve">子载波数</w:t>
             </w:r>
@@ -1243,6 +1358,9 @@
               <w:pStyle w:val="Compact"/>
             </w:pPr>
             <w:r>
+              <w:rPr>
+                <w:rFonts w:eastAsia="黑体"/>
+              </w:rPr>
               <w:t xml:space="preserve">—</w:t>
             </w:r>
           </w:p>
@@ -1267,6 +1385,9 @@
               </m:r>
             </m:oMath>
             <w:r>
+              <w:rPr>
+                <w:rFonts w:eastAsia="黑体"/>
+              </w:rPr>
               <w:t xml:space="preserve">​</w:t>
             </w:r>
           </w:p>
@@ -1279,7 +1400,7 @@
             </w:pPr>
             <w:r>
               <w:rPr>
-                <w:rFonts w:hint="eastAsia"/>
+                <w:rFonts w:hint="eastAsia" w:eastAsia="黑体"/>
               </w:rPr>
               <w:t xml:space="preserve">子载波间隔</w:t>
             </w:r>
@@ -1292,6 +1413,9 @@
               <w:pStyle w:val="Compact"/>
             </w:pPr>
             <w:r>
+              <w:rPr>
+                <w:rFonts w:eastAsia="黑体"/>
+              </w:rPr>
               <w:t xml:space="preserve">Hz</w:t>
             </w:r>
           </w:p>
@@ -1319,6 +1443,9 @@
               </m:sSub>
             </m:oMath>
             <w:r>
+              <w:rPr>
+                <w:rFonts w:eastAsia="黑体"/>
+              </w:rPr>
               <w:t xml:space="preserve">​</w:t>
             </w:r>
           </w:p>
@@ -1331,7 +1458,7 @@
             </w:pPr>
             <w:r>
               <w:rPr>
-                <w:rFonts w:hint="eastAsia"/>
+                <w:rFonts w:hint="eastAsia" w:eastAsia="黑体"/>
               </w:rPr>
               <w:t xml:space="preserve">有用符号周期</w:t>
             </w:r>
@@ -1344,6 +1471,9 @@
               <w:pStyle w:val="Compact"/>
             </w:pPr>
             <w:r>
+              <w:rPr>
+                <w:rFonts w:eastAsia="黑体"/>
+              </w:rPr>
               <w:t xml:space="preserve">s</w:t>
             </w:r>
           </w:p>
@@ -1374,6 +1504,9 @@
               </m:sSub>
             </m:oMath>
             <w:r>
+              <w:rPr>
+                <w:rFonts w:eastAsia="黑体"/>
+              </w:rPr>
               <w:t xml:space="preserve">​</w:t>
             </w:r>
           </w:p>
@@ -1386,7 +1519,7 @@
             </w:pPr>
             <w:r>
               <w:rPr>
-                <w:rFonts w:hint="eastAsia"/>
+                <w:rFonts w:hint="eastAsia" w:eastAsia="黑体"/>
               </w:rPr>
               <w:t xml:space="preserve">循环前缀长度</w:t>
             </w:r>
@@ -1399,6 +1532,9 @@
               <w:pStyle w:val="Compact"/>
             </w:pPr>
             <w:r>
+              <w:rPr>
+                <w:rFonts w:eastAsia="黑体"/>
+              </w:rPr>
               <w:t xml:space="preserve">s</w:t>
             </w:r>
           </w:p>
@@ -1426,6 +1562,9 @@
               </m:sSub>
             </m:oMath>
             <w:r>
+              <w:rPr>
+                <w:rFonts w:eastAsia="黑体"/>
+              </w:rPr>
               <w:t xml:space="preserve">​</w:t>
             </w:r>
           </w:p>
@@ -1438,7 +1577,7 @@
             </w:pPr>
             <w:r>
               <w:rPr>
-                <w:rFonts w:hint="eastAsia"/>
+                <w:rFonts w:hint="eastAsia" w:eastAsia="黑体"/>
               </w:rPr>
               <w:t xml:space="preserve">数据率</w:t>
             </w:r>
@@ -1451,6 +1590,9 @@
               <w:pStyle w:val="Compact"/>
             </w:pPr>
             <w:r>
+              <w:rPr>
+                <w:rFonts w:eastAsia="黑体"/>
+              </w:rPr>
               <w:t xml:space="preserve">bit/s</w:t>
             </w:r>
           </w:p>
@@ -1465,7 +1607,7 @@
       </w:pPr>
       <w:r>
         <w:rPr>
-          <w:rFonts w:hint="eastAsia"/>
+          <w:rFonts w:hint="eastAsia" w:eastAsia="黑体"/>
         </w:rPr>
         <w:t xml:space="preserve">元件调整影响</w:t>
       </w:r>
@@ -1480,7 +1622,7 @@
       </w:pPr>
       <w:r>
         <w:rPr>
-          <w:rFonts w:hint="eastAsia"/>
+          <w:rFonts w:hint="eastAsia" w:eastAsia="黑体"/>
           <w:b/>
           <w:bCs/>
         </w:rPr>
@@ -1488,6 +1630,7 @@
       </w:r>
       <w:r>
         <w:rPr>
+          <w:rFonts w:eastAsia="黑体"/>
           <w:b/>
           <w:bCs/>
         </w:rPr>
@@ -1495,30 +1638,39 @@
       </w:r>
       <w:r>
         <w:rPr>
-          <w:rFonts w:hint="eastAsia"/>
+          <w:rFonts w:hint="eastAsia" w:eastAsia="黑体"/>
           <w:b/>
           <w:bCs/>
         </w:rPr>
         <w:t xml:space="preserve">增大</w:t>
       </w:r>
       <w:r>
+        <w:rPr>
+          <w:rFonts w:eastAsia="黑体"/>
+        </w:rPr>
         <w:t xml:space="preserve"> </w:t>
       </w:r>
       <w:r>
+        <w:rPr>
+          <w:rFonts w:eastAsia="黑体"/>
+        </w:rPr>
         <w:t xml:space="preserve">→ </w:t>
       </w:r>
       <w:r>
         <w:rPr>
-          <w:rFonts w:hint="eastAsia"/>
+          <w:rFonts w:hint="eastAsia" w:eastAsia="黑体"/>
         </w:rPr>
         <w:t xml:space="preserve">频谱效率多径容忍性改善，但</w:t>
       </w:r>
       <w:r>
+        <w:rPr>
+          <w:rFonts w:eastAsia="黑体"/>
+        </w:rPr>
         <w:t xml:space="preserve"> PAPR </w:t>
       </w:r>
       <w:r>
         <w:rPr>
-          <w:rFonts w:hint="eastAsia"/>
+          <w:rFonts w:hint="eastAsia" w:eastAsia="黑体"/>
         </w:rPr>
         <w:t xml:space="preserve">增大、实现复杂。</w:t>
       </w:r>
@@ -1533,21 +1685,27 @@
       </w:pPr>
       <w:r>
         <w:rPr>
-          <w:rFonts w:hint="eastAsia"/>
+          <w:rFonts w:hint="eastAsia" w:eastAsia="黑体"/>
           <w:b/>
           <w:bCs/>
         </w:rPr>
         <w:t xml:space="preserve">循环前缀加长</w:t>
       </w:r>
       <w:r>
+        <w:rPr>
+          <w:rFonts w:eastAsia="黑体"/>
+        </w:rPr>
         <w:t xml:space="preserve"> </w:t>
       </w:r>
       <w:r>
+        <w:rPr>
+          <w:rFonts w:eastAsia="黑体"/>
+        </w:rPr>
         <w:t xml:space="preserve">→ </w:t>
       </w:r>
       <w:r>
         <w:rPr>
-          <w:rFonts w:hint="eastAsia"/>
+          <w:rFonts w:hint="eastAsia" w:eastAsia="黑体"/>
         </w:rPr>
         <w:t xml:space="preserve">抗多径能力增强，但开销增大、吞吐下降。</w:t>
       </w:r>
@@ -1562,7 +1720,7 @@
       </w:pPr>
       <w:r>
         <w:rPr>
-          <w:rFonts w:hint="eastAsia"/>
+          <w:rFonts w:hint="eastAsia" w:eastAsia="黑体"/>
           <w:b/>
           <w:bCs/>
         </w:rPr>
@@ -1570,6 +1728,7 @@
       </w:r>
       <w:r>
         <w:rPr>
+          <w:rFonts w:eastAsia="黑体"/>
           <w:b/>
           <w:bCs/>
         </w:rPr>
@@ -1577,30 +1736,39 @@
       </w:r>
       <w:r>
         <w:rPr>
-          <w:rFonts w:hint="eastAsia"/>
+          <w:rFonts w:hint="eastAsia" w:eastAsia="黑体"/>
           <w:b/>
           <w:bCs/>
         </w:rPr>
         <w:t xml:space="preserve">增大</w:t>
       </w:r>
       <w:r>
+        <w:rPr>
+          <w:rFonts w:eastAsia="黑体"/>
+        </w:rPr>
         <w:t xml:space="preserve"> </w:t>
       </w:r>
       <w:r>
+        <w:rPr>
+          <w:rFonts w:eastAsia="黑体"/>
+        </w:rPr>
         <w:t xml:space="preserve">→ </w:t>
       </w:r>
       <w:r>
         <w:rPr>
-          <w:rFonts w:hint="eastAsia"/>
+          <w:rFonts w:hint="eastAsia" w:eastAsia="黑体"/>
         </w:rPr>
         <w:t xml:space="preserve">数据率提高，但抗噪能力下降、对</w:t>
       </w:r>
       <w:r>
+        <w:rPr>
+          <w:rFonts w:eastAsia="黑体"/>
+        </w:rPr>
         <w:t xml:space="preserve"> SNR </w:t>
       </w:r>
       <w:r>
         <w:rPr>
-          <w:rFonts w:hint="eastAsia"/>
+          <w:rFonts w:hint="eastAsia" w:eastAsia="黑体"/>
         </w:rPr>
         <w:t xml:space="preserve">要求更高。</w:t>
       </w:r>
@@ -1615,21 +1783,27 @@
       </w:pPr>
       <w:r>
         <w:rPr>
-          <w:rFonts w:hint="eastAsia"/>
+          <w:rFonts w:hint="eastAsia" w:eastAsia="黑体"/>
           <w:b/>
           <w:bCs/>
         </w:rPr>
         <w:t xml:space="preserve">子载波间隔缩小</w:t>
       </w:r>
       <w:r>
+        <w:rPr>
+          <w:rFonts w:eastAsia="黑体"/>
+        </w:rPr>
         <w:t xml:space="preserve"> </w:t>
       </w:r>
       <w:r>
+        <w:rPr>
+          <w:rFonts w:eastAsia="黑体"/>
+        </w:rPr>
         <w:t xml:space="preserve">→ </w:t>
       </w:r>
       <w:r>
         <w:rPr>
-          <w:rFonts w:hint="eastAsia"/>
+          <w:rFonts w:hint="eastAsia" w:eastAsia="黑体"/>
         </w:rPr>
         <w:t xml:space="preserve">频谱利用率提高，但对频偏更敏感。</w:t>
       </w:r>
@@ -1642,7 +1816,7 @@
       </w:pPr>
       <w:r>
         <w:rPr>
-          <w:rFonts w:hint="eastAsia"/>
+          <w:rFonts w:hint="eastAsia" w:eastAsia="黑体"/>
         </w:rPr>
         <w:t xml:space="preserve">典型参数示例</w:t>
       </w:r>
@@ -1657,11 +1831,14 @@
       </w:pPr>
       <w:r>
         <w:rPr>
-          <w:rFonts w:hint="eastAsia"/>
+          <w:rFonts w:hint="eastAsia" w:eastAsia="黑体"/>
         </w:rPr>
         <w:t xml:space="preserve">取</w:t>
       </w:r>
       <w:r>
+        <w:rPr>
+          <w:rFonts w:eastAsia="黑体"/>
+        </w:rPr>
         <w:t xml:space="preserve"> </w:t>
       </w:r>
       <m:oMath>
@@ -1679,6 +1856,9 @@
         </m:r>
       </m:oMath>
       <w:r>
+        <w:rPr>
+          <w:rFonts w:eastAsia="黑体"/>
+        </w:rPr>
         <w:t xml:space="preserve">、</w:t>
       </w:r>
       <m:oMath>
@@ -1713,7 +1893,7 @@
       </m:oMath>
       <w:r>
         <w:rPr>
-          <w:rFonts w:hint="eastAsia"/>
+          <w:rFonts w:hint="eastAsia" w:eastAsia="黑体"/>
         </w:rPr>
         <w:t xml:space="preserve">：</w:t>
       </w:r>
@@ -1773,16 +1953,19 @@
       </m:oMath>
       <w:r>
         <w:rPr>
-          <w:rFonts w:hint="eastAsia"/>
+          <w:rFonts w:hint="eastAsia" w:eastAsia="黑体"/>
         </w:rPr>
         <w:t xml:space="preserve">（802.11a/g</w:t>
       </w:r>
       <w:r>
+        <w:rPr>
+          <w:rFonts w:eastAsia="黑体"/>
+        </w:rPr>
         <w:t xml:space="preserve"> </w:t>
       </w:r>
       <w:r>
         <w:rPr>
-          <w:rFonts w:hint="eastAsia"/>
+          <w:rFonts w:hint="eastAsia" w:eastAsia="黑体"/>
         </w:rPr>
         <w:t xml:space="preserve">参数）。</w:t>
       </w:r>
@@ -1797,11 +1980,14 @@
       </w:pPr>
       <w:r>
         <w:rPr>
-          <w:rFonts w:hint="eastAsia"/>
+          <w:rFonts w:hint="eastAsia" w:eastAsia="黑体"/>
         </w:rPr>
         <w:t xml:space="preserve">取</w:t>
       </w:r>
       <w:r>
+        <w:rPr>
+          <w:rFonts w:eastAsia="黑体"/>
+        </w:rPr>
         <w:t xml:space="preserve"> </w:t>
       </w:r>
       <m:oMath>
@@ -1820,7 +2006,7 @@
       </m:oMath>
       <w:r>
         <w:rPr>
-          <w:rFonts w:hint="eastAsia"/>
+          <w:rFonts w:hint="eastAsia" w:eastAsia="黑体"/>
         </w:rPr>
         <w:t xml:space="preserve">（数据子载波）、</w:t>
       </w:r>
@@ -1855,7 +2041,7 @@
       </m:oMath>
       <w:r>
         <w:rPr>
-          <w:rFonts w:hint="eastAsia"/>
+          <w:rFonts w:hint="eastAsia" w:eastAsia="黑体"/>
         </w:rPr>
         <w:t xml:space="preserve">（64-QAM）、</w:t>
       </w:r>
@@ -1917,6 +2103,9 @@
         </m:r>
       </m:oMath>
       <w:r>
+        <w:rPr>
+          <w:rFonts w:eastAsia="黑体"/>
+        </w:rPr>
         <w:t xml:space="preserve">、</w:t>
       </w:r>
       <m:oMath>
@@ -1962,7 +2151,7 @@
       </m:oMath>
       <w:r>
         <w:rPr>
-          <w:rFonts w:hint="eastAsia"/>
+          <w:rFonts w:hint="eastAsia" w:eastAsia="黑体"/>
         </w:rPr>
         <w:t xml:space="preserve">：</w:t>
       </w:r>
@@ -2081,6 +2270,9 @@
         </m:r>
       </m:oMath>
       <w:r>
+        <w:rPr>
+          <w:rFonts w:eastAsia="黑体"/>
+        </w:rPr>
         <w:t xml:space="preserve">。</w:t>
       </w:r>
     </w:p>
@@ -2092,7 +2284,7 @@
       </w:pPr>
       <w:r>
         <w:rPr>
-          <w:rFonts w:hint="eastAsia"/>
+          <w:rFonts w:hint="eastAsia" w:eastAsia="黑体"/>
         </w:rPr>
         <w:t xml:space="preserve">常见器件型号</w:t>
       </w:r>
@@ -2106,20 +2298,26 @@
         </w:numPr>
       </w:pPr>
       <w:r>
+        <w:rPr>
+          <w:rFonts w:eastAsia="黑体"/>
+        </w:rPr>
         <w:t xml:space="preserve">WiFi </w:t>
       </w:r>
       <w:r>
         <w:rPr>
-          <w:rFonts w:hint="eastAsia"/>
+          <w:rFonts w:hint="eastAsia" w:eastAsia="黑体"/>
         </w:rPr>
         <w:t xml:space="preserve">SoC：ESP32、CC3235（内部集成</w:t>
       </w:r>
       <w:r>
+        <w:rPr>
+          <w:rFonts w:eastAsia="黑体"/>
+        </w:rPr>
         <w:t xml:space="preserve"> OFDM </w:t>
       </w:r>
       <w:r>
         <w:rPr>
-          <w:rFonts w:hint="eastAsia"/>
+          <w:rFonts w:hint="eastAsia" w:eastAsia="黑体"/>
         </w:rPr>
         <w:t xml:space="preserve">基带）。</w:t>
       </w:r>
@@ -2134,25 +2332,31 @@
       </w:pPr>
       <w:r>
         <w:rPr>
-          <w:rFonts w:hint="eastAsia"/>
+          <w:rFonts w:hint="eastAsia" w:eastAsia="黑体"/>
         </w:rPr>
         <w:t xml:space="preserve">FPGA/DSP：用于自定义</w:t>
       </w:r>
       <w:r>
+        <w:rPr>
+          <w:rFonts w:eastAsia="黑体"/>
+        </w:rPr>
         <w:t xml:space="preserve"> OFDM </w:t>
       </w:r>
       <w:r>
         <w:rPr>
-          <w:rFonts w:hint="eastAsia"/>
+          <w:rFonts w:hint="eastAsia" w:eastAsia="黑体"/>
         </w:rPr>
         <w:t xml:space="preserve">实现，如</w:t>
       </w:r>
       <w:r>
+        <w:rPr>
+          <w:rFonts w:eastAsia="黑体"/>
+        </w:rPr>
         <w:t xml:space="preserve"> Zynq </w:t>
       </w:r>
       <w:r>
         <w:rPr>
-          <w:rFonts w:hint="eastAsia"/>
+          <w:rFonts w:hint="eastAsia" w:eastAsia="黑体"/>
         </w:rPr>
         <w:t xml:space="preserve">系列。</w:t>
       </w:r>
@@ -2165,7 +2369,7 @@
       </w:pPr>
       <w:r>
         <w:rPr>
-          <w:rFonts w:hint="eastAsia"/>
+          <w:rFonts w:hint="eastAsia" w:eastAsia="黑体"/>
         </w:rPr>
         <w:t xml:space="preserve">注意事项</w:t>
       </w:r>
@@ -2180,7 +2384,7 @@
       </w:pPr>
       <w:r>
         <w:rPr>
-          <w:rFonts w:hint="eastAsia"/>
+          <w:rFonts w:hint="eastAsia" w:eastAsia="黑体"/>
         </w:rPr>
         <w:t xml:space="preserve">高峰均功率比（PAPR）要求功放有充足线性回退，否则产生带外频谱再生。</w:t>
       </w:r>
@@ -2195,7 +2399,7 @@
       </w:pPr>
       <w:r>
         <w:rPr>
-          <w:rFonts w:hint="eastAsia"/>
+          <w:rFonts w:hint="eastAsia" w:eastAsia="黑体"/>
         </w:rPr>
         <w:t xml:space="preserve">对载波频偏和采样时钟偏差敏感，需精确定时与频率同步。</w:t>
       </w:r>
@@ -2210,7 +2414,7 @@
       </w:pPr>
       <w:r>
         <w:rPr>
-          <w:rFonts w:hint="eastAsia"/>
+          <w:rFonts w:hint="eastAsia" w:eastAsia="黑体"/>
         </w:rPr>
         <w:t xml:space="preserve">循环前缀长度需大于信道最大时延扩展，否则产生符号间干扰。</w:t>
       </w:r>
@@ -2225,7 +2429,7 @@
       </w:pPr>
       <w:r>
         <w:rPr>
-          <w:rFonts w:hint="eastAsia"/>
+          <w:rFonts w:hint="eastAsia" w:eastAsia="黑体"/>
         </w:rPr>
         <w:t xml:space="preserve">子载波中存在导频与保护子载波，计算吞吐时需扣除。</w:t>
       </w:r>
@@ -2238,7 +2442,7 @@
       </w:pPr>
       <w:r>
         <w:rPr>
-          <w:rFonts w:hint="eastAsia"/>
+          <w:rFonts w:hint="eastAsia" w:eastAsia="黑体"/>
         </w:rPr>
         <w:t xml:space="preserve">参考资料</w:t>
       </w:r>
@@ -2252,6 +2456,9 @@
         </w:numPr>
       </w:pPr>
       <w:r>
+        <w:rPr>
+          <w:rFonts w:eastAsia="黑体"/>
+        </w:rPr>
         <w:t xml:space="preserve">Wikipedia: Orthogonal frequency-division multiplexing。</w:t>
       </w:r>
     </w:p>
@@ -2265,7 +2472,7 @@
       </w:pPr>
       <w:r>
         <w:rPr>
-          <w:rFonts w:hint="eastAsia"/>
+          <w:rFonts w:hint="eastAsia" w:eastAsia="黑体"/>
         </w:rPr>
         <w:t xml:space="preserve">《通信原理》（樊昌信）。</w:t>
       </w:r>
@@ -2279,20 +2486,26 @@
         </w:numPr>
       </w:pPr>
       <w:r>
+        <w:rPr>
+          <w:rFonts w:eastAsia="黑体"/>
+        </w:rPr>
         <w:t xml:space="preserve">IEEE 802.11 </w:t>
       </w:r>
       <w:r>
         <w:rPr>
-          <w:rFonts w:hint="eastAsia"/>
+          <w:rFonts w:hint="eastAsia" w:eastAsia="黑体"/>
         </w:rPr>
         <w:t xml:space="preserve">标准（OFDM</w:t>
       </w:r>
       <w:r>
+        <w:rPr>
+          <w:rFonts w:eastAsia="黑体"/>
+        </w:rPr>
         <w:t xml:space="preserve"> </w:t>
       </w:r>
       <w:r>
         <w:rPr>
-          <w:rFonts w:hint="eastAsia"/>
+          <w:rFonts w:hint="eastAsia" w:eastAsia="黑体"/>
         </w:rPr>
         <w:t xml:space="preserve">PHY）。</w:t>
       </w:r>
@@ -2306,11 +2519,11 @@
       </w:pPr>
       <w:r>
         <w:rPr>
-          <w:rFonts w:ascii="Times New Roman" w:hAnsi="Times New Roman"/>
+          <w:rFonts w:ascii="Times New Roman" w:hAnsi="Times New Roman" w:eastAsia="黑体"/>
           <w:color w:val="555555"/>
           <w:sz w:val="21"/>
         </w:rPr>
-        <w:t>材料收集者：杜文杰</w:t>
+        <w:t>材料收集者：杜文杰，WX手机：19519196569，QQ:3478827729</w:t>
       </w:r>
     </w:p>
     <w:sectPr>
@@ -2330,7 +2543,7 @@
 </file>
 
 <file path=word/footer1.xml><?xml version="1.0" encoding="utf-8"?>
-<w:ftr xmlns:m="http://schemas.openxmlformats.org/officeDocument/2006/math" xmlns:mc="http://schemas.openxmlformats.org/markup-compatibility/2006" xmlns:mo="http://schemas.microsoft.com/office/mac/office/2008/main" xmlns:mv="urn:schemas-microsoft-com:mac:vml" xmlns:o="urn:schemas-microsoft-com:office:office" xmlns:r="http://schemas.openxmlformats.org/officeDocument/2006/relationships" xmlns:v="urn:schemas-microsoft-com:vml" xmlns:w10="urn:schemas-microsoft-com:office:word" xmlns:w14="http://schemas.microsoft.com/office/word/2010/wordml" xmlns:w="http://schemas.openxmlformats.org/wordprocessingml/2006/main" xmlns:wne="http://schemas.microsoft.com/office/word/2006/wordml" xmlns:wp14="http://schemas.microsoft.com/office/word/2010/wordprocessingDrawing" xmlns:wp="http://schemas.openxmlformats.org/drawingml/2006/wordprocessingDrawing" xmlns:wpc="http://schemas.microsoft.com/office/word/2010/wordprocessingCanvas" xmlns:wpg="http://schemas.microsoft.com/office/word/2010/wordprocessingGroup" xmlns:wpi="http://schemas.microsoft.com/office/word/2010/wordprocessingInk" xmlns:wps="http://schemas.microsoft.com/office/word/2010/wordprocessingShape" mc:Ignorable="w14 wp14">
+<w:ftr xmlns:mc="http://schemas.openxmlformats.org/markup-compatibility/2006" xmlns:w="http://schemas.openxmlformats.org/wordprocessingml/2006/main" xmlns:m="http://schemas.openxmlformats.org/officeDocument/2006/math" xmlns:mo="http://schemas.microsoft.com/office/mac/office/2008/main" xmlns:mv="urn:schemas-microsoft-com:mac:vml" xmlns:o="urn:schemas-microsoft-com:office:office" xmlns:r="http://schemas.openxmlformats.org/officeDocument/2006/relationships" xmlns:v="urn:schemas-microsoft-com:vml" xmlns:w10="urn:schemas-microsoft-com:office:word" xmlns:w14="http://schemas.microsoft.com/office/word/2010/wordml" xmlns:wne="http://schemas.microsoft.com/office/word/2006/wordml" xmlns:wp14="http://schemas.microsoft.com/office/word/2010/wordprocessingDrawing" xmlns:wp="http://schemas.openxmlformats.org/drawingml/2006/wordprocessingDrawing" xmlns:wpc="http://schemas.microsoft.com/office/word/2010/wordprocessingCanvas" xmlns:wpg="http://schemas.microsoft.com/office/word/2010/wordprocessingGroup" xmlns:wpi="http://schemas.microsoft.com/office/word/2010/wordprocessingInk" xmlns:wps="http://schemas.microsoft.com/office/word/2010/wordprocessingShape" mc:Ignorable="w14 wp14">
   <w:p>
     <w:pPr>
       <w:pStyle w:val="Footer"/>
@@ -2338,12 +2551,14 @@
     </w:pPr>
     <w:r>
       <w:rPr>
+        <w:rFonts w:eastAsia="黑体"/>
         <w:sz w:val="18"/>
       </w:rPr>
       <w:t xml:space="preserve">第 </w:t>
     </w:r>
     <w:r>
       <w:rPr>
+        <w:rFonts w:eastAsia="黑体"/>
         <w:sz w:val="18"/>
       </w:rPr>
       <w:fldChar w:fldCharType="begin"/>
@@ -2352,6 +2567,7 @@
     </w:r>
     <w:r>
       <w:rPr>
+        <w:rFonts w:eastAsia="黑体"/>
         <w:sz w:val="18"/>
       </w:rPr>
       <w:t xml:space="preserve"> 页</w:t>
@@ -2365,6 +2581,9 @@
   <w:footnote w:type="continuationSeparator" w:id="0">
     <w:p>
       <w:r>
+        <w:rPr>
+          <w:rFonts w:eastAsia="黑体"/>
+        </w:rPr>
         <w:continuationSeparator/>
       </w:r>
     </w:p>
@@ -2372,6 +2591,9 @@
   <w:footnote w:type="separator" w:id="-1">
     <w:p>
       <w:r>
+        <w:rPr>
+          <w:rFonts w:eastAsia="黑体"/>
+        </w:rPr>
         <w:separator/>
       </w:r>
     </w:p>
@@ -2380,7 +2602,7 @@
 </file>
 
 <file path=word/header1.xml><?xml version="1.0" encoding="utf-8"?>
-<w:hdr xmlns:m="http://schemas.openxmlformats.org/officeDocument/2006/math" xmlns:mc="http://schemas.openxmlformats.org/markup-compatibility/2006" xmlns:mo="http://schemas.microsoft.com/office/mac/office/2008/main" xmlns:mv="urn:schemas-microsoft-com:mac:vml" xmlns:o="urn:schemas-microsoft-com:office:office" xmlns:r="http://schemas.openxmlformats.org/officeDocument/2006/relationships" xmlns:v="urn:schemas-microsoft-com:vml" xmlns:w10="urn:schemas-microsoft-com:office:word" xmlns:w14="http://schemas.microsoft.com/office/word/2010/wordml" xmlns:w="http://schemas.openxmlformats.org/wordprocessingml/2006/main" xmlns:wne="http://schemas.microsoft.com/office/word/2006/wordml" xmlns:wp14="http://schemas.microsoft.com/office/word/2010/wordprocessingDrawing" xmlns:wp="http://schemas.openxmlformats.org/drawingml/2006/wordprocessingDrawing" xmlns:wpc="http://schemas.microsoft.com/office/word/2010/wordprocessingCanvas" xmlns:wpg="http://schemas.microsoft.com/office/word/2010/wordprocessingGroup" xmlns:wpi="http://schemas.microsoft.com/office/word/2010/wordprocessingInk" xmlns:wps="http://schemas.microsoft.com/office/word/2010/wordprocessingShape" mc:Ignorable="w14 wp14">
+<w:hdr xmlns:mc="http://schemas.openxmlformats.org/markup-compatibility/2006" xmlns:w="http://schemas.openxmlformats.org/wordprocessingml/2006/main" xmlns:m="http://schemas.openxmlformats.org/officeDocument/2006/math" xmlns:mo="http://schemas.microsoft.com/office/mac/office/2008/main" xmlns:mv="urn:schemas-microsoft-com:mac:vml" xmlns:o="urn:schemas-microsoft-com:office:office" xmlns:r="http://schemas.openxmlformats.org/officeDocument/2006/relationships" xmlns:v="urn:schemas-microsoft-com:vml" xmlns:w10="urn:schemas-microsoft-com:office:word" xmlns:w14="http://schemas.microsoft.com/office/word/2010/wordml" xmlns:wne="http://schemas.microsoft.com/office/word/2006/wordml" xmlns:wp14="http://schemas.microsoft.com/office/word/2010/wordprocessingDrawing" xmlns:wp="http://schemas.openxmlformats.org/drawingml/2006/wordprocessingDrawing" xmlns:wpc="http://schemas.microsoft.com/office/word/2010/wordprocessingCanvas" xmlns:wpg="http://schemas.microsoft.com/office/word/2010/wordprocessingGroup" xmlns:wpi="http://schemas.microsoft.com/office/word/2010/wordprocessingInk" xmlns:wps="http://schemas.microsoft.com/office/word/2010/wordprocessingShape" mc:Ignorable="w14 wp14">
   <w:p>
     <w:pPr>
       <w:pStyle w:val="Header"/>
@@ -2388,7 +2610,7 @@
     </w:pPr>
     <w:r>
       <w:rPr>
-        <w:rFonts w:ascii="Times New Roman" w:hAnsi="Times New Roman"/>
+        <w:rFonts w:ascii="Times New Roman" w:hAnsi="Times New Roman" w:eastAsia="黑体"/>
         <w:sz w:val="18"/>
         <w:rFonts w:eastAsia="黑体"/>
         <w:rFonts w:eastAsia="黑体"/>
@@ -2400,7 +2622,7 @@
 </file>
 
 <file path=word/numbering.xml><?xml version="1.0" encoding="utf-8"?>
-<w:numbering xmlns:m="http://schemas.openxmlformats.org/officeDocument/2006/math" xmlns:mc="http://schemas.openxmlformats.org/markup-compatibility/2006" xmlns:mo="http://schemas.microsoft.com/office/mac/office/2008/main" xmlns:mv="urn:schemas-microsoft-com:mac:vml" xmlns:o="urn:schemas-microsoft-com:office:office" xmlns:r="http://schemas.openxmlformats.org/officeDocument/2006/relationships" xmlns:v="urn:schemas-microsoft-com:vml" xmlns:w="http://schemas.openxmlformats.org/wordprocessingml/2006/main" xmlns:w10="urn:schemas-microsoft-com:office:word" xmlns:w14="http://schemas.microsoft.com/office/word/2010/wordml" xmlns:wne="http://schemas.microsoft.com/office/word/2006/wordml" xmlns:wp="http://schemas.openxmlformats.org/drawingml/2006/wordprocessingDrawing" xmlns:wp14="http://schemas.microsoft.com/office/word/2010/wordprocessingDrawing" xmlns:wpc="http://schemas.microsoft.com/office/word/2010/wordprocessingCanvas" xmlns:wpg="http://schemas.microsoft.com/office/word/2010/wordprocessingGroup" xmlns:wpi="http://schemas.microsoft.com/office/word/2010/wordprocessingInk" xmlns:wps="http://schemas.microsoft.com/office/word/2010/wordprocessingShape" mc:Ignorable="w14 wp14">
+<w:numbering xmlns:mc="http://schemas.openxmlformats.org/markup-compatibility/2006" xmlns:w="http://schemas.openxmlformats.org/wordprocessingml/2006/main" xmlns:m="http://schemas.openxmlformats.org/officeDocument/2006/math" xmlns:mo="http://schemas.microsoft.com/office/mac/office/2008/main" xmlns:mv="urn:schemas-microsoft-com:mac:vml" xmlns:o="urn:schemas-microsoft-com:office:office" xmlns:r="http://schemas.openxmlformats.org/officeDocument/2006/relationships" xmlns:v="urn:schemas-microsoft-com:vml" xmlns:w10="urn:schemas-microsoft-com:office:word" xmlns:w14="http://schemas.microsoft.com/office/word/2010/wordml" xmlns:wne="http://schemas.microsoft.com/office/word/2006/wordml" xmlns:wp="http://schemas.openxmlformats.org/drawingml/2006/wordprocessingDrawing" xmlns:wp14="http://schemas.microsoft.com/office/word/2010/wordprocessingDrawing" xmlns:wpc="http://schemas.microsoft.com/office/word/2010/wordprocessingCanvas" xmlns:wpg="http://schemas.microsoft.com/office/word/2010/wordprocessingGroup" xmlns:wpi="http://schemas.microsoft.com/office/word/2010/wordprocessingInk" xmlns:wps="http://schemas.microsoft.com/office/word/2010/wordprocessingShape" mc:Ignorable="w14 wp14">
   <w:abstractNum w:abstractNumId="0">
     <w:nsid w:val="FFFFFF7C"/>
     <w:multiLevelType w:val="singleLevel"/>
@@ -2487,7 +2709,7 @@
         <w:ind w:hanging="360" w:left="1440"/>
       </w:pPr>
       <w:rPr>
-        <w:rFonts w:ascii="Symbol" w:hAnsi="Symbol" w:hint="default"/>
+        <w:rFonts w:ascii="Symbol" w:hAnsi="Symbol" w:hint="default" w:eastAsia="黑体"/>
       </w:rPr>
     </w:lvl>
   </w:abstractNum>
@@ -2508,7 +2730,7 @@
         <w:ind w:hanging="360" w:left="1080"/>
       </w:pPr>
       <w:rPr>
-        <w:rFonts w:ascii="Symbol" w:hAnsi="Symbol" w:hint="default"/>
+        <w:rFonts w:ascii="Symbol" w:hAnsi="Symbol" w:hint="default" w:eastAsia="黑体"/>
       </w:rPr>
     </w:lvl>
   </w:abstractNum>
@@ -2529,7 +2751,7 @@
         <w:ind w:hanging="360" w:left="720"/>
       </w:pPr>
       <w:rPr>
-        <w:rFonts w:ascii="Symbol" w:hAnsi="Symbol" w:hint="default"/>
+        <w:rFonts w:ascii="Symbol" w:hAnsi="Symbol" w:hint="default" w:eastAsia="黑体"/>
       </w:rPr>
     </w:lvl>
   </w:abstractNum>
@@ -2568,7 +2790,7 @@
         <w:ind w:hanging="360" w:left="360"/>
       </w:pPr>
       <w:rPr>
-        <w:rFonts w:ascii="Symbol" w:hAnsi="Symbol" w:hint="default"/>
+        <w:rFonts w:ascii="Symbol" w:hAnsi="Symbol" w:hint="default" w:eastAsia="黑体"/>
       </w:rPr>
     </w:lvl>
   </w:abstractNum>
@@ -2659,7 +2881,7 @@
         <w:ind w:left="720" w:hanging="360"/>
       </w:pPr>
       <w:rPr>
-        <w:rFonts w:ascii="Symbol" w:hAnsi="Symbol" w:cs="Symbol" w:hint="default"/>
+        <w:rFonts w:ascii="Symbol" w:hAnsi="Symbol" w:cs="Symbol" w:hint="default" w:eastAsia="黑体"/>
       </w:rPr>
     </w:lvl>
     <w:lvl w:ilvl="1">
@@ -2670,7 +2892,7 @@
         <w:ind w:left="1440" w:hanging="360"/>
       </w:pPr>
       <w:rPr>
-        <w:rFonts w:ascii="Courier New" w:hAnsi="Courier New" w:cs="Courier New" w:hint="default"/>
+        <w:rFonts w:ascii="Courier New" w:hAnsi="Courier New" w:cs="Courier New" w:hint="default" w:eastAsia="黑体"/>
       </w:rPr>
     </w:lvl>
     <w:lvl w:ilvl="2">
@@ -2681,7 +2903,7 @@
         <w:ind w:left="2160" w:hanging="360"/>
       </w:pPr>
       <w:rPr>
-        <w:rFonts w:ascii="Wingdings" w:hAnsi="Wingdings" w:cs="Wingdings" w:hint="default"/>
+        <w:rFonts w:ascii="Wingdings" w:hAnsi="Wingdings" w:cs="Wingdings" w:hint="default" w:eastAsia="黑体"/>
       </w:rPr>
     </w:lvl>
     <w:lvl w:ilvl="3">
@@ -2692,7 +2914,7 @@
         <w:ind w:left="2880" w:hanging="360"/>
       </w:pPr>
       <w:rPr>
-        <w:rFonts w:ascii="Symbol" w:hAnsi="Symbol" w:cs="Symbol" w:hint="default"/>
+        <w:rFonts w:ascii="Symbol" w:hAnsi="Symbol" w:cs="Symbol" w:hint="default" w:eastAsia="黑体"/>
       </w:rPr>
     </w:lvl>
     <w:lvl w:ilvl="4">
@@ -2703,7 +2925,7 @@
         <w:ind w:left="3600" w:hanging="360"/>
       </w:pPr>
       <w:rPr>
-        <w:rFonts w:ascii="Courier New" w:hAnsi="Courier New" w:cs="Courier New" w:hint="default"/>
+        <w:rFonts w:ascii="Courier New" w:hAnsi="Courier New" w:cs="Courier New" w:hint="default" w:eastAsia="黑体"/>
       </w:rPr>
     </w:lvl>
     <w:lvl w:ilvl="5">
@@ -2714,7 +2936,7 @@
         <w:ind w:left="4320" w:hanging="360"/>
       </w:pPr>
       <w:rPr>
-        <w:rFonts w:ascii="Wingdings" w:hAnsi="Wingdings" w:cs="Wingdings" w:hint="default"/>
+        <w:rFonts w:ascii="Wingdings" w:hAnsi="Wingdings" w:cs="Wingdings" w:hint="default" w:eastAsia="黑体"/>
       </w:rPr>
     </w:lvl>
     <w:lvl w:ilvl="6">
@@ -2725,7 +2947,7 @@
         <w:ind w:left="5040" w:hanging="360"/>
       </w:pPr>
       <w:rPr>
-        <w:rFonts w:ascii="Symbol" w:hAnsi="Symbol" w:cs="Symbol" w:hint="default"/>
+        <w:rFonts w:ascii="Symbol" w:hAnsi="Symbol" w:cs="Symbol" w:hint="default" w:eastAsia="黑体"/>
       </w:rPr>
     </w:lvl>
     <w:lvl w:ilvl="7">
@@ -2736,7 +2958,7 @@
         <w:ind w:left="5760" w:hanging="360"/>
       </w:pPr>
       <w:rPr>
-        <w:rFonts w:ascii="Courier New" w:hAnsi="Courier New" w:cs="Courier New" w:hint="default"/>
+        <w:rFonts w:ascii="Courier New" w:hAnsi="Courier New" w:cs="Courier New" w:hint="default" w:eastAsia="黑体"/>
       </w:rPr>
     </w:lvl>
     <w:lvl w:ilvl="8">
@@ -2747,7 +2969,7 @@
         <w:ind w:left="6480" w:hanging="360"/>
       </w:pPr>
       <w:rPr>
-        <w:rFonts w:ascii="Wingdings" w:hAnsi="Wingdings" w:cs="Wingdings" w:hint="default"/>
+        <w:rFonts w:ascii="Wingdings" w:hAnsi="Wingdings" w:cs="Wingdings" w:hint="default" w:eastAsia="黑体"/>
       </w:rPr>
     </w:lvl>
   </w:abstractNum>
@@ -2803,11 +3025,11 @@
 </file>
 
 <file path=word/styles.xml><?xml version="1.0" encoding="utf-8"?>
-<w:styles xmlns:mc="http://schemas.openxmlformats.org/markup-compatibility/2006" xmlns:r="http://schemas.openxmlformats.org/officeDocument/2006/relationships" xmlns:w="http://schemas.openxmlformats.org/wordprocessingml/2006/main" xmlns:w14="http://schemas.microsoft.com/office/word/2010/wordml" mc:Ignorable="w14">
+<w:styles xmlns:mc="http://schemas.openxmlformats.org/markup-compatibility/2006" xmlns:w="http://schemas.openxmlformats.org/wordprocessingml/2006/main" xmlns:r="http://schemas.openxmlformats.org/officeDocument/2006/relationships" xmlns:w14="http://schemas.microsoft.com/office/word/2010/wordml" mc:Ignorable="w14">
   <w:docDefaults>
     <w:rPrDefault>
       <w:rPr>
-        <w:rFonts w:asciiTheme="minorHAnsi" w:cstheme="minorBidi" w:eastAsiaTheme="minorEastAsia" w:hAnsiTheme="minorHAnsi"/>
+        <w:rFonts w:asciiTheme="minorHAnsi" w:cstheme="minorBidi" w:hAnsiTheme="minorHAnsi" w:eastAsia="黑体"/>
         <w:sz w:val="22"/>
         <w:szCs w:val="22"/>
         <w:lang w:bidi="ar-SA" w:eastAsia="en-US" w:val="en-US"/>
@@ -3029,7 +3251,7 @@
       <w:outlineLvl w:val="0"/>
     </w:pPr>
     <w:rPr>
-      <w:rFonts w:ascii="Times New Roman" w:asciiTheme="majorHAnsi" w:cstheme="majorBidi" w:eastAsia="黑体" w:eastAsiaTheme="majorEastAsia" w:hAnsi="Times New Roman" w:hAnsiTheme="majorHAnsi"/>
+      <w:rFonts w:ascii="Times New Roman" w:asciiTheme="majorHAnsi" w:cstheme="majorBidi" w:eastAsia="黑体" w:hAnsi="Times New Roman" w:hAnsiTheme="majorHAnsi"/>
       <w:b/>
       <w:bCs/>
       <w:color w:val="1F3864"/>
@@ -3053,7 +3275,7 @@
       <w:outlineLvl w:val="1"/>
     </w:pPr>
     <w:rPr>
-      <w:rFonts w:ascii="Times New Roman" w:asciiTheme="majorHAnsi" w:cstheme="majorBidi" w:eastAsia="黑体" w:eastAsiaTheme="majorEastAsia" w:hAnsi="Times New Roman" w:hAnsiTheme="majorHAnsi"/>
+      <w:rFonts w:ascii="Times New Roman" w:asciiTheme="majorHAnsi" w:cstheme="majorBidi" w:eastAsia="黑体" w:hAnsi="Times New Roman" w:hAnsiTheme="majorHAnsi"/>
       <w:b/>
       <w:bCs/>
       <w:color w:val="2E4E7E"/>
@@ -3077,7 +3299,7 @@
       <w:outlineLvl w:val="2"/>
     </w:pPr>
     <w:rPr>
-      <w:rFonts w:ascii="Times New Roman" w:asciiTheme="majorHAnsi" w:cstheme="majorBidi" w:eastAsia="黑体" w:eastAsiaTheme="majorEastAsia" w:hAnsi="Times New Roman" w:hAnsiTheme="majorHAnsi"/>
+      <w:rFonts w:ascii="Times New Roman" w:asciiTheme="majorHAnsi" w:cstheme="majorBidi" w:eastAsia="黑体" w:hAnsi="Times New Roman" w:hAnsiTheme="majorHAnsi"/>
       <w:b/>
       <w:bCs/>
       <w:color w:val="2E4E7E"/>
@@ -3101,7 +3323,7 @@
       <w:outlineLvl w:val="3"/>
     </w:pPr>
     <w:rPr>
-      <w:rFonts w:ascii="Times New Roman" w:asciiTheme="majorHAnsi" w:cstheme="majorBidi" w:eastAsia="黑体" w:eastAsiaTheme="majorEastAsia" w:hAnsi="Times New Roman" w:hAnsiTheme="majorHAnsi"/>
+      <w:rFonts w:ascii="Times New Roman" w:asciiTheme="majorHAnsi" w:cstheme="majorBidi" w:eastAsia="黑体" w:hAnsi="Times New Roman" w:hAnsiTheme="majorHAnsi"/>
       <w:b/>
       <w:bCs/>
       <w:i/>
@@ -3127,7 +3349,7 @@
       <w:outlineLvl w:val="4"/>
     </w:pPr>
     <w:rPr>
-      <w:rFonts w:ascii="Times New Roman" w:asciiTheme="majorHAnsi" w:cstheme="majorBidi" w:eastAsia="黑体" w:eastAsiaTheme="majorEastAsia" w:hAnsi="Times New Roman" w:hAnsiTheme="majorHAnsi"/>
+      <w:rFonts w:ascii="Times New Roman" w:asciiTheme="majorHAnsi" w:cstheme="majorBidi" w:eastAsia="黑体" w:hAnsi="Times New Roman" w:hAnsiTheme="majorHAnsi"/>
       <w:b/>
       <w:color w:val="333333"/>
       <w:sz w:val="22"/>
@@ -3150,7 +3372,7 @@
       <w:outlineLvl w:val="5"/>
     </w:pPr>
     <w:rPr>
-      <w:rFonts w:asciiTheme="majorHAnsi" w:cstheme="majorBidi" w:eastAsiaTheme="majorEastAsia" w:hAnsiTheme="majorHAnsi"/>
+      <w:rFonts w:asciiTheme="majorHAnsi" w:cstheme="majorBidi" w:hAnsiTheme="majorHAnsi" w:eastAsia="黑体"/>
       <w:i/>
       <w:iCs/>
       <w:color w:themeColor="accent1" w:themeShade="7F" w:val="243F60"/>
@@ -3173,7 +3395,7 @@
       <w:outlineLvl w:val="6"/>
     </w:pPr>
     <w:rPr>
-      <w:rFonts w:asciiTheme="majorHAnsi" w:cstheme="majorBidi" w:eastAsiaTheme="majorEastAsia" w:hAnsiTheme="majorHAnsi"/>
+      <w:rFonts w:asciiTheme="majorHAnsi" w:cstheme="majorBidi" w:hAnsiTheme="majorHAnsi" w:eastAsia="黑体"/>
       <w:i/>
       <w:iCs/>
       <w:color w:themeColor="text1" w:themeTint="BF" w:val="404040"/>
@@ -3196,7 +3418,7 @@
       <w:outlineLvl w:val="7"/>
     </w:pPr>
     <w:rPr>
-      <w:rFonts w:asciiTheme="majorHAnsi" w:cstheme="majorBidi" w:eastAsiaTheme="majorEastAsia" w:hAnsiTheme="majorHAnsi"/>
+      <w:rFonts w:asciiTheme="majorHAnsi" w:cstheme="majorBidi" w:hAnsiTheme="majorHAnsi" w:eastAsia="黑体"/>
       <w:color w:themeColor="accent1" w:val="4F81BD"/>
       <w:sz w:val="20"/>
       <w:szCs w:val="20"/>
@@ -3219,7 +3441,7 @@
       <w:outlineLvl w:val="8"/>
     </w:pPr>
     <w:rPr>
-      <w:rFonts w:asciiTheme="majorHAnsi" w:cstheme="majorBidi" w:eastAsiaTheme="majorEastAsia" w:hAnsiTheme="majorHAnsi"/>
+      <w:rFonts w:asciiTheme="majorHAnsi" w:cstheme="majorBidi" w:hAnsiTheme="majorHAnsi" w:eastAsia="黑体"/>
       <w:i/>
       <w:iCs/>
       <w:color w:themeColor="text1" w:themeTint="BF" w:val="404040"/>
@@ -3270,7 +3492,7 @@
     <w:uiPriority w:val="9"/>
     <w:rsid w:val="00FC693F"/>
     <w:rPr>
-      <w:rFonts w:asciiTheme="majorHAnsi" w:cstheme="majorBidi" w:eastAsiaTheme="majorEastAsia" w:hAnsiTheme="majorHAnsi"/>
+      <w:rFonts w:asciiTheme="majorHAnsi" w:cstheme="majorBidi" w:hAnsiTheme="majorHAnsi" w:eastAsia="黑体"/>
       <w:b/>
       <w:bCs/>
       <w:color w:themeColor="accent1" w:themeShade="BF" w:val="365F91"/>
@@ -3285,7 +3507,7 @@
     <w:uiPriority w:val="9"/>
     <w:rsid w:val="00FC693F"/>
     <w:rPr>
-      <w:rFonts w:asciiTheme="majorHAnsi" w:cstheme="majorBidi" w:eastAsiaTheme="majorEastAsia" w:hAnsiTheme="majorHAnsi"/>
+      <w:rFonts w:asciiTheme="majorHAnsi" w:cstheme="majorBidi" w:hAnsiTheme="majorHAnsi" w:eastAsia="黑体"/>
       <w:b/>
       <w:bCs/>
       <w:color w:themeColor="accent1" w:val="4F81BD"/>
@@ -3300,7 +3522,7 @@
     <w:uiPriority w:val="9"/>
     <w:rsid w:val="00FC693F"/>
     <w:rPr>
-      <w:rFonts w:asciiTheme="majorHAnsi" w:cstheme="majorBidi" w:eastAsiaTheme="majorEastAsia" w:hAnsiTheme="majorHAnsi"/>
+      <w:rFonts w:asciiTheme="majorHAnsi" w:cstheme="majorBidi" w:hAnsiTheme="majorHAnsi" w:eastAsia="黑体"/>
       <w:b/>
       <w:bCs/>
       <w:color w:themeColor="accent1" w:val="4F81BD"/>
@@ -3323,7 +3545,7 @@
       <w:contextualSpacing/>
     </w:pPr>
     <w:rPr>
-      <w:rFonts w:ascii="Times New Roman" w:asciiTheme="majorHAnsi" w:cstheme="majorBidi" w:eastAsia="黑体" w:eastAsiaTheme="majorEastAsia" w:hAnsi="Times New Roman" w:hAnsiTheme="majorHAnsi"/>
+      <w:rFonts w:ascii="Times New Roman" w:asciiTheme="majorHAnsi" w:cstheme="majorBidi" w:eastAsia="黑体" w:hAnsi="Times New Roman" w:hAnsiTheme="majorHAnsi"/>
       <w:b/>
       <w:color w:val="1F3864"/>
       <w:spacing w:val="5"/>
@@ -3339,7 +3561,7 @@
     <w:uiPriority w:val="10"/>
     <w:rsid w:val="00FC693F"/>
     <w:rPr>
-      <w:rFonts w:asciiTheme="majorHAnsi" w:cstheme="majorBidi" w:eastAsiaTheme="majorEastAsia" w:hAnsiTheme="majorHAnsi"/>
+      <w:rFonts w:asciiTheme="majorHAnsi" w:cstheme="majorBidi" w:hAnsiTheme="majorHAnsi" w:eastAsia="黑体"/>
       <w:color w:themeColor="text2" w:themeShade="BF" w:val="17365D"/>
       <w:spacing w:val="5"/>
       <w:kern w:val="28"/>
@@ -3361,7 +3583,7 @@
       </w:numPr>
     </w:pPr>
     <w:rPr>
-      <w:rFonts w:asciiTheme="majorHAnsi" w:cstheme="majorBidi" w:eastAsiaTheme="majorEastAsia" w:hAnsiTheme="majorHAnsi"/>
+      <w:rFonts w:asciiTheme="majorHAnsi" w:cstheme="majorBidi" w:hAnsiTheme="majorHAnsi" w:eastAsia="黑体"/>
       <w:i/>
       <w:iCs/>
       <w:color w:themeColor="accent1" w:val="4F81BD"/>
@@ -3377,7 +3599,7 @@
     <w:uiPriority w:val="11"/>
     <w:rsid w:val="00FC693F"/>
     <w:rPr>
-      <w:rFonts w:asciiTheme="majorHAnsi" w:cstheme="majorBidi" w:eastAsiaTheme="majorEastAsia" w:hAnsiTheme="majorHAnsi"/>
+      <w:rFonts w:asciiTheme="majorHAnsi" w:cstheme="majorBidi" w:hAnsiTheme="majorHAnsi" w:eastAsia="黑体"/>
       <w:i/>
       <w:iCs/>
       <w:color w:themeColor="accent1" w:val="4F81BD"/>
@@ -3444,6 +3666,7 @@
       <w:spacing w:after="120"/>
     </w:pPr>
     <w:rPr>
+      <w:rFonts w:eastAsia="黑体"/>
       <w:sz w:val="16"/>
       <w:szCs w:val="16"/>
     </w:rPr>
@@ -3455,6 +3678,7 @@
     <w:uiPriority w:val="99"/>
     <w:rsid w:val="00AA1D8D"/>
     <w:rPr>
+      <w:rFonts w:eastAsia="黑体"/>
       <w:sz w:val="16"/>
       <w:szCs w:val="16"/>
     </w:rPr>
@@ -3624,7 +3848,7 @@
       </w:tabs>
     </w:pPr>
     <w:rPr>
-      <w:rFonts w:ascii="Courier" w:hAnsi="Courier"/>
+      <w:rFonts w:ascii="Courier" w:hAnsi="Courier" w:eastAsia="黑体"/>
       <w:sz w:val="20"/>
       <w:szCs w:val="20"/>
     </w:rPr>
@@ -3636,7 +3860,7 @@
     <w:uiPriority w:val="99"/>
     <w:rsid w:val="0029639D"/>
     <w:rPr>
-      <w:rFonts w:ascii="Courier" w:hAnsi="Courier"/>
+      <w:rFonts w:ascii="Courier" w:hAnsi="Courier" w:eastAsia="黑体"/>
       <w:sz w:val="20"/>
       <w:szCs w:val="20"/>
     </w:rPr>
@@ -3672,6 +3896,7 @@
     <w:uiPriority w:val="29"/>
     <w:rsid w:val="00FC693F"/>
     <w:rPr>
+      <w:rFonts w:eastAsia="黑体"/>
       <w:i/>
       <w:iCs/>
       <w:color w:themeColor="text1" w:val="000000"/>
@@ -3685,7 +3910,7 @@
     <w:semiHidden/>
     <w:rsid w:val="00FC693F"/>
     <w:rPr>
-      <w:rFonts w:asciiTheme="majorHAnsi" w:cstheme="majorBidi" w:eastAsiaTheme="majorEastAsia" w:hAnsiTheme="majorHAnsi"/>
+      <w:rFonts w:asciiTheme="majorHAnsi" w:cstheme="majorBidi" w:hAnsiTheme="majorHAnsi" w:eastAsia="黑体"/>
       <w:b/>
       <w:bCs/>
       <w:i/>
@@ -3701,7 +3926,7 @@
     <w:semiHidden/>
     <w:rsid w:val="00FC693F"/>
     <w:rPr>
-      <w:rFonts w:asciiTheme="majorHAnsi" w:cstheme="majorBidi" w:eastAsiaTheme="majorEastAsia" w:hAnsiTheme="majorHAnsi"/>
+      <w:rFonts w:asciiTheme="majorHAnsi" w:cstheme="majorBidi" w:hAnsiTheme="majorHAnsi" w:eastAsia="黑体"/>
       <w:color w:themeColor="accent1" w:themeShade="7F" w:val="243F60"/>
     </w:rPr>
   </w:style>
@@ -3713,7 +3938,7 @@
     <w:semiHidden/>
     <w:rsid w:val="00FC693F"/>
     <w:rPr>
-      <w:rFonts w:asciiTheme="majorHAnsi" w:cstheme="majorBidi" w:eastAsiaTheme="majorEastAsia" w:hAnsiTheme="majorHAnsi"/>
+      <w:rFonts w:asciiTheme="majorHAnsi" w:cstheme="majorBidi" w:hAnsiTheme="majorHAnsi" w:eastAsia="黑体"/>
       <w:i/>
       <w:iCs/>
       <w:color w:themeColor="accent1" w:themeShade="7F" w:val="243F60"/>
@@ -3727,7 +3952,7 @@
     <w:semiHidden/>
     <w:rsid w:val="00FC693F"/>
     <w:rPr>
-      <w:rFonts w:asciiTheme="majorHAnsi" w:cstheme="majorBidi" w:eastAsiaTheme="majorEastAsia" w:hAnsiTheme="majorHAnsi"/>
+      <w:rFonts w:asciiTheme="majorHAnsi" w:cstheme="majorBidi" w:hAnsiTheme="majorHAnsi" w:eastAsia="黑体"/>
       <w:i/>
       <w:iCs/>
       <w:color w:themeColor="text1" w:themeTint="BF" w:val="404040"/>
@@ -3741,7 +3966,7 @@
     <w:semiHidden/>
     <w:rsid w:val="00FC693F"/>
     <w:rPr>
-      <w:rFonts w:asciiTheme="majorHAnsi" w:cstheme="majorBidi" w:eastAsiaTheme="majorEastAsia" w:hAnsiTheme="majorHAnsi"/>
+      <w:rFonts w:asciiTheme="majorHAnsi" w:cstheme="majorBidi" w:hAnsiTheme="majorHAnsi" w:eastAsia="黑体"/>
       <w:color w:themeColor="accent1" w:val="4F81BD"/>
       <w:sz w:val="20"/>
       <w:szCs w:val="20"/>
@@ -3755,7 +3980,7 @@
     <w:semiHidden/>
     <w:rsid w:val="00FC693F"/>
     <w:rPr>
-      <w:rFonts w:asciiTheme="majorHAnsi" w:cstheme="majorBidi" w:eastAsiaTheme="majorEastAsia" w:hAnsiTheme="majorHAnsi"/>
+      <w:rFonts w:asciiTheme="majorHAnsi" w:cstheme="majorBidi" w:hAnsiTheme="majorHAnsi" w:eastAsia="黑体"/>
       <w:i/>
       <w:iCs/>
       <w:color w:themeColor="text1" w:themeTint="BF" w:val="404040"/>
@@ -3776,6 +4001,7 @@
       <w:spacing w:line="240" w:lineRule="auto"/>
     </w:pPr>
     <w:rPr>
+      <w:rFonts w:eastAsia="黑体"/>
       <w:b/>
       <w:bCs/>
       <w:color w:themeColor="accent1" w:val="4F81BD"/>
@@ -3790,6 +4016,7 @@
     <w:qFormat/>
     <w:rsid w:val="00FC693F"/>
     <w:rPr>
+      <w:rFonts w:eastAsia="黑体"/>
       <w:b/>
       <w:bCs/>
     </w:rPr>
@@ -3801,6 +4028,7 @@
     <w:qFormat/>
     <w:rsid w:val="00FC693F"/>
     <w:rPr>
+      <w:rFonts w:eastAsia="黑体"/>
       <w:i/>
       <w:iCs/>
     </w:rPr>
@@ -3821,6 +4049,7 @@
       <w:ind w:left="936" w:right="936"/>
     </w:pPr>
     <w:rPr>
+      <w:rFonts w:eastAsia="黑体"/>
       <w:b/>
       <w:bCs/>
       <w:i/>
@@ -3835,6 +4064,7 @@
     <w:uiPriority w:val="30"/>
     <w:rsid w:val="00FC693F"/>
     <w:rPr>
+      <w:rFonts w:eastAsia="黑体"/>
       <w:b/>
       <w:bCs/>
       <w:i/>
@@ -3849,6 +4079,7 @@
     <w:qFormat/>
     <w:rsid w:val="00FC693F"/>
     <w:rPr>
+      <w:rFonts w:eastAsia="黑体"/>
       <w:i/>
       <w:iCs/>
       <w:color w:themeColor="text1" w:themeTint="7F" w:val="808080"/>
@@ -3861,6 +4092,7 @@
     <w:qFormat/>
     <w:rsid w:val="00FC693F"/>
     <w:rPr>
+      <w:rFonts w:eastAsia="黑体"/>
       <w:b/>
       <w:bCs/>
       <w:i/>
@@ -3875,6 +4107,7 @@
     <w:qFormat/>
     <w:rsid w:val="00FC693F"/>
     <w:rPr>
+      <w:rFonts w:eastAsia="黑体"/>
       <w:smallCaps/>
       <w:color w:themeColor="accent2" w:val="C0504D"/>
       <w:u w:val="single"/>
@@ -3887,6 +4120,7 @@
     <w:qFormat/>
     <w:rsid w:val="00FC693F"/>
     <w:rPr>
+      <w:rFonts w:eastAsia="黑体"/>
       <w:b/>
       <w:bCs/>
       <w:smallCaps/>
@@ -3902,6 +4136,7 @@
     <w:qFormat/>
     <w:rsid w:val="00FC693F"/>
     <w:rPr>
+      <w:rFonts w:eastAsia="黑体"/>
       <w:b/>
       <w:bCs/>
       <w:smallCaps/>
@@ -3956,6 +4191,7 @@
       <w:spacing w:after="0" w:line="240" w:lineRule="auto"/>
     </w:pPr>
     <w:rPr>
+      <w:rFonts w:eastAsia="黑体"/>
       <w:color w:themeColor="text1" w:themeShade="BF" w:val="000000"/>
     </w:rPr>
     <w:tblPr>
@@ -3978,6 +4214,7 @@
         <w:spacing w:after="0" w:before="0" w:line="240" w:lineRule="auto"/>
       </w:pPr>
       <w:rPr>
+        <w:rFonts w:eastAsia="黑体"/>
         <w:b/>
         <w:bCs/>
       </w:rPr>
@@ -3998,6 +4235,7 @@
         <w:spacing w:after="0" w:before="0" w:line="240" w:lineRule="auto"/>
       </w:pPr>
       <w:rPr>
+        <w:rFonts w:eastAsia="黑体"/>
         <w:b/>
         <w:bCs/>
       </w:rPr>
@@ -4015,12 +4253,14 @@
     </w:tblStylePr>
     <w:tblStylePr w:type="firstCol">
       <w:rPr>
+        <w:rFonts w:eastAsia="黑体"/>
         <w:b/>
         <w:bCs/>
       </w:rPr>
     </w:tblStylePr>
     <w:tblStylePr w:type="lastCol">
       <w:rPr>
+        <w:rFonts w:eastAsia="黑体"/>
         <w:b/>
         <w:bCs/>
       </w:rPr>
@@ -4059,6 +4299,7 @@
       <w:spacing w:after="0" w:line="240" w:lineRule="auto"/>
     </w:pPr>
     <w:rPr>
+      <w:rFonts w:eastAsia="黑体"/>
       <w:color w:themeColor="accent1" w:themeShade="BF" w:val="365F91"/>
     </w:rPr>
     <w:tblPr>
@@ -4081,6 +4322,7 @@
         <w:spacing w:after="0" w:before="0" w:line="240" w:lineRule="auto"/>
       </w:pPr>
       <w:rPr>
+        <w:rFonts w:eastAsia="黑体"/>
         <w:b/>
         <w:bCs/>
       </w:rPr>
@@ -4101,6 +4343,7 @@
         <w:spacing w:after="0" w:before="0" w:line="240" w:lineRule="auto"/>
       </w:pPr>
       <w:rPr>
+        <w:rFonts w:eastAsia="黑体"/>
         <w:b/>
         <w:bCs/>
       </w:rPr>
@@ -4118,12 +4361,14 @@
     </w:tblStylePr>
     <w:tblStylePr w:type="firstCol">
       <w:rPr>
+        <w:rFonts w:eastAsia="黑体"/>
         <w:b/>
         <w:bCs/>
       </w:rPr>
     </w:tblStylePr>
     <w:tblStylePr w:type="lastCol">
       <w:rPr>
+        <w:rFonts w:eastAsia="黑体"/>
         <w:b/>
         <w:bCs/>
       </w:rPr>
@@ -4162,6 +4407,7 @@
       <w:spacing w:after="0" w:line="240" w:lineRule="auto"/>
     </w:pPr>
     <w:rPr>
+      <w:rFonts w:eastAsia="黑体"/>
       <w:color w:themeColor="accent2" w:themeShade="BF" w:val="943634"/>
     </w:rPr>
     <w:tblPr>
@@ -4184,6 +4430,7 @@
         <w:spacing w:after="0" w:before="0" w:line="240" w:lineRule="auto"/>
       </w:pPr>
       <w:rPr>
+        <w:rFonts w:eastAsia="黑体"/>
         <w:b/>
         <w:bCs/>
       </w:rPr>
@@ -4204,6 +4451,7 @@
         <w:spacing w:after="0" w:before="0" w:line="240" w:lineRule="auto"/>
       </w:pPr>
       <w:rPr>
+        <w:rFonts w:eastAsia="黑体"/>
         <w:b/>
         <w:bCs/>
       </w:rPr>
@@ -4221,12 +4469,14 @@
     </w:tblStylePr>
     <w:tblStylePr w:type="firstCol">
       <w:rPr>
+        <w:rFonts w:eastAsia="黑体"/>
         <w:b/>
         <w:bCs/>
       </w:rPr>
     </w:tblStylePr>
     <w:tblStylePr w:type="lastCol">
       <w:rPr>
+        <w:rFonts w:eastAsia="黑体"/>
         <w:b/>
         <w:bCs/>
       </w:rPr>
@@ -4265,6 +4515,7 @@
       <w:spacing w:after="0" w:line="240" w:lineRule="auto"/>
     </w:pPr>
     <w:rPr>
+      <w:rFonts w:eastAsia="黑体"/>
       <w:color w:themeColor="accent3" w:themeShade="BF" w:val="76923C"/>
     </w:rPr>
     <w:tblPr>
@@ -4287,6 +4538,7 @@
         <w:spacing w:after="0" w:before="0" w:line="240" w:lineRule="auto"/>
       </w:pPr>
       <w:rPr>
+        <w:rFonts w:eastAsia="黑体"/>
         <w:b/>
         <w:bCs/>
       </w:rPr>
@@ -4307,6 +4559,7 @@
         <w:spacing w:after="0" w:before="0" w:line="240" w:lineRule="auto"/>
       </w:pPr>
       <w:rPr>
+        <w:rFonts w:eastAsia="黑体"/>
         <w:b/>
         <w:bCs/>
       </w:rPr>
@@ -4324,12 +4577,14 @@
     </w:tblStylePr>
     <w:tblStylePr w:type="firstCol">
       <w:rPr>
+        <w:rFonts w:eastAsia="黑体"/>
         <w:b/>
         <w:bCs/>
       </w:rPr>
     </w:tblStylePr>
     <w:tblStylePr w:type="lastCol">
       <w:rPr>
+        <w:rFonts w:eastAsia="黑体"/>
         <w:b/>
         <w:bCs/>
       </w:rPr>
@@ -4368,6 +4623,7 @@
       <w:spacing w:after="0" w:line="240" w:lineRule="auto"/>
     </w:pPr>
     <w:rPr>
+      <w:rFonts w:eastAsia="黑体"/>
       <w:color w:themeColor="accent4" w:themeShade="BF" w:val="5F497A"/>
     </w:rPr>
     <w:tblPr>
@@ -4390,6 +4646,7 @@
         <w:spacing w:after="0" w:before="0" w:line="240" w:lineRule="auto"/>
       </w:pPr>
       <w:rPr>
+        <w:rFonts w:eastAsia="黑体"/>
         <w:b/>
         <w:bCs/>
       </w:rPr>
@@ -4410,6 +4667,7 @@
         <w:spacing w:after="0" w:before="0" w:line="240" w:lineRule="auto"/>
       </w:pPr>
       <w:rPr>
+        <w:rFonts w:eastAsia="黑体"/>
         <w:b/>
         <w:bCs/>
       </w:rPr>
@@ -4427,12 +4685,14 @@
     </w:tblStylePr>
     <w:tblStylePr w:type="firstCol">
       <w:rPr>
+        <w:rFonts w:eastAsia="黑体"/>
         <w:b/>
         <w:bCs/>
       </w:rPr>
     </w:tblStylePr>
     <w:tblStylePr w:type="lastCol">
       <w:rPr>
+        <w:rFonts w:eastAsia="黑体"/>
         <w:b/>
         <w:bCs/>
       </w:rPr>
@@ -4471,6 +4731,7 @@
       <w:spacing w:after="0" w:line="240" w:lineRule="auto"/>
     </w:pPr>
     <w:rPr>
+      <w:rFonts w:eastAsia="黑体"/>
       <w:color w:themeColor="accent5" w:themeShade="BF" w:val="31849B"/>
     </w:rPr>
     <w:tblPr>
@@ -4493,6 +4754,7 @@
         <w:spacing w:after="0" w:before="0" w:line="240" w:lineRule="auto"/>
       </w:pPr>
       <w:rPr>
+        <w:rFonts w:eastAsia="黑体"/>
         <w:b/>
         <w:bCs/>
       </w:rPr>
@@ -4513,6 +4775,7 @@
         <w:spacing w:after="0" w:before="0" w:line="240" w:lineRule="auto"/>
       </w:pPr>
       <w:rPr>
+        <w:rFonts w:eastAsia="黑体"/>
         <w:b/>
         <w:bCs/>
       </w:rPr>
@@ -4530,12 +4793,14 @@
     </w:tblStylePr>
     <w:tblStylePr w:type="firstCol">
       <w:rPr>
+        <w:rFonts w:eastAsia="黑体"/>
         <w:b/>
         <w:bCs/>
       </w:rPr>
     </w:tblStylePr>
     <w:tblStylePr w:type="lastCol">
       <w:rPr>
+        <w:rFonts w:eastAsia="黑体"/>
         <w:b/>
         <w:bCs/>
       </w:rPr>
@@ -4574,6 +4839,7 @@
       <w:spacing w:after="0" w:line="240" w:lineRule="auto"/>
     </w:pPr>
     <w:rPr>
+      <w:rFonts w:eastAsia="黑体"/>
       <w:color w:themeColor="accent6" w:themeShade="BF" w:val="E36C0A"/>
     </w:rPr>
     <w:tblPr>
@@ -4596,6 +4862,7 @@
         <w:spacing w:after="0" w:before="0" w:line="240" w:lineRule="auto"/>
       </w:pPr>
       <w:rPr>
+        <w:rFonts w:eastAsia="黑体"/>
         <w:b/>
         <w:bCs/>
       </w:rPr>
@@ -4616,6 +4883,7 @@
         <w:spacing w:after="0" w:before="0" w:line="240" w:lineRule="auto"/>
       </w:pPr>
       <w:rPr>
+        <w:rFonts w:eastAsia="黑体"/>
         <w:b/>
         <w:bCs/>
       </w:rPr>
@@ -4633,12 +4901,14 @@
     </w:tblStylePr>
     <w:tblStylePr w:type="firstCol">
       <w:rPr>
+        <w:rFonts w:eastAsia="黑体"/>
         <w:b/>
         <w:bCs/>
       </w:rPr>
     </w:tblStylePr>
     <w:tblStylePr w:type="lastCol">
       <w:rPr>
+        <w:rFonts w:eastAsia="黑体"/>
         <w:b/>
         <w:bCs/>
       </w:rPr>
@@ -4698,6 +4968,7 @@
         <w:spacing w:after="0" w:before="0" w:line="240" w:lineRule="auto"/>
       </w:pPr>
       <w:rPr>
+        <w:rFonts w:eastAsia="黑体"/>
         <w:b/>
         <w:bCs/>
         <w:color w:themeColor="background1" w:val="FFFFFF"/>
@@ -4712,6 +4983,7 @@
         <w:spacing w:after="0" w:before="0" w:line="240" w:lineRule="auto"/>
       </w:pPr>
       <w:rPr>
+        <w:rFonts w:eastAsia="黑体"/>
         <w:b/>
         <w:bCs/>
       </w:rPr>
@@ -4727,12 +4999,14 @@
     </w:tblStylePr>
     <w:tblStylePr w:type="firstCol">
       <w:rPr>
+        <w:rFonts w:eastAsia="黑体"/>
         <w:b/>
         <w:bCs/>
       </w:rPr>
     </w:tblStylePr>
     <w:tblStylePr w:type="lastCol">
       <w:rPr>
+        <w:rFonts w:eastAsia="黑体"/>
         <w:b/>
         <w:bCs/>
       </w:rPr>
@@ -4790,6 +5064,7 @@
         <w:spacing w:after="0" w:before="0" w:line="240" w:lineRule="auto"/>
       </w:pPr>
       <w:rPr>
+        <w:rFonts w:eastAsia="黑体"/>
         <w:b/>
         <w:bCs/>
         <w:color w:themeColor="background1" w:val="FFFFFF"/>
@@ -4804,6 +5079,7 @@
         <w:spacing w:after="0" w:before="0" w:line="240" w:lineRule="auto"/>
       </w:pPr>
       <w:rPr>
+        <w:rFonts w:eastAsia="黑体"/>
         <w:b/>
         <w:bCs/>
       </w:rPr>
@@ -4819,12 +5095,14 @@
     </w:tblStylePr>
     <w:tblStylePr w:type="firstCol">
       <w:rPr>
+        <w:rFonts w:eastAsia="黑体"/>
         <w:b/>
         <w:bCs/>
       </w:rPr>
     </w:tblStylePr>
     <w:tblStylePr w:type="lastCol">
       <w:rPr>
+        <w:rFonts w:eastAsia="黑体"/>
         <w:b/>
         <w:bCs/>
       </w:rPr>
@@ -4882,6 +5160,7 @@
         <w:spacing w:after="0" w:before="0" w:line="240" w:lineRule="auto"/>
       </w:pPr>
       <w:rPr>
+        <w:rFonts w:eastAsia="黑体"/>
         <w:b/>
         <w:bCs/>
         <w:color w:themeColor="background1" w:val="FFFFFF"/>
@@ -4896,6 +5175,7 @@
         <w:spacing w:after="0" w:before="0" w:line="240" w:lineRule="auto"/>
       </w:pPr>
       <w:rPr>
+        <w:rFonts w:eastAsia="黑体"/>
         <w:b/>
         <w:bCs/>
       </w:rPr>
@@ -4911,12 +5191,14 @@
     </w:tblStylePr>
     <w:tblStylePr w:type="firstCol">
       <w:rPr>
+        <w:rFonts w:eastAsia="黑体"/>
         <w:b/>
         <w:bCs/>
       </w:rPr>
     </w:tblStylePr>
     <w:tblStylePr w:type="lastCol">
       <w:rPr>
+        <w:rFonts w:eastAsia="黑体"/>
         <w:b/>
         <w:bCs/>
       </w:rPr>
@@ -4974,6 +5256,7 @@
         <w:spacing w:after="0" w:before="0" w:line="240" w:lineRule="auto"/>
       </w:pPr>
       <w:rPr>
+        <w:rFonts w:eastAsia="黑体"/>
         <w:b/>
         <w:bCs/>
         <w:color w:themeColor="background1" w:val="FFFFFF"/>
@@ -4988,6 +5271,7 @@
         <w:spacing w:after="0" w:before="0" w:line="240" w:lineRule="auto"/>
       </w:pPr>
       <w:rPr>
+        <w:rFonts w:eastAsia="黑体"/>
         <w:b/>
         <w:bCs/>
       </w:rPr>
@@ -5003,12 +5287,14 @@
     </w:tblStylePr>
     <w:tblStylePr w:type="firstCol">
       <w:rPr>
+        <w:rFonts w:eastAsia="黑体"/>
         <w:b/>
         <w:bCs/>
       </w:rPr>
     </w:tblStylePr>
     <w:tblStylePr w:type="lastCol">
       <w:rPr>
+        <w:rFonts w:eastAsia="黑体"/>
         <w:b/>
         <w:bCs/>
       </w:rPr>
@@ -5066,6 +5352,7 @@
         <w:spacing w:after="0" w:before="0" w:line="240" w:lineRule="auto"/>
       </w:pPr>
       <w:rPr>
+        <w:rFonts w:eastAsia="黑体"/>
         <w:b/>
         <w:bCs/>
         <w:color w:themeColor="background1" w:val="FFFFFF"/>
@@ -5080,6 +5367,7 @@
         <w:spacing w:after="0" w:before="0" w:line="240" w:lineRule="auto"/>
       </w:pPr>
       <w:rPr>
+        <w:rFonts w:eastAsia="黑体"/>
         <w:b/>
         <w:bCs/>
       </w:rPr>
@@ -5095,12 +5383,14 @@
     </w:tblStylePr>
     <w:tblStylePr w:type="firstCol">
       <w:rPr>
+        <w:rFonts w:eastAsia="黑体"/>
         <w:b/>
         <w:bCs/>
       </w:rPr>
     </w:tblStylePr>
     <w:tblStylePr w:type="lastCol">
       <w:rPr>
+        <w:rFonts w:eastAsia="黑体"/>
         <w:b/>
         <w:bCs/>
       </w:rPr>
@@ -5158,6 +5448,7 @@
         <w:spacing w:after="0" w:before="0" w:line="240" w:lineRule="auto"/>
       </w:pPr>
       <w:rPr>
+        <w:rFonts w:eastAsia="黑体"/>
         <w:b/>
         <w:bCs/>
         <w:color w:themeColor="background1" w:val="FFFFFF"/>
@@ -5172,6 +5463,7 @@
         <w:spacing w:after="0" w:before="0" w:line="240" w:lineRule="auto"/>
       </w:pPr>
       <w:rPr>
+        <w:rFonts w:eastAsia="黑体"/>
         <w:b/>
         <w:bCs/>
       </w:rPr>
@@ -5187,12 +5479,14 @@
     </w:tblStylePr>
     <w:tblStylePr w:type="firstCol">
       <w:rPr>
+        <w:rFonts w:eastAsia="黑体"/>
         <w:b/>
         <w:bCs/>
       </w:rPr>
     </w:tblStylePr>
     <w:tblStylePr w:type="lastCol">
       <w:rPr>
+        <w:rFonts w:eastAsia="黑体"/>
         <w:b/>
         <w:bCs/>
       </w:rPr>
@@ -5250,6 +5544,7 @@
         <w:spacing w:after="0" w:before="0" w:line="240" w:lineRule="auto"/>
       </w:pPr>
       <w:rPr>
+        <w:rFonts w:eastAsia="黑体"/>
         <w:b/>
         <w:bCs/>
         <w:color w:themeColor="background1" w:val="FFFFFF"/>
@@ -5264,6 +5559,7 @@
         <w:spacing w:after="0" w:before="0" w:line="240" w:lineRule="auto"/>
       </w:pPr>
       <w:rPr>
+        <w:rFonts w:eastAsia="黑体"/>
         <w:b/>
         <w:bCs/>
       </w:rPr>
@@ -5279,12 +5575,14 @@
     </w:tblStylePr>
     <w:tblStylePr w:type="firstCol">
       <w:rPr>
+        <w:rFonts w:eastAsia="黑体"/>
         <w:b/>
         <w:bCs/>
       </w:rPr>
     </w:tblStylePr>
     <w:tblStylePr w:type="lastCol">
       <w:rPr>
+        <w:rFonts w:eastAsia="黑体"/>
         <w:b/>
         <w:bCs/>
       </w:rPr>
@@ -5344,7 +5642,7 @@
         <w:spacing w:after="0" w:before="0" w:line="240" w:lineRule="auto"/>
       </w:pPr>
       <w:rPr>
-        <w:rFonts w:asciiTheme="majorHAnsi" w:cstheme="majorBidi" w:eastAsiaTheme="majorEastAsia" w:hAnsiTheme="majorHAnsi"/>
+        <w:rFonts w:asciiTheme="majorHAnsi" w:cstheme="majorBidi" w:hAnsiTheme="majorHAnsi" w:eastAsia="黑体"/>
         <w:b/>
         <w:bCs/>
       </w:rPr>
@@ -5365,7 +5663,7 @@
         <w:spacing w:after="0" w:before="0" w:line="240" w:lineRule="auto"/>
       </w:pPr>
       <w:rPr>
-        <w:rFonts w:asciiTheme="majorHAnsi" w:cstheme="majorBidi" w:eastAsiaTheme="majorEastAsia" w:hAnsiTheme="majorHAnsi"/>
+        <w:rFonts w:asciiTheme="majorHAnsi" w:cstheme="majorBidi" w:hAnsiTheme="majorHAnsi" w:eastAsia="黑体"/>
         <w:b/>
         <w:bCs/>
       </w:rPr>
@@ -5383,14 +5681,14 @@
     </w:tblStylePr>
     <w:tblStylePr w:type="firstCol">
       <w:rPr>
-        <w:rFonts w:asciiTheme="majorHAnsi" w:cstheme="majorBidi" w:eastAsiaTheme="majorEastAsia" w:hAnsiTheme="majorHAnsi"/>
+        <w:rFonts w:asciiTheme="majorHAnsi" w:cstheme="majorBidi" w:hAnsiTheme="majorHAnsi" w:eastAsia="黑体"/>
         <w:b/>
         <w:bCs/>
       </w:rPr>
     </w:tblStylePr>
     <w:tblStylePr w:type="lastCol">
       <w:rPr>
-        <w:rFonts w:asciiTheme="majorHAnsi" w:cstheme="majorBidi" w:eastAsiaTheme="majorEastAsia" w:hAnsiTheme="majorHAnsi"/>
+        <w:rFonts w:asciiTheme="majorHAnsi" w:cstheme="majorBidi" w:hAnsiTheme="majorHAnsi" w:eastAsia="黑体"/>
         <w:b/>
         <w:bCs/>
       </w:rPr>
@@ -5474,7 +5772,7 @@
         <w:spacing w:after="0" w:before="0" w:line="240" w:lineRule="auto"/>
       </w:pPr>
       <w:rPr>
-        <w:rFonts w:asciiTheme="majorHAnsi" w:cstheme="majorBidi" w:eastAsiaTheme="majorEastAsia" w:hAnsiTheme="majorHAnsi"/>
+        <w:rFonts w:asciiTheme="majorHAnsi" w:cstheme="majorBidi" w:hAnsiTheme="majorHAnsi" w:eastAsia="黑体"/>
         <w:b/>
         <w:bCs/>
       </w:rPr>
@@ -5495,7 +5793,7 @@
         <w:spacing w:after="0" w:before="0" w:line="240" w:lineRule="auto"/>
       </w:pPr>
       <w:rPr>
-        <w:rFonts w:asciiTheme="majorHAnsi" w:cstheme="majorBidi" w:eastAsiaTheme="majorEastAsia" w:hAnsiTheme="majorHAnsi"/>
+        <w:rFonts w:asciiTheme="majorHAnsi" w:cstheme="majorBidi" w:hAnsiTheme="majorHAnsi" w:eastAsia="黑体"/>
         <w:b/>
         <w:bCs/>
       </w:rPr>
@@ -5513,14 +5811,14 @@
     </w:tblStylePr>
     <w:tblStylePr w:type="firstCol">
       <w:rPr>
-        <w:rFonts w:asciiTheme="majorHAnsi" w:cstheme="majorBidi" w:eastAsiaTheme="majorEastAsia" w:hAnsiTheme="majorHAnsi"/>
+        <w:rFonts w:asciiTheme="majorHAnsi" w:cstheme="majorBidi" w:hAnsiTheme="majorHAnsi" w:eastAsia="黑体"/>
         <w:b/>
         <w:bCs/>
       </w:rPr>
     </w:tblStylePr>
     <w:tblStylePr w:type="lastCol">
       <w:rPr>
-        <w:rFonts w:asciiTheme="majorHAnsi" w:cstheme="majorBidi" w:eastAsiaTheme="majorEastAsia" w:hAnsiTheme="majorHAnsi"/>
+        <w:rFonts w:asciiTheme="majorHAnsi" w:cstheme="majorBidi" w:hAnsiTheme="majorHAnsi" w:eastAsia="黑体"/>
         <w:b/>
         <w:bCs/>
       </w:rPr>
@@ -5604,7 +5902,7 @@
         <w:spacing w:after="0" w:before="0" w:line="240" w:lineRule="auto"/>
       </w:pPr>
       <w:rPr>
-        <w:rFonts w:asciiTheme="majorHAnsi" w:cstheme="majorBidi" w:eastAsiaTheme="majorEastAsia" w:hAnsiTheme="majorHAnsi"/>
+        <w:rFonts w:asciiTheme="majorHAnsi" w:cstheme="majorBidi" w:hAnsiTheme="majorHAnsi" w:eastAsia="黑体"/>
         <w:b/>
         <w:bCs/>
       </w:rPr>
@@ -5625,7 +5923,7 @@
         <w:spacing w:after="0" w:before="0" w:line="240" w:lineRule="auto"/>
       </w:pPr>
       <w:rPr>
-        <w:rFonts w:asciiTheme="majorHAnsi" w:cstheme="majorBidi" w:eastAsiaTheme="majorEastAsia" w:hAnsiTheme="majorHAnsi"/>
+        <w:rFonts w:asciiTheme="majorHAnsi" w:cstheme="majorBidi" w:hAnsiTheme="majorHAnsi" w:eastAsia="黑体"/>
         <w:b/>
         <w:bCs/>
       </w:rPr>
@@ -5643,14 +5941,14 @@
     </w:tblStylePr>
     <w:tblStylePr w:type="firstCol">
       <w:rPr>
-        <w:rFonts w:asciiTheme="majorHAnsi" w:cstheme="majorBidi" w:eastAsiaTheme="majorEastAsia" w:hAnsiTheme="majorHAnsi"/>
+        <w:rFonts w:asciiTheme="majorHAnsi" w:cstheme="majorBidi" w:hAnsiTheme="majorHAnsi" w:eastAsia="黑体"/>
         <w:b/>
         <w:bCs/>
       </w:rPr>
     </w:tblStylePr>
     <w:tblStylePr w:type="lastCol">
       <w:rPr>
-        <w:rFonts w:asciiTheme="majorHAnsi" w:cstheme="majorBidi" w:eastAsiaTheme="majorEastAsia" w:hAnsiTheme="majorHAnsi"/>
+        <w:rFonts w:asciiTheme="majorHAnsi" w:cstheme="majorBidi" w:hAnsiTheme="majorHAnsi" w:eastAsia="黑体"/>
         <w:b/>
         <w:bCs/>
       </w:rPr>
@@ -5734,7 +6032,7 @@
         <w:spacing w:after="0" w:before="0" w:line="240" w:lineRule="auto"/>
       </w:pPr>
       <w:rPr>
-        <w:rFonts w:asciiTheme="majorHAnsi" w:cstheme="majorBidi" w:eastAsiaTheme="majorEastAsia" w:hAnsiTheme="majorHAnsi"/>
+        <w:rFonts w:asciiTheme="majorHAnsi" w:cstheme="majorBidi" w:hAnsiTheme="majorHAnsi" w:eastAsia="黑体"/>
         <w:b/>
         <w:bCs/>
       </w:rPr>
@@ -5755,7 +6053,7 @@
         <w:spacing w:after="0" w:before="0" w:line="240" w:lineRule="auto"/>
       </w:pPr>
       <w:rPr>
-        <w:rFonts w:asciiTheme="majorHAnsi" w:cstheme="majorBidi" w:eastAsiaTheme="majorEastAsia" w:hAnsiTheme="majorHAnsi"/>
+        <w:rFonts w:asciiTheme="majorHAnsi" w:cstheme="majorBidi" w:hAnsiTheme="majorHAnsi" w:eastAsia="黑体"/>
         <w:b/>
         <w:bCs/>
       </w:rPr>
@@ -5773,14 +6071,14 @@
     </w:tblStylePr>
     <w:tblStylePr w:type="firstCol">
       <w:rPr>
-        <w:rFonts w:asciiTheme="majorHAnsi" w:cstheme="majorBidi" w:eastAsiaTheme="majorEastAsia" w:hAnsiTheme="majorHAnsi"/>
+        <w:rFonts w:asciiTheme="majorHAnsi" w:cstheme="majorBidi" w:hAnsiTheme="majorHAnsi" w:eastAsia="黑体"/>
         <w:b/>
         <w:bCs/>
       </w:rPr>
     </w:tblStylePr>
     <w:tblStylePr w:type="lastCol">
       <w:rPr>
-        <w:rFonts w:asciiTheme="majorHAnsi" w:cstheme="majorBidi" w:eastAsiaTheme="majorEastAsia" w:hAnsiTheme="majorHAnsi"/>
+        <w:rFonts w:asciiTheme="majorHAnsi" w:cstheme="majorBidi" w:hAnsiTheme="majorHAnsi" w:eastAsia="黑体"/>
         <w:b/>
         <w:bCs/>
       </w:rPr>
@@ -5864,7 +6162,7 @@
         <w:spacing w:after="0" w:before="0" w:line="240" w:lineRule="auto"/>
       </w:pPr>
       <w:rPr>
-        <w:rFonts w:asciiTheme="majorHAnsi" w:cstheme="majorBidi" w:eastAsiaTheme="majorEastAsia" w:hAnsiTheme="majorHAnsi"/>
+        <w:rFonts w:asciiTheme="majorHAnsi" w:cstheme="majorBidi" w:hAnsiTheme="majorHAnsi" w:eastAsia="黑体"/>
         <w:b/>
         <w:bCs/>
       </w:rPr>
@@ -5885,7 +6183,7 @@
         <w:spacing w:after="0" w:before="0" w:line="240" w:lineRule="auto"/>
       </w:pPr>
       <w:rPr>
-        <w:rFonts w:asciiTheme="majorHAnsi" w:cstheme="majorBidi" w:eastAsiaTheme="majorEastAsia" w:hAnsiTheme="majorHAnsi"/>
+        <w:rFonts w:asciiTheme="majorHAnsi" w:cstheme="majorBidi" w:hAnsiTheme="majorHAnsi" w:eastAsia="黑体"/>
         <w:b/>
         <w:bCs/>
       </w:rPr>
@@ -5903,14 +6201,14 @@
     </w:tblStylePr>
     <w:tblStylePr w:type="firstCol">
       <w:rPr>
-        <w:rFonts w:asciiTheme="majorHAnsi" w:cstheme="majorBidi" w:eastAsiaTheme="majorEastAsia" w:hAnsiTheme="majorHAnsi"/>
+        <w:rFonts w:asciiTheme="majorHAnsi" w:cstheme="majorBidi" w:hAnsiTheme="majorHAnsi" w:eastAsia="黑体"/>
         <w:b/>
         <w:bCs/>
       </w:rPr>
     </w:tblStylePr>
     <w:tblStylePr w:type="lastCol">
       <w:rPr>
-        <w:rFonts w:asciiTheme="majorHAnsi" w:cstheme="majorBidi" w:eastAsiaTheme="majorEastAsia" w:hAnsiTheme="majorHAnsi"/>
+        <w:rFonts w:asciiTheme="majorHAnsi" w:cstheme="majorBidi" w:hAnsiTheme="majorHAnsi" w:eastAsia="黑体"/>
         <w:b/>
         <w:bCs/>
       </w:rPr>
@@ -5994,7 +6292,7 @@
         <w:spacing w:after="0" w:before="0" w:line="240" w:lineRule="auto"/>
       </w:pPr>
       <w:rPr>
-        <w:rFonts w:asciiTheme="majorHAnsi" w:cstheme="majorBidi" w:eastAsiaTheme="majorEastAsia" w:hAnsiTheme="majorHAnsi"/>
+        <w:rFonts w:asciiTheme="majorHAnsi" w:cstheme="majorBidi" w:hAnsiTheme="majorHAnsi" w:eastAsia="黑体"/>
         <w:b/>
         <w:bCs/>
       </w:rPr>
@@ -6015,7 +6313,7 @@
         <w:spacing w:after="0" w:before="0" w:line="240" w:lineRule="auto"/>
       </w:pPr>
       <w:rPr>
-        <w:rFonts w:asciiTheme="majorHAnsi" w:cstheme="majorBidi" w:eastAsiaTheme="majorEastAsia" w:hAnsiTheme="majorHAnsi"/>
+        <w:rFonts w:asciiTheme="majorHAnsi" w:cstheme="majorBidi" w:hAnsiTheme="majorHAnsi" w:eastAsia="黑体"/>
         <w:b/>
         <w:bCs/>
       </w:rPr>
@@ -6033,14 +6331,14 @@
     </w:tblStylePr>
     <w:tblStylePr w:type="firstCol">
       <w:rPr>
-        <w:rFonts w:asciiTheme="majorHAnsi" w:cstheme="majorBidi" w:eastAsiaTheme="majorEastAsia" w:hAnsiTheme="majorHAnsi"/>
+        <w:rFonts w:asciiTheme="majorHAnsi" w:cstheme="majorBidi" w:hAnsiTheme="majorHAnsi" w:eastAsia="黑体"/>
         <w:b/>
         <w:bCs/>
       </w:rPr>
     </w:tblStylePr>
     <w:tblStylePr w:type="lastCol">
       <w:rPr>
-        <w:rFonts w:asciiTheme="majorHAnsi" w:cstheme="majorBidi" w:eastAsiaTheme="majorEastAsia" w:hAnsiTheme="majorHAnsi"/>
+        <w:rFonts w:asciiTheme="majorHAnsi" w:cstheme="majorBidi" w:hAnsiTheme="majorHAnsi" w:eastAsia="黑体"/>
         <w:b/>
         <w:bCs/>
       </w:rPr>
@@ -6124,7 +6422,7 @@
         <w:spacing w:after="0" w:before="0" w:line="240" w:lineRule="auto"/>
       </w:pPr>
       <w:rPr>
-        <w:rFonts w:asciiTheme="majorHAnsi" w:cstheme="majorBidi" w:eastAsiaTheme="majorEastAsia" w:hAnsiTheme="majorHAnsi"/>
+        <w:rFonts w:asciiTheme="majorHAnsi" w:cstheme="majorBidi" w:hAnsiTheme="majorHAnsi" w:eastAsia="黑体"/>
         <w:b/>
         <w:bCs/>
       </w:rPr>
@@ -6145,7 +6443,7 @@
         <w:spacing w:after="0" w:before="0" w:line="240" w:lineRule="auto"/>
       </w:pPr>
       <w:rPr>
-        <w:rFonts w:asciiTheme="majorHAnsi" w:cstheme="majorBidi" w:eastAsiaTheme="majorEastAsia" w:hAnsiTheme="majorHAnsi"/>
+        <w:rFonts w:asciiTheme="majorHAnsi" w:cstheme="majorBidi" w:hAnsiTheme="majorHAnsi" w:eastAsia="黑体"/>
         <w:b/>
         <w:bCs/>
       </w:rPr>
@@ -6163,14 +6461,14 @@
     </w:tblStylePr>
     <w:tblStylePr w:type="firstCol">
       <w:rPr>
-        <w:rFonts w:asciiTheme="majorHAnsi" w:cstheme="majorBidi" w:eastAsiaTheme="majorEastAsia" w:hAnsiTheme="majorHAnsi"/>
+        <w:rFonts w:asciiTheme="majorHAnsi" w:cstheme="majorBidi" w:hAnsiTheme="majorHAnsi" w:eastAsia="黑体"/>
         <w:b/>
         <w:bCs/>
       </w:rPr>
     </w:tblStylePr>
     <w:tblStylePr w:type="lastCol">
       <w:rPr>
-        <w:rFonts w:asciiTheme="majorHAnsi" w:cstheme="majorBidi" w:eastAsiaTheme="majorEastAsia" w:hAnsiTheme="majorHAnsi"/>
+        <w:rFonts w:asciiTheme="majorHAnsi" w:cstheme="majorBidi" w:hAnsiTheme="majorHAnsi" w:eastAsia="黑体"/>
         <w:b/>
         <w:bCs/>
       </w:rPr>
@@ -6253,6 +6551,7 @@
         <w:spacing w:after="0" w:before="0" w:line="240" w:lineRule="auto"/>
       </w:pPr>
       <w:rPr>
+        <w:rFonts w:eastAsia="黑体"/>
         <w:b/>
         <w:bCs/>
         <w:color w:themeColor="background1" w:val="FFFFFF"/>
@@ -6275,6 +6574,7 @@
         <w:spacing w:after="0" w:before="0" w:line="240" w:lineRule="auto"/>
       </w:pPr>
       <w:rPr>
+        <w:rFonts w:eastAsia="黑体"/>
         <w:b/>
         <w:bCs/>
       </w:rPr>
@@ -6292,12 +6592,14 @@
     </w:tblStylePr>
     <w:tblStylePr w:type="firstCol">
       <w:rPr>
+        <w:rFonts w:eastAsia="黑体"/>
         <w:b/>
         <w:bCs/>
       </w:rPr>
     </w:tblStylePr>
     <w:tblStylePr w:type="lastCol">
       <w:rPr>
+        <w:rFonts w:eastAsia="黑体"/>
         <w:b/>
         <w:bCs/>
       </w:rPr>
@@ -6359,6 +6661,7 @@
         <w:spacing w:after="0" w:before="0" w:line="240" w:lineRule="auto"/>
       </w:pPr>
       <w:rPr>
+        <w:rFonts w:eastAsia="黑体"/>
         <w:b/>
         <w:bCs/>
         <w:color w:themeColor="background1" w:val="FFFFFF"/>
@@ -6381,6 +6684,7 @@
         <w:spacing w:after="0" w:before="0" w:line="240" w:lineRule="auto"/>
       </w:pPr>
       <w:rPr>
+        <w:rFonts w:eastAsia="黑体"/>
         <w:b/>
         <w:bCs/>
       </w:rPr>
@@ -6398,12 +6702,14 @@
     </w:tblStylePr>
     <w:tblStylePr w:type="firstCol">
       <w:rPr>
+        <w:rFonts w:eastAsia="黑体"/>
         <w:b/>
         <w:bCs/>
       </w:rPr>
     </w:tblStylePr>
     <w:tblStylePr w:type="lastCol">
       <w:rPr>
+        <w:rFonts w:eastAsia="黑体"/>
         <w:b/>
         <w:bCs/>
       </w:rPr>
@@ -6465,6 +6771,7 @@
         <w:spacing w:after="0" w:before="0" w:line="240" w:lineRule="auto"/>
       </w:pPr>
       <w:rPr>
+        <w:rFonts w:eastAsia="黑体"/>
         <w:b/>
         <w:bCs/>
         <w:color w:themeColor="background1" w:val="FFFFFF"/>
@@ -6487,6 +6794,7 @@
         <w:spacing w:after="0" w:before="0" w:line="240" w:lineRule="auto"/>
       </w:pPr>
       <w:rPr>
+        <w:rFonts w:eastAsia="黑体"/>
         <w:b/>
         <w:bCs/>
       </w:rPr>
@@ -6504,12 +6812,14 @@
     </w:tblStylePr>
     <w:tblStylePr w:type="firstCol">
       <w:rPr>
+        <w:rFonts w:eastAsia="黑体"/>
         <w:b/>
         <w:bCs/>
       </w:rPr>
     </w:tblStylePr>
     <w:tblStylePr w:type="lastCol">
       <w:rPr>
+        <w:rFonts w:eastAsia="黑体"/>
         <w:b/>
         <w:bCs/>
       </w:rPr>
@@ -6571,6 +6881,7 @@
         <w:spacing w:after="0" w:before="0" w:line="240" w:lineRule="auto"/>
       </w:pPr>
       <w:rPr>
+        <w:rFonts w:eastAsia="黑体"/>
         <w:b/>
         <w:bCs/>
         <w:color w:themeColor="background1" w:val="FFFFFF"/>
@@ -6593,6 +6904,7 @@
         <w:spacing w:after="0" w:before="0" w:line="240" w:lineRule="auto"/>
       </w:pPr>
       <w:rPr>
+        <w:rFonts w:eastAsia="黑体"/>
         <w:b/>
         <w:bCs/>
       </w:rPr>
@@ -6610,12 +6922,14 @@
     </w:tblStylePr>
     <w:tblStylePr w:type="firstCol">
       <w:rPr>
+        <w:rFonts w:eastAsia="黑体"/>
         <w:b/>
         <w:bCs/>
       </w:rPr>
     </w:tblStylePr>
     <w:tblStylePr w:type="lastCol">
       <w:rPr>
+        <w:rFonts w:eastAsia="黑体"/>
         <w:b/>
         <w:bCs/>
       </w:rPr>
@@ -6677,6 +6991,7 @@
         <w:spacing w:after="0" w:before="0" w:line="240" w:lineRule="auto"/>
       </w:pPr>
       <w:rPr>
+        <w:rFonts w:eastAsia="黑体"/>
         <w:b/>
         <w:bCs/>
         <w:color w:themeColor="background1" w:val="FFFFFF"/>
@@ -6699,6 +7014,7 @@
         <w:spacing w:after="0" w:before="0" w:line="240" w:lineRule="auto"/>
       </w:pPr>
       <w:rPr>
+        <w:rFonts w:eastAsia="黑体"/>
         <w:b/>
         <w:bCs/>
       </w:rPr>
@@ -6716,12 +7032,14 @@
     </w:tblStylePr>
     <w:tblStylePr w:type="firstCol">
       <w:rPr>
+        <w:rFonts w:eastAsia="黑体"/>
         <w:b/>
         <w:bCs/>
       </w:rPr>
     </w:tblStylePr>
     <w:tblStylePr w:type="lastCol">
       <w:rPr>
+        <w:rFonts w:eastAsia="黑体"/>
         <w:b/>
         <w:bCs/>
       </w:rPr>
@@ -6783,6 +7101,7 @@
         <w:spacing w:after="0" w:before="0" w:line="240" w:lineRule="auto"/>
       </w:pPr>
       <w:rPr>
+        <w:rFonts w:eastAsia="黑体"/>
         <w:b/>
         <w:bCs/>
         <w:color w:themeColor="background1" w:val="FFFFFF"/>
@@ -6805,6 +7124,7 @@
         <w:spacing w:after="0" w:before="0" w:line="240" w:lineRule="auto"/>
       </w:pPr>
       <w:rPr>
+        <w:rFonts w:eastAsia="黑体"/>
         <w:b/>
         <w:bCs/>
       </w:rPr>
@@ -6822,12 +7142,14 @@
     </w:tblStylePr>
     <w:tblStylePr w:type="firstCol">
       <w:rPr>
+        <w:rFonts w:eastAsia="黑体"/>
         <w:b/>
         <w:bCs/>
       </w:rPr>
     </w:tblStylePr>
     <w:tblStylePr w:type="lastCol">
       <w:rPr>
+        <w:rFonts w:eastAsia="黑体"/>
         <w:b/>
         <w:bCs/>
       </w:rPr>
@@ -6889,6 +7211,7 @@
         <w:spacing w:after="0" w:before="0" w:line="240" w:lineRule="auto"/>
       </w:pPr>
       <w:rPr>
+        <w:rFonts w:eastAsia="黑体"/>
         <w:b/>
         <w:bCs/>
         <w:color w:themeColor="background1" w:val="FFFFFF"/>
@@ -6911,6 +7234,7 @@
         <w:spacing w:after="0" w:before="0" w:line="240" w:lineRule="auto"/>
       </w:pPr>
       <w:rPr>
+        <w:rFonts w:eastAsia="黑体"/>
         <w:b/>
         <w:bCs/>
       </w:rPr>
@@ -6928,12 +7252,14 @@
     </w:tblStylePr>
     <w:tblStylePr w:type="firstCol">
       <w:rPr>
+        <w:rFonts w:eastAsia="黑体"/>
         <w:b/>
         <w:bCs/>
       </w:rPr>
     </w:tblStylePr>
     <w:tblStylePr w:type="lastCol">
       <w:rPr>
+        <w:rFonts w:eastAsia="黑体"/>
         <w:b/>
         <w:bCs/>
       </w:rPr>
@@ -6992,6 +7318,7 @@
         <w:spacing w:after="0" w:before="0" w:line="240" w:lineRule="auto"/>
       </w:pPr>
       <w:rPr>
+        <w:rFonts w:eastAsia="黑体"/>
         <w:b/>
         <w:bCs/>
         <w:color w:themeColor="background1" w:val="FFFFFF"/>
@@ -7014,6 +7341,7 @@
         <w:spacing w:after="0" w:before="0" w:line="240" w:lineRule="auto"/>
       </w:pPr>
       <w:rPr>
+        <w:rFonts w:eastAsia="黑体"/>
         <w:color w:val="auto"/>
       </w:rPr>
       <w:tblPr/>
@@ -7031,6 +7359,7 @@
     </w:tblStylePr>
     <w:tblStylePr w:type="firstCol">
       <w:rPr>
+        <w:rFonts w:eastAsia="黑体"/>
         <w:b/>
         <w:bCs/>
         <w:color w:themeColor="background1" w:val="FFFFFF"/>
@@ -7050,6 +7379,7 @@
     </w:tblStylePr>
     <w:tblStylePr w:type="lastCol">
       <w:rPr>
+        <w:rFonts w:eastAsia="黑体"/>
         <w:b/>
         <w:bCs/>
         <w:color w:themeColor="background1" w:val="FFFFFF"/>
@@ -7098,6 +7428,7 @@
     </w:tblStylePr>
     <w:tblStylePr w:type="nwCell">
       <w:rPr>
+        <w:rFonts w:eastAsia="黑体"/>
         <w:color w:themeColor="background1" w:val="FFFFFF"/>
       </w:rPr>
       <w:tblPr/>
@@ -7141,6 +7472,7 @@
         <w:spacing w:after="0" w:before="0" w:line="240" w:lineRule="auto"/>
       </w:pPr>
       <w:rPr>
+        <w:rFonts w:eastAsia="黑体"/>
         <w:b/>
         <w:bCs/>
         <w:color w:themeColor="background1" w:val="FFFFFF"/>
@@ -7163,6 +7495,7 @@
         <w:spacing w:after="0" w:before="0" w:line="240" w:lineRule="auto"/>
       </w:pPr>
       <w:rPr>
+        <w:rFonts w:eastAsia="黑体"/>
         <w:color w:val="auto"/>
       </w:rPr>
       <w:tblPr/>
@@ -7180,6 +7513,7 @@
     </w:tblStylePr>
     <w:tblStylePr w:type="firstCol">
       <w:rPr>
+        <w:rFonts w:eastAsia="黑体"/>
         <w:b/>
         <w:bCs/>
         <w:color w:themeColor="background1" w:val="FFFFFF"/>
@@ -7199,6 +7533,7 @@
     </w:tblStylePr>
     <w:tblStylePr w:type="lastCol">
       <w:rPr>
+        <w:rFonts w:eastAsia="黑体"/>
         <w:b/>
         <w:bCs/>
         <w:color w:themeColor="background1" w:val="FFFFFF"/>
@@ -7247,6 +7582,7 @@
     </w:tblStylePr>
     <w:tblStylePr w:type="nwCell">
       <w:rPr>
+        <w:rFonts w:eastAsia="黑体"/>
         <w:color w:themeColor="background1" w:val="FFFFFF"/>
       </w:rPr>
       <w:tblPr/>
@@ -7290,6 +7626,7 @@
         <w:spacing w:after="0" w:before="0" w:line="240" w:lineRule="auto"/>
       </w:pPr>
       <w:rPr>
+        <w:rFonts w:eastAsia="黑体"/>
         <w:b/>
         <w:bCs/>
         <w:color w:themeColor="background1" w:val="FFFFFF"/>
@@ -7312,6 +7649,7 @@
         <w:spacing w:after="0" w:before="0" w:line="240" w:lineRule="auto"/>
       </w:pPr>
       <w:rPr>
+        <w:rFonts w:eastAsia="黑体"/>
         <w:color w:val="auto"/>
       </w:rPr>
       <w:tblPr/>
@@ -7329,6 +7667,7 @@
     </w:tblStylePr>
     <w:tblStylePr w:type="firstCol">
       <w:rPr>
+        <w:rFonts w:eastAsia="黑体"/>
         <w:b/>
         <w:bCs/>
         <w:color w:themeColor="background1" w:val="FFFFFF"/>
@@ -7348,6 +7687,7 @@
     </w:tblStylePr>
     <w:tblStylePr w:type="lastCol">
       <w:rPr>
+        <w:rFonts w:eastAsia="黑体"/>
         <w:b/>
         <w:bCs/>
         <w:color w:themeColor="background1" w:val="FFFFFF"/>
@@ -7396,6 +7736,7 @@
     </w:tblStylePr>
     <w:tblStylePr w:type="nwCell">
       <w:rPr>
+        <w:rFonts w:eastAsia="黑体"/>
         <w:color w:themeColor="background1" w:val="FFFFFF"/>
       </w:rPr>
       <w:tblPr/>
@@ -7439,6 +7780,7 @@
         <w:spacing w:after="0" w:before="0" w:line="240" w:lineRule="auto"/>
       </w:pPr>
       <w:rPr>
+        <w:rFonts w:eastAsia="黑体"/>
         <w:b/>
         <w:bCs/>
         <w:color w:themeColor="background1" w:val="FFFFFF"/>
@@ -7461,6 +7803,7 @@
         <w:spacing w:after="0" w:before="0" w:line="240" w:lineRule="auto"/>
       </w:pPr>
       <w:rPr>
+        <w:rFonts w:eastAsia="黑体"/>
         <w:color w:val="auto"/>
       </w:rPr>
       <w:tblPr/>
@@ -7478,6 +7821,7 @@
     </w:tblStylePr>
     <w:tblStylePr w:type="firstCol">
       <w:rPr>
+        <w:rFonts w:eastAsia="黑体"/>
         <w:b/>
         <w:bCs/>
         <w:color w:themeColor="background1" w:val="FFFFFF"/>
@@ -7497,6 +7841,7 @@
     </w:tblStylePr>
     <w:tblStylePr w:type="lastCol">
       <w:rPr>
+        <w:rFonts w:eastAsia="黑体"/>
         <w:b/>
         <w:bCs/>
         <w:color w:themeColor="background1" w:val="FFFFFF"/>
@@ -7545,6 +7890,7 @@
     </w:tblStylePr>
     <w:tblStylePr w:type="nwCell">
       <w:rPr>
+        <w:rFonts w:eastAsia="黑体"/>
         <w:color w:themeColor="background1" w:val="FFFFFF"/>
       </w:rPr>
       <w:tblPr/>
@@ -7588,6 +7934,7 @@
         <w:spacing w:after="0" w:before="0" w:line="240" w:lineRule="auto"/>
       </w:pPr>
       <w:rPr>
+        <w:rFonts w:eastAsia="黑体"/>
         <w:b/>
         <w:bCs/>
         <w:color w:themeColor="background1" w:val="FFFFFF"/>
@@ -7610,6 +7957,7 @@
         <w:spacing w:after="0" w:before="0" w:line="240" w:lineRule="auto"/>
       </w:pPr>
       <w:rPr>
+        <w:rFonts w:eastAsia="黑体"/>
         <w:color w:val="auto"/>
       </w:rPr>
       <w:tblPr/>
@@ -7627,6 +7975,7 @@
     </w:tblStylePr>
     <w:tblStylePr w:type="firstCol">
       <w:rPr>
+        <w:rFonts w:eastAsia="黑体"/>
         <w:b/>
         <w:bCs/>
         <w:color w:themeColor="background1" w:val="FFFFFF"/>
@@ -7646,6 +7995,7 @@
     </w:tblStylePr>
     <w:tblStylePr w:type="lastCol">
       <w:rPr>
+        <w:rFonts w:eastAsia="黑体"/>
         <w:b/>
         <w:bCs/>
         <w:color w:themeColor="background1" w:val="FFFFFF"/>
@@ -7694,6 +8044,7 @@
     </w:tblStylePr>
     <w:tblStylePr w:type="nwCell">
       <w:rPr>
+        <w:rFonts w:eastAsia="黑体"/>
         <w:color w:themeColor="background1" w:val="FFFFFF"/>
       </w:rPr>
       <w:tblPr/>
@@ -7737,6 +8088,7 @@
         <w:spacing w:after="0" w:before="0" w:line="240" w:lineRule="auto"/>
       </w:pPr>
       <w:rPr>
+        <w:rFonts w:eastAsia="黑体"/>
         <w:b/>
         <w:bCs/>
         <w:color w:themeColor="background1" w:val="FFFFFF"/>
@@ -7759,6 +8111,7 @@
         <w:spacing w:after="0" w:before="0" w:line="240" w:lineRule="auto"/>
       </w:pPr>
       <w:rPr>
+        <w:rFonts w:eastAsia="黑体"/>
         <w:color w:val="auto"/>
       </w:rPr>
       <w:tblPr/>
@@ -7776,6 +8129,7 @@
     </w:tblStylePr>
     <w:tblStylePr w:type="firstCol">
       <w:rPr>
+        <w:rFonts w:eastAsia="黑体"/>
         <w:b/>
         <w:bCs/>
         <w:color w:themeColor="background1" w:val="FFFFFF"/>
@@ -7795,6 +8149,7 @@
     </w:tblStylePr>
     <w:tblStylePr w:type="lastCol">
       <w:rPr>
+        <w:rFonts w:eastAsia="黑体"/>
         <w:b/>
         <w:bCs/>
         <w:color w:themeColor="background1" w:val="FFFFFF"/>
@@ -7843,6 +8198,7 @@
     </w:tblStylePr>
     <w:tblStylePr w:type="nwCell">
       <w:rPr>
+        <w:rFonts w:eastAsia="黑体"/>
         <w:color w:themeColor="background1" w:val="FFFFFF"/>
       </w:rPr>
       <w:tblPr/>
@@ -7886,6 +8242,7 @@
         <w:spacing w:after="0" w:before="0" w:line="240" w:lineRule="auto"/>
       </w:pPr>
       <w:rPr>
+        <w:rFonts w:eastAsia="黑体"/>
         <w:b/>
         <w:bCs/>
         <w:color w:themeColor="background1" w:val="FFFFFF"/>
@@ -7908,6 +8265,7 @@
         <w:spacing w:after="0" w:before="0" w:line="240" w:lineRule="auto"/>
       </w:pPr>
       <w:rPr>
+        <w:rFonts w:eastAsia="黑体"/>
         <w:color w:val="auto"/>
       </w:rPr>
       <w:tblPr/>
@@ -7925,6 +8283,7 @@
     </w:tblStylePr>
     <w:tblStylePr w:type="firstCol">
       <w:rPr>
+        <w:rFonts w:eastAsia="黑体"/>
         <w:b/>
         <w:bCs/>
         <w:color w:themeColor="background1" w:val="FFFFFF"/>
@@ -7944,6 +8303,7 @@
     </w:tblStylePr>
     <w:tblStylePr w:type="lastCol">
       <w:rPr>
+        <w:rFonts w:eastAsia="黑体"/>
         <w:b/>
         <w:bCs/>
         <w:color w:themeColor="background1" w:val="FFFFFF"/>
@@ -7992,6 +8352,7 @@
     </w:tblStylePr>
     <w:tblStylePr w:type="nwCell">
       <w:rPr>
+        <w:rFonts w:eastAsia="黑体"/>
         <w:color w:themeColor="background1" w:val="FFFFFF"/>
       </w:rPr>
       <w:tblPr/>
@@ -8016,6 +8377,7 @@
       <w:spacing w:after="0" w:line="240" w:lineRule="auto"/>
     </w:pPr>
     <w:rPr>
+      <w:rFonts w:eastAsia="黑体"/>
       <w:color w:themeColor="text1" w:val="000000"/>
     </w:rPr>
     <w:tblPr>
@@ -8035,7 +8397,7 @@
     </w:tblPr>
     <w:tblStylePr w:type="firstRow">
       <w:rPr>
-        <w:rFonts w:asciiTheme="majorHAnsi" w:cstheme="majorBidi" w:eastAsiaTheme="majorEastAsia" w:hAnsiTheme="majorHAnsi"/>
+        <w:rFonts w:asciiTheme="majorHAnsi" w:cstheme="majorBidi" w:hAnsiTheme="majorHAnsi" w:eastAsia="黑体"/>
       </w:rPr>
       <w:tblPr/>
       <w:tcPr>
@@ -8047,6 +8409,7 @@
     </w:tblStylePr>
     <w:tblStylePr w:type="lastRow">
       <w:rPr>
+        <w:rFonts w:eastAsia="黑体"/>
         <w:b/>
         <w:bCs/>
         <w:color w:themeColor="text2" w:val="1F497D"/>
@@ -8061,12 +8424,14 @@
     </w:tblStylePr>
     <w:tblStylePr w:type="firstCol">
       <w:rPr>
+        <w:rFonts w:eastAsia="黑体"/>
         <w:b/>
         <w:bCs/>
       </w:rPr>
     </w:tblStylePr>
     <w:tblStylePr w:type="lastCol">
       <w:rPr>
+        <w:rFonts w:eastAsia="黑体"/>
         <w:b/>
         <w:bCs/>
       </w:rPr>
@@ -8100,6 +8465,7 @@
       <w:spacing w:after="0" w:line="240" w:lineRule="auto"/>
     </w:pPr>
     <w:rPr>
+      <w:rFonts w:eastAsia="黑体"/>
       <w:color w:themeColor="text1" w:val="000000"/>
     </w:rPr>
     <w:tblPr>
@@ -8119,7 +8485,7 @@
     </w:tblPr>
     <w:tblStylePr w:type="firstRow">
       <w:rPr>
-        <w:rFonts w:asciiTheme="majorHAnsi" w:cstheme="majorBidi" w:eastAsiaTheme="majorEastAsia" w:hAnsiTheme="majorHAnsi"/>
+        <w:rFonts w:asciiTheme="majorHAnsi" w:cstheme="majorBidi" w:hAnsiTheme="majorHAnsi" w:eastAsia="黑体"/>
       </w:rPr>
       <w:tblPr/>
       <w:tcPr>
@@ -8131,6 +8497,7 @@
     </w:tblStylePr>
     <w:tblStylePr w:type="lastRow">
       <w:rPr>
+        <w:rFonts w:eastAsia="黑体"/>
         <w:b/>
         <w:bCs/>
         <w:color w:themeColor="text2" w:val="1F497D"/>
@@ -8145,12 +8512,14 @@
     </w:tblStylePr>
     <w:tblStylePr w:type="firstCol">
       <w:rPr>
+        <w:rFonts w:eastAsia="黑体"/>
         <w:b/>
         <w:bCs/>
       </w:rPr>
     </w:tblStylePr>
     <w:tblStylePr w:type="lastCol">
       <w:rPr>
+        <w:rFonts w:eastAsia="黑体"/>
         <w:b/>
         <w:bCs/>
       </w:rPr>
@@ -8184,6 +8553,7 @@
       <w:spacing w:after="0" w:line="240" w:lineRule="auto"/>
     </w:pPr>
     <w:rPr>
+      <w:rFonts w:eastAsia="黑体"/>
       <w:color w:themeColor="text1" w:val="000000"/>
     </w:rPr>
     <w:tblPr>
@@ -8203,7 +8573,7 @@
     </w:tblPr>
     <w:tblStylePr w:type="firstRow">
       <w:rPr>
-        <w:rFonts w:asciiTheme="majorHAnsi" w:cstheme="majorBidi" w:eastAsiaTheme="majorEastAsia" w:hAnsiTheme="majorHAnsi"/>
+        <w:rFonts w:asciiTheme="majorHAnsi" w:cstheme="majorBidi" w:hAnsiTheme="majorHAnsi" w:eastAsia="黑体"/>
       </w:rPr>
       <w:tblPr/>
       <w:tcPr>
@@ -8215,6 +8585,7 @@
     </w:tblStylePr>
     <w:tblStylePr w:type="lastRow">
       <w:rPr>
+        <w:rFonts w:eastAsia="黑体"/>
         <w:b/>
         <w:bCs/>
         <w:color w:themeColor="text2" w:val="1F497D"/>
@@ -8229,12 +8600,14 @@
     </w:tblStylePr>
     <w:tblStylePr w:type="firstCol">
       <w:rPr>
+        <w:rFonts w:eastAsia="黑体"/>
         <w:b/>
         <w:bCs/>
       </w:rPr>
     </w:tblStylePr>
     <w:tblStylePr w:type="lastCol">
       <w:rPr>
+        <w:rFonts w:eastAsia="黑体"/>
         <w:b/>
         <w:bCs/>
       </w:rPr>
@@ -8268,6 +8641,7 @@
       <w:spacing w:after="0" w:line="240" w:lineRule="auto"/>
     </w:pPr>
     <w:rPr>
+      <w:rFonts w:eastAsia="黑体"/>
       <w:color w:themeColor="text1" w:val="000000"/>
     </w:rPr>
     <w:tblPr>
@@ -8287,7 +8661,7 @@
     </w:tblPr>
     <w:tblStylePr w:type="firstRow">
       <w:rPr>
-        <w:rFonts w:asciiTheme="majorHAnsi" w:cstheme="majorBidi" w:eastAsiaTheme="majorEastAsia" w:hAnsiTheme="majorHAnsi"/>
+        <w:rFonts w:asciiTheme="majorHAnsi" w:cstheme="majorBidi" w:hAnsiTheme="majorHAnsi" w:eastAsia="黑体"/>
       </w:rPr>
       <w:tblPr/>
       <w:tcPr>
@@ -8299,6 +8673,7 @@
     </w:tblStylePr>
     <w:tblStylePr w:type="lastRow">
       <w:rPr>
+        <w:rFonts w:eastAsia="黑体"/>
         <w:b/>
         <w:bCs/>
         <w:color w:themeColor="text2" w:val="1F497D"/>
@@ -8313,12 +8688,14 @@
     </w:tblStylePr>
     <w:tblStylePr w:type="firstCol">
       <w:rPr>
+        <w:rFonts w:eastAsia="黑体"/>
         <w:b/>
         <w:bCs/>
       </w:rPr>
     </w:tblStylePr>
     <w:tblStylePr w:type="lastCol">
       <w:rPr>
+        <w:rFonts w:eastAsia="黑体"/>
         <w:b/>
         <w:bCs/>
       </w:rPr>
@@ -8352,6 +8729,7 @@
       <w:spacing w:after="0" w:line="240" w:lineRule="auto"/>
     </w:pPr>
     <w:rPr>
+      <w:rFonts w:eastAsia="黑体"/>
       <w:color w:themeColor="text1" w:val="000000"/>
     </w:rPr>
     <w:tblPr>
@@ -8371,7 +8749,7 @@
     </w:tblPr>
     <w:tblStylePr w:type="firstRow">
       <w:rPr>
-        <w:rFonts w:asciiTheme="majorHAnsi" w:cstheme="majorBidi" w:eastAsiaTheme="majorEastAsia" w:hAnsiTheme="majorHAnsi"/>
+        <w:rFonts w:asciiTheme="majorHAnsi" w:cstheme="majorBidi" w:hAnsiTheme="majorHAnsi" w:eastAsia="黑体"/>
       </w:rPr>
       <w:tblPr/>
       <w:tcPr>
@@ -8383,6 +8761,7 @@
     </w:tblStylePr>
     <w:tblStylePr w:type="lastRow">
       <w:rPr>
+        <w:rFonts w:eastAsia="黑体"/>
         <w:b/>
         <w:bCs/>
         <w:color w:themeColor="text2" w:val="1F497D"/>
@@ -8397,12 +8776,14 @@
     </w:tblStylePr>
     <w:tblStylePr w:type="firstCol">
       <w:rPr>
+        <w:rFonts w:eastAsia="黑体"/>
         <w:b/>
         <w:bCs/>
       </w:rPr>
     </w:tblStylePr>
     <w:tblStylePr w:type="lastCol">
       <w:rPr>
+        <w:rFonts w:eastAsia="黑体"/>
         <w:b/>
         <w:bCs/>
       </w:rPr>
@@ -8436,6 +8817,7 @@
       <w:spacing w:after="0" w:line="240" w:lineRule="auto"/>
     </w:pPr>
     <w:rPr>
+      <w:rFonts w:eastAsia="黑体"/>
       <w:color w:themeColor="text1" w:val="000000"/>
     </w:rPr>
     <w:tblPr>
@@ -8455,7 +8837,7 @@
     </w:tblPr>
     <w:tblStylePr w:type="firstRow">
       <w:rPr>
-        <w:rFonts w:asciiTheme="majorHAnsi" w:cstheme="majorBidi" w:eastAsiaTheme="majorEastAsia" w:hAnsiTheme="majorHAnsi"/>
+        <w:rFonts w:asciiTheme="majorHAnsi" w:cstheme="majorBidi" w:hAnsiTheme="majorHAnsi" w:eastAsia="黑体"/>
       </w:rPr>
       <w:tblPr/>
       <w:tcPr>
@@ -8467,6 +8849,7 @@
     </w:tblStylePr>
     <w:tblStylePr w:type="lastRow">
       <w:rPr>
+        <w:rFonts w:eastAsia="黑体"/>
         <w:b/>
         <w:bCs/>
         <w:color w:themeColor="text2" w:val="1F497D"/>
@@ -8481,12 +8864,14 @@
     </w:tblStylePr>
     <w:tblStylePr w:type="firstCol">
       <w:rPr>
+        <w:rFonts w:eastAsia="黑体"/>
         <w:b/>
         <w:bCs/>
       </w:rPr>
     </w:tblStylePr>
     <w:tblStylePr w:type="lastCol">
       <w:rPr>
+        <w:rFonts w:eastAsia="黑体"/>
         <w:b/>
         <w:bCs/>
       </w:rPr>
@@ -8520,6 +8905,7 @@
       <w:spacing w:after="0" w:line="240" w:lineRule="auto"/>
     </w:pPr>
     <w:rPr>
+      <w:rFonts w:eastAsia="黑体"/>
       <w:color w:themeColor="text1" w:val="000000"/>
     </w:rPr>
     <w:tblPr>
@@ -8539,7 +8925,7 @@
     </w:tblPr>
     <w:tblStylePr w:type="firstRow">
       <w:rPr>
-        <w:rFonts w:asciiTheme="majorHAnsi" w:cstheme="majorBidi" w:eastAsiaTheme="majorEastAsia" w:hAnsiTheme="majorHAnsi"/>
+        <w:rFonts w:asciiTheme="majorHAnsi" w:cstheme="majorBidi" w:hAnsiTheme="majorHAnsi" w:eastAsia="黑体"/>
       </w:rPr>
       <w:tblPr/>
       <w:tcPr>
@@ -8551,6 +8937,7 @@
     </w:tblStylePr>
     <w:tblStylePr w:type="lastRow">
       <w:rPr>
+        <w:rFonts w:eastAsia="黑体"/>
         <w:b/>
         <w:bCs/>
         <w:color w:themeColor="text2" w:val="1F497D"/>
@@ -8565,12 +8952,14 @@
     </w:tblStylePr>
     <w:tblStylePr w:type="firstCol">
       <w:rPr>
+        <w:rFonts w:eastAsia="黑体"/>
         <w:b/>
         <w:bCs/>
       </w:rPr>
     </w:tblStylePr>
     <w:tblStylePr w:type="lastCol">
       <w:rPr>
+        <w:rFonts w:eastAsia="黑体"/>
         <w:b/>
         <w:bCs/>
       </w:rPr>
@@ -8604,7 +8993,7 @@
       <w:spacing w:after="0" w:line="240" w:lineRule="auto"/>
     </w:pPr>
     <w:rPr>
-      <w:rFonts w:asciiTheme="majorHAnsi" w:cstheme="majorBidi" w:eastAsiaTheme="majorEastAsia" w:hAnsiTheme="majorHAnsi"/>
+      <w:rFonts w:asciiTheme="majorHAnsi" w:cstheme="majorBidi" w:hAnsiTheme="majorHAnsi" w:eastAsia="黑体"/>
       <w:color w:themeColor="text1" w:val="000000"/>
     </w:rPr>
     <w:tblPr>
@@ -8626,6 +9015,7 @@
     </w:tblPr>
     <w:tblStylePr w:type="firstRow">
       <w:rPr>
+        <w:rFonts w:eastAsia="黑体"/>
         <w:sz w:val="24"/>
         <w:szCs w:val="24"/>
       </w:rPr>
@@ -8732,7 +9122,7 @@
       <w:spacing w:after="0" w:line="240" w:lineRule="auto"/>
     </w:pPr>
     <w:rPr>
-      <w:rFonts w:asciiTheme="majorHAnsi" w:cstheme="majorBidi" w:eastAsiaTheme="majorEastAsia" w:hAnsiTheme="majorHAnsi"/>
+      <w:rFonts w:asciiTheme="majorHAnsi" w:cstheme="majorBidi" w:hAnsiTheme="majorHAnsi" w:eastAsia="黑体"/>
       <w:color w:themeColor="text1" w:val="000000"/>
     </w:rPr>
     <w:tblPr>
@@ -8754,6 +9144,7 @@
     </w:tblPr>
     <w:tblStylePr w:type="firstRow">
       <w:rPr>
+        <w:rFonts w:eastAsia="黑体"/>
         <w:sz w:val="24"/>
         <w:szCs w:val="24"/>
       </w:rPr>
@@ -8860,7 +9251,7 @@
       <w:spacing w:after="0" w:line="240" w:lineRule="auto"/>
     </w:pPr>
     <w:rPr>
-      <w:rFonts w:asciiTheme="majorHAnsi" w:cstheme="majorBidi" w:eastAsiaTheme="majorEastAsia" w:hAnsiTheme="majorHAnsi"/>
+      <w:rFonts w:asciiTheme="majorHAnsi" w:cstheme="majorBidi" w:hAnsiTheme="majorHAnsi" w:eastAsia="黑体"/>
       <w:color w:themeColor="text1" w:val="000000"/>
     </w:rPr>
     <w:tblPr>
@@ -8882,6 +9273,7 @@
     </w:tblPr>
     <w:tblStylePr w:type="firstRow">
       <w:rPr>
+        <w:rFonts w:eastAsia="黑体"/>
         <w:sz w:val="24"/>
         <w:szCs w:val="24"/>
       </w:rPr>
@@ -8988,7 +9380,7 @@
       <w:spacing w:after="0" w:line="240" w:lineRule="auto"/>
     </w:pPr>
     <w:rPr>
-      <w:rFonts w:asciiTheme="majorHAnsi" w:cstheme="majorBidi" w:eastAsiaTheme="majorEastAsia" w:hAnsiTheme="majorHAnsi"/>
+      <w:rFonts w:asciiTheme="majorHAnsi" w:cstheme="majorBidi" w:hAnsiTheme="majorHAnsi" w:eastAsia="黑体"/>
       <w:color w:themeColor="text1" w:val="000000"/>
     </w:rPr>
     <w:tblPr>
@@ -9010,6 +9402,7 @@
     </w:tblPr>
     <w:tblStylePr w:type="firstRow">
       <w:rPr>
+        <w:rFonts w:eastAsia="黑体"/>
         <w:sz w:val="24"/>
         <w:szCs w:val="24"/>
       </w:rPr>
@@ -9116,7 +9509,7 @@
       <w:spacing w:after="0" w:line="240" w:lineRule="auto"/>
     </w:pPr>
     <w:rPr>
-      <w:rFonts w:asciiTheme="majorHAnsi" w:cstheme="majorBidi" w:eastAsiaTheme="majorEastAsia" w:hAnsiTheme="majorHAnsi"/>
+      <w:rFonts w:asciiTheme="majorHAnsi" w:cstheme="majorBidi" w:hAnsiTheme="majorHAnsi" w:eastAsia="黑体"/>
       <w:color w:themeColor="text1" w:val="000000"/>
     </w:rPr>
     <w:tblPr>
@@ -9138,6 +9531,7 @@
     </w:tblPr>
     <w:tblStylePr w:type="firstRow">
       <w:rPr>
+        <w:rFonts w:eastAsia="黑体"/>
         <w:sz w:val="24"/>
         <w:szCs w:val="24"/>
       </w:rPr>
@@ -9244,7 +9638,7 @@
       <w:spacing w:after="0" w:line="240" w:lineRule="auto"/>
     </w:pPr>
     <w:rPr>
-      <w:rFonts w:asciiTheme="majorHAnsi" w:cstheme="majorBidi" w:eastAsiaTheme="majorEastAsia" w:hAnsiTheme="majorHAnsi"/>
+      <w:rFonts w:asciiTheme="majorHAnsi" w:cstheme="majorBidi" w:hAnsiTheme="majorHAnsi" w:eastAsia="黑体"/>
       <w:color w:themeColor="text1" w:val="000000"/>
     </w:rPr>
     <w:tblPr>
@@ -9266,6 +9660,7 @@
     </w:tblPr>
     <w:tblStylePr w:type="firstRow">
       <w:rPr>
+        <w:rFonts w:eastAsia="黑体"/>
         <w:sz w:val="24"/>
         <w:szCs w:val="24"/>
       </w:rPr>
@@ -9372,7 +9767,7 @@
       <w:spacing w:after="0" w:line="240" w:lineRule="auto"/>
     </w:pPr>
     <w:rPr>
-      <w:rFonts w:asciiTheme="majorHAnsi" w:cstheme="majorBidi" w:eastAsiaTheme="majorEastAsia" w:hAnsiTheme="majorHAnsi"/>
+      <w:rFonts w:asciiTheme="majorHAnsi" w:cstheme="majorBidi" w:hAnsiTheme="majorHAnsi" w:eastAsia="黑体"/>
       <w:color w:themeColor="text1" w:val="000000"/>
     </w:rPr>
     <w:tblPr>
@@ -9394,6 +9789,7 @@
     </w:tblPr>
     <w:tblStylePr w:type="firstRow">
       <w:rPr>
+        <w:rFonts w:eastAsia="黑体"/>
         <w:sz w:val="24"/>
         <w:szCs w:val="24"/>
       </w:rPr>
@@ -9523,12 +9919,14 @@
     </w:tcPr>
     <w:tblStylePr w:type="firstRow">
       <w:rPr>
+        <w:rFonts w:eastAsia="黑体"/>
         <w:b/>
         <w:bCs/>
       </w:rPr>
     </w:tblStylePr>
     <w:tblStylePr w:type="lastRow">
       <w:rPr>
+        <w:rFonts w:eastAsia="黑体"/>
         <w:b/>
         <w:bCs/>
       </w:rPr>
@@ -9541,12 +9939,14 @@
     </w:tblStylePr>
     <w:tblStylePr w:type="firstCol">
       <w:rPr>
+        <w:rFonts w:eastAsia="黑体"/>
         <w:b/>
         <w:bCs/>
       </w:rPr>
     </w:tblStylePr>
     <w:tblStylePr w:type="lastCol">
       <w:rPr>
+        <w:rFonts w:eastAsia="黑体"/>
         <w:b/>
         <w:bCs/>
       </w:rPr>
@@ -9596,12 +9996,14 @@
     </w:tcPr>
     <w:tblStylePr w:type="firstRow">
       <w:rPr>
+        <w:rFonts w:eastAsia="黑体"/>
         <w:b/>
         <w:bCs/>
       </w:rPr>
     </w:tblStylePr>
     <w:tblStylePr w:type="lastRow">
       <w:rPr>
+        <w:rFonts w:eastAsia="黑体"/>
         <w:b/>
         <w:bCs/>
       </w:rPr>
@@ -9614,12 +10016,14 @@
     </w:tblStylePr>
     <w:tblStylePr w:type="firstCol">
       <w:rPr>
+        <w:rFonts w:eastAsia="黑体"/>
         <w:b/>
         <w:bCs/>
       </w:rPr>
     </w:tblStylePr>
     <w:tblStylePr w:type="lastCol">
       <w:rPr>
+        <w:rFonts w:eastAsia="黑体"/>
         <w:b/>
         <w:bCs/>
       </w:rPr>
@@ -9669,12 +10073,14 @@
     </w:tcPr>
     <w:tblStylePr w:type="firstRow">
       <w:rPr>
+        <w:rFonts w:eastAsia="黑体"/>
         <w:b/>
         <w:bCs/>
       </w:rPr>
     </w:tblStylePr>
     <w:tblStylePr w:type="lastRow">
       <w:rPr>
+        <w:rFonts w:eastAsia="黑体"/>
         <w:b/>
         <w:bCs/>
       </w:rPr>
@@ -9687,12 +10093,14 @@
     </w:tblStylePr>
     <w:tblStylePr w:type="firstCol">
       <w:rPr>
+        <w:rFonts w:eastAsia="黑体"/>
         <w:b/>
         <w:bCs/>
       </w:rPr>
     </w:tblStylePr>
     <w:tblStylePr w:type="lastCol">
       <w:rPr>
+        <w:rFonts w:eastAsia="黑体"/>
         <w:b/>
         <w:bCs/>
       </w:rPr>
@@ -9742,12 +10150,14 @@
     </w:tcPr>
     <w:tblStylePr w:type="firstRow">
       <w:rPr>
+        <w:rFonts w:eastAsia="黑体"/>
         <w:b/>
         <w:bCs/>
       </w:rPr>
     </w:tblStylePr>
     <w:tblStylePr w:type="lastRow">
       <w:rPr>
+        <w:rFonts w:eastAsia="黑体"/>
         <w:b/>
         <w:bCs/>
       </w:rPr>
@@ -9760,12 +10170,14 @@
     </w:tblStylePr>
     <w:tblStylePr w:type="firstCol">
       <w:rPr>
+        <w:rFonts w:eastAsia="黑体"/>
         <w:b/>
         <w:bCs/>
       </w:rPr>
     </w:tblStylePr>
     <w:tblStylePr w:type="lastCol">
       <w:rPr>
+        <w:rFonts w:eastAsia="黑体"/>
         <w:b/>
         <w:bCs/>
       </w:rPr>
@@ -9815,12 +10227,14 @@
     </w:tcPr>
     <w:tblStylePr w:type="firstRow">
       <w:rPr>
+        <w:rFonts w:eastAsia="黑体"/>
         <w:b/>
         <w:bCs/>
       </w:rPr>
     </w:tblStylePr>
     <w:tblStylePr w:type="lastRow">
       <w:rPr>
+        <w:rFonts w:eastAsia="黑体"/>
         <w:b/>
         <w:bCs/>
       </w:rPr>
@@ -9833,12 +10247,14 @@
     </w:tblStylePr>
     <w:tblStylePr w:type="firstCol">
       <w:rPr>
+        <w:rFonts w:eastAsia="黑体"/>
         <w:b/>
         <w:bCs/>
       </w:rPr>
     </w:tblStylePr>
     <w:tblStylePr w:type="lastCol">
       <w:rPr>
+        <w:rFonts w:eastAsia="黑体"/>
         <w:b/>
         <w:bCs/>
       </w:rPr>
@@ -9888,12 +10304,14 @@
     </w:tcPr>
     <w:tblStylePr w:type="firstRow">
       <w:rPr>
+        <w:rFonts w:eastAsia="黑体"/>
         <w:b/>
         <w:bCs/>
       </w:rPr>
     </w:tblStylePr>
     <w:tblStylePr w:type="lastRow">
       <w:rPr>
+        <w:rFonts w:eastAsia="黑体"/>
         <w:b/>
         <w:bCs/>
       </w:rPr>
@@ -9906,12 +10324,14 @@
     </w:tblStylePr>
     <w:tblStylePr w:type="firstCol">
       <w:rPr>
+        <w:rFonts w:eastAsia="黑体"/>
         <w:b/>
         <w:bCs/>
       </w:rPr>
     </w:tblStylePr>
     <w:tblStylePr w:type="lastCol">
       <w:rPr>
+        <w:rFonts w:eastAsia="黑体"/>
         <w:b/>
         <w:bCs/>
       </w:rPr>
@@ -9961,12 +10381,14 @@
     </w:tcPr>
     <w:tblStylePr w:type="firstRow">
       <w:rPr>
+        <w:rFonts w:eastAsia="黑体"/>
         <w:b/>
         <w:bCs/>
       </w:rPr>
     </w:tblStylePr>
     <w:tblStylePr w:type="lastRow">
       <w:rPr>
+        <w:rFonts w:eastAsia="黑体"/>
         <w:b/>
         <w:bCs/>
       </w:rPr>
@@ -9979,12 +10401,14 @@
     </w:tblStylePr>
     <w:tblStylePr w:type="firstCol">
       <w:rPr>
+        <w:rFonts w:eastAsia="黑体"/>
         <w:b/>
         <w:bCs/>
       </w:rPr>
     </w:tblStylePr>
     <w:tblStylePr w:type="lastCol">
       <w:rPr>
+        <w:rFonts w:eastAsia="黑体"/>
         <w:b/>
         <w:bCs/>
       </w:rPr>
@@ -10011,7 +10435,7 @@
       <w:spacing w:after="0" w:line="240" w:lineRule="auto"/>
     </w:pPr>
     <w:rPr>
-      <w:rFonts w:asciiTheme="majorHAnsi" w:cstheme="majorBidi" w:eastAsiaTheme="majorEastAsia" w:hAnsiTheme="majorHAnsi"/>
+      <w:rFonts w:asciiTheme="majorHAnsi" w:cstheme="majorBidi" w:hAnsiTheme="majorHAnsi" w:eastAsia="黑体"/>
       <w:color w:themeColor="text1" w:val="000000"/>
     </w:rPr>
     <w:tblPr>
@@ -10038,6 +10462,7 @@
     </w:tcPr>
     <w:tblStylePr w:type="firstRow">
       <w:rPr>
+        <w:rFonts w:eastAsia="黑体"/>
         <w:b/>
         <w:bCs/>
         <w:color w:themeColor="text1" w:val="000000"/>
@@ -10049,6 +10474,7 @@
     </w:tblStylePr>
     <w:tblStylePr w:type="lastRow">
       <w:rPr>
+        <w:rFonts w:eastAsia="黑体"/>
         <w:b/>
         <w:bCs/>
         <w:color w:themeColor="text1" w:val="000000"/>
@@ -10068,6 +10494,7 @@
     </w:tblStylePr>
     <w:tblStylePr w:type="firstCol">
       <w:rPr>
+        <w:rFonts w:eastAsia="黑体"/>
         <w:b/>
         <w:bCs/>
         <w:color w:themeColor="text1" w:val="000000"/>
@@ -10087,6 +10514,7 @@
     </w:tblStylePr>
     <w:tblStylePr w:type="lastCol">
       <w:rPr>
+        <w:rFonts w:eastAsia="黑体"/>
         <w:b w:val="0"/>
         <w:bCs w:val="0"/>
         <w:color w:themeColor="text1" w:val="000000"/>
@@ -10136,7 +10564,7 @@
       <w:spacing w:after="0" w:line="240" w:lineRule="auto"/>
     </w:pPr>
     <w:rPr>
-      <w:rFonts w:asciiTheme="majorHAnsi" w:cstheme="majorBidi" w:eastAsiaTheme="majorEastAsia" w:hAnsiTheme="majorHAnsi"/>
+      <w:rFonts w:asciiTheme="majorHAnsi" w:cstheme="majorBidi" w:hAnsiTheme="majorHAnsi" w:eastAsia="黑体"/>
       <w:color w:themeColor="text1" w:val="000000"/>
     </w:rPr>
     <w:tblPr>
@@ -10163,6 +10591,7 @@
     </w:tcPr>
     <w:tblStylePr w:type="firstRow">
       <w:rPr>
+        <w:rFonts w:eastAsia="黑体"/>
         <w:b/>
         <w:bCs/>
         <w:color w:themeColor="text1" w:val="000000"/>
@@ -10174,6 +10603,7 @@
     </w:tblStylePr>
     <w:tblStylePr w:type="lastRow">
       <w:rPr>
+        <w:rFonts w:eastAsia="黑体"/>
         <w:b/>
         <w:bCs/>
         <w:color w:themeColor="text1" w:val="000000"/>
@@ -10193,6 +10623,7 @@
     </w:tblStylePr>
     <w:tblStylePr w:type="firstCol">
       <w:rPr>
+        <w:rFonts w:eastAsia="黑体"/>
         <w:b/>
         <w:bCs/>
         <w:color w:themeColor="text1" w:val="000000"/>
@@ -10212,6 +10643,7 @@
     </w:tblStylePr>
     <w:tblStylePr w:type="lastCol">
       <w:rPr>
+        <w:rFonts w:eastAsia="黑体"/>
         <w:b w:val="0"/>
         <w:bCs w:val="0"/>
         <w:color w:themeColor="text1" w:val="000000"/>
@@ -10261,7 +10693,7 @@
       <w:spacing w:after="0" w:line="240" w:lineRule="auto"/>
     </w:pPr>
     <w:rPr>
-      <w:rFonts w:asciiTheme="majorHAnsi" w:cstheme="majorBidi" w:eastAsiaTheme="majorEastAsia" w:hAnsiTheme="majorHAnsi"/>
+      <w:rFonts w:asciiTheme="majorHAnsi" w:cstheme="majorBidi" w:hAnsiTheme="majorHAnsi" w:eastAsia="黑体"/>
       <w:color w:themeColor="text1" w:val="000000"/>
     </w:rPr>
     <w:tblPr>
@@ -10288,6 +10720,7 @@
     </w:tcPr>
     <w:tblStylePr w:type="firstRow">
       <w:rPr>
+        <w:rFonts w:eastAsia="黑体"/>
         <w:b/>
         <w:bCs/>
         <w:color w:themeColor="text1" w:val="000000"/>
@@ -10299,6 +10732,7 @@
     </w:tblStylePr>
     <w:tblStylePr w:type="lastRow">
       <w:rPr>
+        <w:rFonts w:eastAsia="黑体"/>
         <w:b/>
         <w:bCs/>
         <w:color w:themeColor="text1" w:val="000000"/>
@@ -10318,6 +10752,7 @@
     </w:tblStylePr>
     <w:tblStylePr w:type="firstCol">
       <w:rPr>
+        <w:rFonts w:eastAsia="黑体"/>
         <w:b/>
         <w:bCs/>
         <w:color w:themeColor="text1" w:val="000000"/>
@@ -10337,6 +10772,7 @@
     </w:tblStylePr>
     <w:tblStylePr w:type="lastCol">
       <w:rPr>
+        <w:rFonts w:eastAsia="黑体"/>
         <w:b w:val="0"/>
         <w:bCs w:val="0"/>
         <w:color w:themeColor="text1" w:val="000000"/>
@@ -10386,7 +10822,7 @@
       <w:spacing w:after="0" w:line="240" w:lineRule="auto"/>
     </w:pPr>
     <w:rPr>
-      <w:rFonts w:asciiTheme="majorHAnsi" w:cstheme="majorBidi" w:eastAsiaTheme="majorEastAsia" w:hAnsiTheme="majorHAnsi"/>
+      <w:rFonts w:asciiTheme="majorHAnsi" w:cstheme="majorBidi" w:hAnsiTheme="majorHAnsi" w:eastAsia="黑体"/>
       <w:color w:themeColor="text1" w:val="000000"/>
     </w:rPr>
     <w:tblPr>
@@ -10413,6 +10849,7 @@
     </w:tcPr>
     <w:tblStylePr w:type="firstRow">
       <w:rPr>
+        <w:rFonts w:eastAsia="黑体"/>
         <w:b/>
         <w:bCs/>
         <w:color w:themeColor="text1" w:val="000000"/>
@@ -10424,6 +10861,7 @@
     </w:tblStylePr>
     <w:tblStylePr w:type="lastRow">
       <w:rPr>
+        <w:rFonts w:eastAsia="黑体"/>
         <w:b/>
         <w:bCs/>
         <w:color w:themeColor="text1" w:val="000000"/>
@@ -10443,6 +10881,7 @@
     </w:tblStylePr>
     <w:tblStylePr w:type="firstCol">
       <w:rPr>
+        <w:rFonts w:eastAsia="黑体"/>
         <w:b/>
         <w:bCs/>
         <w:color w:themeColor="text1" w:val="000000"/>
@@ -10462,6 +10901,7 @@
     </w:tblStylePr>
     <w:tblStylePr w:type="lastCol">
       <w:rPr>
+        <w:rFonts w:eastAsia="黑体"/>
         <w:b w:val="0"/>
         <w:bCs w:val="0"/>
         <w:color w:themeColor="text1" w:val="000000"/>
@@ -10511,7 +10951,7 @@
       <w:spacing w:after="0" w:line="240" w:lineRule="auto"/>
     </w:pPr>
     <w:rPr>
-      <w:rFonts w:asciiTheme="majorHAnsi" w:cstheme="majorBidi" w:eastAsiaTheme="majorEastAsia" w:hAnsiTheme="majorHAnsi"/>
+      <w:rFonts w:asciiTheme="majorHAnsi" w:cstheme="majorBidi" w:hAnsiTheme="majorHAnsi" w:eastAsia="黑体"/>
       <w:color w:themeColor="text1" w:val="000000"/>
     </w:rPr>
     <w:tblPr>
@@ -10538,6 +10978,7 @@
     </w:tcPr>
     <w:tblStylePr w:type="firstRow">
       <w:rPr>
+        <w:rFonts w:eastAsia="黑体"/>
         <w:b/>
         <w:bCs/>
         <w:color w:themeColor="text1" w:val="000000"/>
@@ -10549,6 +10990,7 @@
     </w:tblStylePr>
     <w:tblStylePr w:type="lastRow">
       <w:rPr>
+        <w:rFonts w:eastAsia="黑体"/>
         <w:b/>
         <w:bCs/>
         <w:color w:themeColor="text1" w:val="000000"/>
@@ -10568,6 +11010,7 @@
     </w:tblStylePr>
     <w:tblStylePr w:type="firstCol">
       <w:rPr>
+        <w:rFonts w:eastAsia="黑体"/>
         <w:b/>
         <w:bCs/>
         <w:color w:themeColor="text1" w:val="000000"/>
@@ -10587,6 +11030,7 @@
     </w:tblStylePr>
     <w:tblStylePr w:type="lastCol">
       <w:rPr>
+        <w:rFonts w:eastAsia="黑体"/>
         <w:b w:val="0"/>
         <w:bCs w:val="0"/>
         <w:color w:themeColor="text1" w:val="000000"/>
@@ -10636,7 +11080,7 @@
       <w:spacing w:after="0" w:line="240" w:lineRule="auto"/>
     </w:pPr>
     <w:rPr>
-      <w:rFonts w:asciiTheme="majorHAnsi" w:cstheme="majorBidi" w:eastAsiaTheme="majorEastAsia" w:hAnsiTheme="majorHAnsi"/>
+      <w:rFonts w:asciiTheme="majorHAnsi" w:cstheme="majorBidi" w:hAnsiTheme="majorHAnsi" w:eastAsia="黑体"/>
       <w:color w:themeColor="text1" w:val="000000"/>
     </w:rPr>
     <w:tblPr>
@@ -10663,6 +11107,7 @@
     </w:tcPr>
     <w:tblStylePr w:type="firstRow">
       <w:rPr>
+        <w:rFonts w:eastAsia="黑体"/>
         <w:b/>
         <w:bCs/>
         <w:color w:themeColor="text1" w:val="000000"/>
@@ -10674,6 +11119,7 @@
     </w:tblStylePr>
     <w:tblStylePr w:type="lastRow">
       <w:rPr>
+        <w:rFonts w:eastAsia="黑体"/>
         <w:b/>
         <w:bCs/>
         <w:color w:themeColor="text1" w:val="000000"/>
@@ -10693,6 +11139,7 @@
     </w:tblStylePr>
     <w:tblStylePr w:type="firstCol">
       <w:rPr>
+        <w:rFonts w:eastAsia="黑体"/>
         <w:b/>
         <w:bCs/>
         <w:color w:themeColor="text1" w:val="000000"/>
@@ -10712,6 +11159,7 @@
     </w:tblStylePr>
     <w:tblStylePr w:type="lastCol">
       <w:rPr>
+        <w:rFonts w:eastAsia="黑体"/>
         <w:b w:val="0"/>
         <w:bCs w:val="0"/>
         <w:color w:themeColor="text1" w:val="000000"/>
@@ -10761,7 +11209,7 @@
       <w:spacing w:after="0" w:line="240" w:lineRule="auto"/>
     </w:pPr>
     <w:rPr>
-      <w:rFonts w:asciiTheme="majorHAnsi" w:cstheme="majorBidi" w:eastAsiaTheme="majorEastAsia" w:hAnsiTheme="majorHAnsi"/>
+      <w:rFonts w:asciiTheme="majorHAnsi" w:cstheme="majorBidi" w:hAnsiTheme="majorHAnsi" w:eastAsia="黑体"/>
       <w:color w:themeColor="text1" w:val="000000"/>
     </w:rPr>
     <w:tblPr>
@@ -10788,6 +11236,7 @@
     </w:tcPr>
     <w:tblStylePr w:type="firstRow">
       <w:rPr>
+        <w:rFonts w:eastAsia="黑体"/>
         <w:b/>
         <w:bCs/>
         <w:color w:themeColor="text1" w:val="000000"/>
@@ -10799,6 +11248,7 @@
     </w:tblStylePr>
     <w:tblStylePr w:type="lastRow">
       <w:rPr>
+        <w:rFonts w:eastAsia="黑体"/>
         <w:b/>
         <w:bCs/>
         <w:color w:themeColor="text1" w:val="000000"/>
@@ -10818,6 +11268,7 @@
     </w:tblStylePr>
     <w:tblStylePr w:type="firstCol">
       <w:rPr>
+        <w:rFonts w:eastAsia="黑体"/>
         <w:b/>
         <w:bCs/>
         <w:color w:themeColor="text1" w:val="000000"/>
@@ -10837,6 +11288,7 @@
     </w:tblStylePr>
     <w:tblStylePr w:type="lastCol">
       <w:rPr>
+        <w:rFonts w:eastAsia="黑体"/>
         <w:b w:val="0"/>
         <w:bCs w:val="0"/>
         <w:color w:themeColor="text1" w:val="000000"/>
@@ -10909,6 +11361,7 @@
     </w:tcPr>
     <w:tblStylePr w:type="firstRow">
       <w:rPr>
+        <w:rFonts w:eastAsia="黑体"/>
         <w:b/>
         <w:bCs/>
         <w:i w:val="0"/>
@@ -10930,6 +11383,7 @@
     </w:tblStylePr>
     <w:tblStylePr w:type="lastRow">
       <w:rPr>
+        <w:rFonts w:eastAsia="黑体"/>
         <w:b/>
         <w:bCs/>
         <w:i w:val="0"/>
@@ -10951,6 +11405,7 @@
     </w:tblStylePr>
     <w:tblStylePr w:type="firstCol">
       <w:rPr>
+        <w:rFonts w:eastAsia="黑体"/>
         <w:b/>
         <w:bCs/>
         <w:i w:val="0"/>
@@ -10970,6 +11425,7 @@
     </w:tblStylePr>
     <w:tblStylePr w:type="lastCol">
       <w:rPr>
+        <w:rFonts w:eastAsia="黑体"/>
         <w:b/>
         <w:bCs/>
         <w:i w:val="0"/>
@@ -11050,6 +11506,7 @@
     </w:tcPr>
     <w:tblStylePr w:type="firstRow">
       <w:rPr>
+        <w:rFonts w:eastAsia="黑体"/>
         <w:b/>
         <w:bCs/>
         <w:i w:val="0"/>
@@ -11071,6 +11528,7 @@
     </w:tblStylePr>
     <w:tblStylePr w:type="lastRow">
       <w:rPr>
+        <w:rFonts w:eastAsia="黑体"/>
         <w:b/>
         <w:bCs/>
         <w:i w:val="0"/>
@@ -11092,6 +11550,7 @@
     </w:tblStylePr>
     <w:tblStylePr w:type="firstCol">
       <w:rPr>
+        <w:rFonts w:eastAsia="黑体"/>
         <w:b/>
         <w:bCs/>
         <w:i w:val="0"/>
@@ -11111,6 +11570,7 @@
     </w:tblStylePr>
     <w:tblStylePr w:type="lastCol">
       <w:rPr>
+        <w:rFonts w:eastAsia="黑体"/>
         <w:b/>
         <w:bCs/>
         <w:i w:val="0"/>
@@ -11191,6 +11651,7 @@
     </w:tcPr>
     <w:tblStylePr w:type="firstRow">
       <w:rPr>
+        <w:rFonts w:eastAsia="黑体"/>
         <w:b/>
         <w:bCs/>
         <w:i w:val="0"/>
@@ -11212,6 +11673,7 @@
     </w:tblStylePr>
     <w:tblStylePr w:type="lastRow">
       <w:rPr>
+        <w:rFonts w:eastAsia="黑体"/>
         <w:b/>
         <w:bCs/>
         <w:i w:val="0"/>
@@ -11233,6 +11695,7 @@
     </w:tblStylePr>
     <w:tblStylePr w:type="firstCol">
       <w:rPr>
+        <w:rFonts w:eastAsia="黑体"/>
         <w:b/>
         <w:bCs/>
         <w:i w:val="0"/>
@@ -11252,6 +11715,7 @@
     </w:tblStylePr>
     <w:tblStylePr w:type="lastCol">
       <w:rPr>
+        <w:rFonts w:eastAsia="黑体"/>
         <w:b/>
         <w:bCs/>
         <w:i w:val="0"/>
@@ -11332,6 +11796,7 @@
     </w:tcPr>
     <w:tblStylePr w:type="firstRow">
       <w:rPr>
+        <w:rFonts w:eastAsia="黑体"/>
         <w:b/>
         <w:bCs/>
         <w:i w:val="0"/>
@@ -11353,6 +11818,7 @@
     </w:tblStylePr>
     <w:tblStylePr w:type="lastRow">
       <w:rPr>
+        <w:rFonts w:eastAsia="黑体"/>
         <w:b/>
         <w:bCs/>
         <w:i w:val="0"/>
@@ -11374,6 +11840,7 @@
     </w:tblStylePr>
     <w:tblStylePr w:type="firstCol">
       <w:rPr>
+        <w:rFonts w:eastAsia="黑体"/>
         <w:b/>
         <w:bCs/>
         <w:i w:val="0"/>
@@ -11393,6 +11860,7 @@
     </w:tblStylePr>
     <w:tblStylePr w:type="lastCol">
       <w:rPr>
+        <w:rFonts w:eastAsia="黑体"/>
         <w:b/>
         <w:bCs/>
         <w:i w:val="0"/>
@@ -11473,6 +11941,7 @@
     </w:tcPr>
     <w:tblStylePr w:type="firstRow">
       <w:rPr>
+        <w:rFonts w:eastAsia="黑体"/>
         <w:b/>
         <w:bCs/>
         <w:i w:val="0"/>
@@ -11494,6 +11963,7 @@
     </w:tblStylePr>
     <w:tblStylePr w:type="lastRow">
       <w:rPr>
+        <w:rFonts w:eastAsia="黑体"/>
         <w:b/>
         <w:bCs/>
         <w:i w:val="0"/>
@@ -11515,6 +11985,7 @@
     </w:tblStylePr>
     <w:tblStylePr w:type="firstCol">
       <w:rPr>
+        <w:rFonts w:eastAsia="黑体"/>
         <w:b/>
         <w:bCs/>
         <w:i w:val="0"/>
@@ -11534,6 +12005,7 @@
     </w:tblStylePr>
     <w:tblStylePr w:type="lastCol">
       <w:rPr>
+        <w:rFonts w:eastAsia="黑体"/>
         <w:b/>
         <w:bCs/>
         <w:i w:val="0"/>
@@ -11614,6 +12086,7 @@
     </w:tcPr>
     <w:tblStylePr w:type="firstRow">
       <w:rPr>
+        <w:rFonts w:eastAsia="黑体"/>
         <w:b/>
         <w:bCs/>
         <w:i w:val="0"/>
@@ -11635,6 +12108,7 @@
     </w:tblStylePr>
     <w:tblStylePr w:type="lastRow">
       <w:rPr>
+        <w:rFonts w:eastAsia="黑体"/>
         <w:b/>
         <w:bCs/>
         <w:i w:val="0"/>
@@ -11656,6 +12130,7 @@
     </w:tblStylePr>
     <w:tblStylePr w:type="firstCol">
       <w:rPr>
+        <w:rFonts w:eastAsia="黑体"/>
         <w:b/>
         <w:bCs/>
         <w:i w:val="0"/>
@@ -11675,6 +12150,7 @@
     </w:tblStylePr>
     <w:tblStylePr w:type="lastCol">
       <w:rPr>
+        <w:rFonts w:eastAsia="黑体"/>
         <w:b/>
         <w:bCs/>
         <w:i w:val="0"/>
@@ -11755,6 +12231,7 @@
     </w:tcPr>
     <w:tblStylePr w:type="firstRow">
       <w:rPr>
+        <w:rFonts w:eastAsia="黑体"/>
         <w:b/>
         <w:bCs/>
         <w:i w:val="0"/>
@@ -11776,6 +12253,7 @@
     </w:tblStylePr>
     <w:tblStylePr w:type="lastRow">
       <w:rPr>
+        <w:rFonts w:eastAsia="黑体"/>
         <w:b/>
         <w:bCs/>
         <w:i w:val="0"/>
@@ -11797,6 +12275,7 @@
     </w:tblStylePr>
     <w:tblStylePr w:type="firstCol">
       <w:rPr>
+        <w:rFonts w:eastAsia="黑体"/>
         <w:b/>
         <w:bCs/>
         <w:i w:val="0"/>
@@ -11816,6 +12295,7 @@
     </w:tblStylePr>
     <w:tblStylePr w:type="lastCol">
       <w:rPr>
+        <w:rFonts w:eastAsia="黑体"/>
         <w:b/>
         <w:bCs/>
         <w:i w:val="0"/>
@@ -11873,6 +12353,7 @@
       <w:spacing w:after="0" w:line="240" w:lineRule="auto"/>
     </w:pPr>
     <w:rPr>
+      <w:rFonts w:eastAsia="黑体"/>
       <w:color w:themeColor="background1" w:val="FFFFFF"/>
     </w:rPr>
     <w:tblPr>
@@ -11891,6 +12372,7 @@
     </w:tcPr>
     <w:tblStylePr w:type="firstRow">
       <w:rPr>
+        <w:rFonts w:eastAsia="黑体"/>
         <w:b/>
         <w:bCs/>
       </w:rPr>
@@ -11987,6 +12469,7 @@
       <w:spacing w:after="0" w:line="240" w:lineRule="auto"/>
     </w:pPr>
     <w:rPr>
+      <w:rFonts w:eastAsia="黑体"/>
       <w:color w:themeColor="background1" w:val="FFFFFF"/>
     </w:rPr>
     <w:tblPr>
@@ -12005,6 +12488,7 @@
     </w:tcPr>
     <w:tblStylePr w:type="firstRow">
       <w:rPr>
+        <w:rFonts w:eastAsia="黑体"/>
         <w:b/>
         <w:bCs/>
       </w:rPr>
@@ -12101,6 +12585,7 @@
       <w:spacing w:after="0" w:line="240" w:lineRule="auto"/>
     </w:pPr>
     <w:rPr>
+      <w:rFonts w:eastAsia="黑体"/>
       <w:color w:themeColor="background1" w:val="FFFFFF"/>
     </w:rPr>
     <w:tblPr>
@@ -12119,6 +12604,7 @@
     </w:tcPr>
     <w:tblStylePr w:type="firstRow">
       <w:rPr>
+        <w:rFonts w:eastAsia="黑体"/>
         <w:b/>
         <w:bCs/>
       </w:rPr>
@@ -12215,6 +12701,7 @@
       <w:spacing w:after="0" w:line="240" w:lineRule="auto"/>
     </w:pPr>
     <w:rPr>
+      <w:rFonts w:eastAsia="黑体"/>
       <w:color w:themeColor="background1" w:val="FFFFFF"/>
     </w:rPr>
     <w:tblPr>
@@ -12233,6 +12720,7 @@
     </w:tcPr>
     <w:tblStylePr w:type="firstRow">
       <w:rPr>
+        <w:rFonts w:eastAsia="黑体"/>
         <w:b/>
         <w:bCs/>
       </w:rPr>
@@ -12329,6 +12817,7 @@
       <w:spacing w:after="0" w:line="240" w:lineRule="auto"/>
     </w:pPr>
     <w:rPr>
+      <w:rFonts w:eastAsia="黑体"/>
       <w:color w:themeColor="background1" w:val="FFFFFF"/>
     </w:rPr>
     <w:tblPr>
@@ -12347,6 +12836,7 @@
     </w:tcPr>
     <w:tblStylePr w:type="firstRow">
       <w:rPr>
+        <w:rFonts w:eastAsia="黑体"/>
         <w:b/>
         <w:bCs/>
       </w:rPr>
@@ -12443,6 +12933,7 @@
       <w:spacing w:after="0" w:line="240" w:lineRule="auto"/>
     </w:pPr>
     <w:rPr>
+      <w:rFonts w:eastAsia="黑体"/>
       <w:color w:themeColor="background1" w:val="FFFFFF"/>
     </w:rPr>
     <w:tblPr>
@@ -12461,6 +12952,7 @@
     </w:tcPr>
     <w:tblStylePr w:type="firstRow">
       <w:rPr>
+        <w:rFonts w:eastAsia="黑体"/>
         <w:b/>
         <w:bCs/>
       </w:rPr>
@@ -12557,6 +13049,7 @@
       <w:spacing w:after="0" w:line="240" w:lineRule="auto"/>
     </w:pPr>
     <w:rPr>
+      <w:rFonts w:eastAsia="黑体"/>
       <w:color w:themeColor="background1" w:val="FFFFFF"/>
     </w:rPr>
     <w:tblPr>
@@ -12575,6 +13068,7 @@
     </w:tcPr>
     <w:tblStylePr w:type="firstRow">
       <w:rPr>
+        <w:rFonts w:eastAsia="黑体"/>
         <w:b/>
         <w:bCs/>
       </w:rPr>
@@ -12671,6 +13165,7 @@
       <w:spacing w:after="0" w:line="240" w:lineRule="auto"/>
     </w:pPr>
     <w:rPr>
+      <w:rFonts w:eastAsia="黑体"/>
       <w:color w:themeColor="text1" w:val="000000"/>
     </w:rPr>
     <w:tblPr>
@@ -12697,6 +13192,7 @@
     </w:tcPr>
     <w:tblStylePr w:type="firstRow">
       <w:rPr>
+        <w:rFonts w:eastAsia="黑体"/>
         <w:b/>
         <w:bCs/>
       </w:rPr>
@@ -12715,6 +13211,7 @@
     </w:tblStylePr>
     <w:tblStylePr w:type="lastRow">
       <w:rPr>
+        <w:rFonts w:eastAsia="黑体"/>
         <w:b/>
         <w:bCs/>
         <w:color w:themeColor="background1" w:val="FFFFFF"/>
@@ -12729,6 +13226,7 @@
     </w:tblStylePr>
     <w:tblStylePr w:type="firstCol">
       <w:rPr>
+        <w:rFonts w:eastAsia="黑体"/>
         <w:color w:themeColor="background1" w:val="FFFFFF"/>
       </w:rPr>
       <w:tblPr/>
@@ -12746,6 +13244,7 @@
     </w:tblStylePr>
     <w:tblStylePr w:type="lastCol">
       <w:rPr>
+        <w:rFonts w:eastAsia="黑体"/>
         <w:color w:themeColor="background1" w:val="FFFFFF"/>
       </w:rPr>
       <w:tblPr/>
@@ -12775,11 +13274,13 @@
     </w:tblStylePr>
     <w:tblStylePr w:type="neCell">
       <w:rPr>
+        <w:rFonts w:eastAsia="黑体"/>
         <w:color w:themeColor="text1" w:val="000000"/>
       </w:rPr>
     </w:tblStylePr>
     <w:tblStylePr w:type="nwCell">
       <w:rPr>
+        <w:rFonts w:eastAsia="黑体"/>
         <w:color w:themeColor="text1" w:val="000000"/>
       </w:rPr>
     </w:tblStylePr>
@@ -12793,6 +13294,7 @@
       <w:spacing w:after="0" w:line="240" w:lineRule="auto"/>
     </w:pPr>
     <w:rPr>
+      <w:rFonts w:eastAsia="黑体"/>
       <w:color w:themeColor="text1" w:val="000000"/>
     </w:rPr>
     <w:tblPr>
@@ -12819,6 +13321,7 @@
     </w:tcPr>
     <w:tblStylePr w:type="firstRow">
       <w:rPr>
+        <w:rFonts w:eastAsia="黑体"/>
         <w:b/>
         <w:bCs/>
       </w:rPr>
@@ -12837,6 +13340,7 @@
     </w:tblStylePr>
     <w:tblStylePr w:type="lastRow">
       <w:rPr>
+        <w:rFonts w:eastAsia="黑体"/>
         <w:b/>
         <w:bCs/>
         <w:color w:themeColor="background1" w:val="FFFFFF"/>
@@ -12851,6 +13355,7 @@
     </w:tblStylePr>
     <w:tblStylePr w:type="firstCol">
       <w:rPr>
+        <w:rFonts w:eastAsia="黑体"/>
         <w:color w:themeColor="background1" w:val="FFFFFF"/>
       </w:rPr>
       <w:tblPr/>
@@ -12868,6 +13373,7 @@
     </w:tblStylePr>
     <w:tblStylePr w:type="lastCol">
       <w:rPr>
+        <w:rFonts w:eastAsia="黑体"/>
         <w:color w:themeColor="background1" w:val="FFFFFF"/>
       </w:rPr>
       <w:tblPr/>
@@ -12897,11 +13403,13 @@
     </w:tblStylePr>
     <w:tblStylePr w:type="neCell">
       <w:rPr>
+        <w:rFonts w:eastAsia="黑体"/>
         <w:color w:themeColor="text1" w:val="000000"/>
       </w:rPr>
     </w:tblStylePr>
     <w:tblStylePr w:type="nwCell">
       <w:rPr>
+        <w:rFonts w:eastAsia="黑体"/>
         <w:color w:themeColor="text1" w:val="000000"/>
       </w:rPr>
     </w:tblStylePr>
@@ -12915,6 +13423,7 @@
       <w:spacing w:after="0" w:line="240" w:lineRule="auto"/>
     </w:pPr>
     <w:rPr>
+      <w:rFonts w:eastAsia="黑体"/>
       <w:color w:themeColor="text1" w:val="000000"/>
     </w:rPr>
     <w:tblPr>
@@ -12941,6 +13450,7 @@
     </w:tcPr>
     <w:tblStylePr w:type="firstRow">
       <w:rPr>
+        <w:rFonts w:eastAsia="黑体"/>
         <w:b/>
         <w:bCs/>
       </w:rPr>
@@ -12959,6 +13469,7 @@
     </w:tblStylePr>
     <w:tblStylePr w:type="lastRow">
       <w:rPr>
+        <w:rFonts w:eastAsia="黑体"/>
         <w:b/>
         <w:bCs/>
         <w:color w:themeColor="background1" w:val="FFFFFF"/>
@@ -12973,6 +13484,7 @@
     </w:tblStylePr>
     <w:tblStylePr w:type="firstCol">
       <w:rPr>
+        <w:rFonts w:eastAsia="黑体"/>
         <w:color w:themeColor="background1" w:val="FFFFFF"/>
       </w:rPr>
       <w:tblPr/>
@@ -12990,6 +13502,7 @@
     </w:tblStylePr>
     <w:tblStylePr w:type="lastCol">
       <w:rPr>
+        <w:rFonts w:eastAsia="黑体"/>
         <w:color w:themeColor="background1" w:val="FFFFFF"/>
       </w:rPr>
       <w:tblPr/>
@@ -13019,11 +13532,13 @@
     </w:tblStylePr>
     <w:tblStylePr w:type="neCell">
       <w:rPr>
+        <w:rFonts w:eastAsia="黑体"/>
         <w:color w:themeColor="text1" w:val="000000"/>
       </w:rPr>
     </w:tblStylePr>
     <w:tblStylePr w:type="nwCell">
       <w:rPr>
+        <w:rFonts w:eastAsia="黑体"/>
         <w:color w:themeColor="text1" w:val="000000"/>
       </w:rPr>
     </w:tblStylePr>
@@ -13037,6 +13552,7 @@
       <w:spacing w:after="0" w:line="240" w:lineRule="auto"/>
     </w:pPr>
     <w:rPr>
+      <w:rFonts w:eastAsia="黑体"/>
       <w:color w:themeColor="text1" w:val="000000"/>
     </w:rPr>
     <w:tblPr>
@@ -13063,6 +13579,7 @@
     </w:tcPr>
     <w:tblStylePr w:type="firstRow">
       <w:rPr>
+        <w:rFonts w:eastAsia="黑体"/>
         <w:b/>
         <w:bCs/>
       </w:rPr>
@@ -13081,6 +13598,7 @@
     </w:tblStylePr>
     <w:tblStylePr w:type="lastRow">
       <w:rPr>
+        <w:rFonts w:eastAsia="黑体"/>
         <w:b/>
         <w:bCs/>
         <w:color w:themeColor="background1" w:val="FFFFFF"/>
@@ -13095,6 +13613,7 @@
     </w:tblStylePr>
     <w:tblStylePr w:type="firstCol">
       <w:rPr>
+        <w:rFonts w:eastAsia="黑体"/>
         <w:color w:themeColor="background1" w:val="FFFFFF"/>
       </w:rPr>
       <w:tblPr/>
@@ -13112,6 +13631,7 @@
     </w:tblStylePr>
     <w:tblStylePr w:type="lastCol">
       <w:rPr>
+        <w:rFonts w:eastAsia="黑体"/>
         <w:color w:themeColor="background1" w:val="FFFFFF"/>
       </w:rPr>
       <w:tblPr/>
@@ -13149,6 +13669,7 @@
       <w:spacing w:after="0" w:line="240" w:lineRule="auto"/>
     </w:pPr>
     <w:rPr>
+      <w:rFonts w:eastAsia="黑体"/>
       <w:color w:themeColor="text1" w:val="000000"/>
     </w:rPr>
     <w:tblPr>
@@ -13175,6 +13696,7 @@
     </w:tcPr>
     <w:tblStylePr w:type="firstRow">
       <w:rPr>
+        <w:rFonts w:eastAsia="黑体"/>
         <w:b/>
         <w:bCs/>
       </w:rPr>
@@ -13193,6 +13715,7 @@
     </w:tblStylePr>
     <w:tblStylePr w:type="lastRow">
       <w:rPr>
+        <w:rFonts w:eastAsia="黑体"/>
         <w:b/>
         <w:bCs/>
         <w:color w:themeColor="background1" w:val="FFFFFF"/>
@@ -13207,6 +13730,7 @@
     </w:tblStylePr>
     <w:tblStylePr w:type="firstCol">
       <w:rPr>
+        <w:rFonts w:eastAsia="黑体"/>
         <w:color w:themeColor="background1" w:val="FFFFFF"/>
       </w:rPr>
       <w:tblPr/>
@@ -13224,6 +13748,7 @@
     </w:tblStylePr>
     <w:tblStylePr w:type="lastCol">
       <w:rPr>
+        <w:rFonts w:eastAsia="黑体"/>
         <w:color w:themeColor="background1" w:val="FFFFFF"/>
       </w:rPr>
       <w:tblPr/>
@@ -13253,11 +13778,13 @@
     </w:tblStylePr>
     <w:tblStylePr w:type="neCell">
       <w:rPr>
+        <w:rFonts w:eastAsia="黑体"/>
         <w:color w:themeColor="text1" w:val="000000"/>
       </w:rPr>
     </w:tblStylePr>
     <w:tblStylePr w:type="nwCell">
       <w:rPr>
+        <w:rFonts w:eastAsia="黑体"/>
         <w:color w:themeColor="text1" w:val="000000"/>
       </w:rPr>
     </w:tblStylePr>
@@ -13271,6 +13798,7 @@
       <w:spacing w:after="0" w:line="240" w:lineRule="auto"/>
     </w:pPr>
     <w:rPr>
+      <w:rFonts w:eastAsia="黑体"/>
       <w:color w:themeColor="text1" w:val="000000"/>
     </w:rPr>
     <w:tblPr>
@@ -13297,6 +13825,7 @@
     </w:tcPr>
     <w:tblStylePr w:type="firstRow">
       <w:rPr>
+        <w:rFonts w:eastAsia="黑体"/>
         <w:b/>
         <w:bCs/>
       </w:rPr>
@@ -13315,6 +13844,7 @@
     </w:tblStylePr>
     <w:tblStylePr w:type="lastRow">
       <w:rPr>
+        <w:rFonts w:eastAsia="黑体"/>
         <w:b/>
         <w:bCs/>
         <w:color w:themeColor="background1" w:val="FFFFFF"/>
@@ -13329,6 +13859,7 @@
     </w:tblStylePr>
     <w:tblStylePr w:type="firstCol">
       <w:rPr>
+        <w:rFonts w:eastAsia="黑体"/>
         <w:color w:themeColor="background1" w:val="FFFFFF"/>
       </w:rPr>
       <w:tblPr/>
@@ -13346,6 +13877,7 @@
     </w:tblStylePr>
     <w:tblStylePr w:type="lastCol">
       <w:rPr>
+        <w:rFonts w:eastAsia="黑体"/>
         <w:color w:themeColor="background1" w:val="FFFFFF"/>
       </w:rPr>
       <w:tblPr/>
@@ -13375,11 +13907,13 @@
     </w:tblStylePr>
     <w:tblStylePr w:type="neCell">
       <w:rPr>
+        <w:rFonts w:eastAsia="黑体"/>
         <w:color w:themeColor="text1" w:val="000000"/>
       </w:rPr>
     </w:tblStylePr>
     <w:tblStylePr w:type="nwCell">
       <w:rPr>
+        <w:rFonts w:eastAsia="黑体"/>
         <w:color w:themeColor="text1" w:val="000000"/>
       </w:rPr>
     </w:tblStylePr>
@@ -13393,6 +13927,7 @@
       <w:spacing w:after="0" w:line="240" w:lineRule="auto"/>
     </w:pPr>
     <w:rPr>
+      <w:rFonts w:eastAsia="黑体"/>
       <w:color w:themeColor="text1" w:val="000000"/>
     </w:rPr>
     <w:tblPr>
@@ -13419,6 +13954,7 @@
     </w:tcPr>
     <w:tblStylePr w:type="firstRow">
       <w:rPr>
+        <w:rFonts w:eastAsia="黑体"/>
         <w:b/>
         <w:bCs/>
       </w:rPr>
@@ -13437,6 +13973,7 @@
     </w:tblStylePr>
     <w:tblStylePr w:type="lastRow">
       <w:rPr>
+        <w:rFonts w:eastAsia="黑体"/>
         <w:b/>
         <w:bCs/>
         <w:color w:themeColor="background1" w:val="FFFFFF"/>
@@ -13451,6 +13988,7 @@
     </w:tblStylePr>
     <w:tblStylePr w:type="firstCol">
       <w:rPr>
+        <w:rFonts w:eastAsia="黑体"/>
         <w:color w:themeColor="background1" w:val="FFFFFF"/>
       </w:rPr>
       <w:tblPr/>
@@ -13468,6 +14006,7 @@
     </w:tblStylePr>
     <w:tblStylePr w:type="lastCol">
       <w:rPr>
+        <w:rFonts w:eastAsia="黑体"/>
         <w:color w:themeColor="background1" w:val="FFFFFF"/>
       </w:rPr>
       <w:tblPr/>
@@ -13497,11 +14036,13 @@
     </w:tblStylePr>
     <w:tblStylePr w:type="neCell">
       <w:rPr>
+        <w:rFonts w:eastAsia="黑体"/>
         <w:color w:themeColor="text1" w:val="000000"/>
       </w:rPr>
     </w:tblStylePr>
     <w:tblStylePr w:type="nwCell">
       <w:rPr>
+        <w:rFonts w:eastAsia="黑体"/>
         <w:color w:themeColor="text1" w:val="000000"/>
       </w:rPr>
     </w:tblStylePr>
@@ -13515,6 +14056,7 @@
       <w:spacing w:after="0" w:line="240" w:lineRule="auto"/>
     </w:pPr>
     <w:rPr>
+      <w:rFonts w:eastAsia="黑体"/>
       <w:color w:themeColor="text1" w:val="000000"/>
     </w:rPr>
     <w:tblPr>
@@ -13533,6 +14075,7 @@
     </w:tcPr>
     <w:tblStylePr w:type="firstRow">
       <w:rPr>
+        <w:rFonts w:eastAsia="黑体"/>
         <w:b/>
         <w:bCs/>
         <w:color w:themeColor="background1" w:val="FFFFFF"/>
@@ -13547,6 +14090,7 @@
     </w:tblStylePr>
     <w:tblStylePr w:type="lastRow">
       <w:rPr>
+        <w:rFonts w:eastAsia="黑体"/>
         <w:b/>
         <w:bCs/>
         <w:color w:themeColor="accent2" w:themeShade="CC" w:val="9E3A38"/>
@@ -13561,12 +14105,14 @@
     </w:tblStylePr>
     <w:tblStylePr w:type="firstCol">
       <w:rPr>
+        <w:rFonts w:eastAsia="黑体"/>
         <w:b/>
         <w:bCs/>
       </w:rPr>
     </w:tblStylePr>
     <w:tblStylePr w:type="lastCol">
       <w:rPr>
+        <w:rFonts w:eastAsia="黑体"/>
         <w:b/>
         <w:bCs/>
       </w:rPr>
@@ -13601,6 +14147,7 @@
       <w:spacing w:after="0" w:line="240" w:lineRule="auto"/>
     </w:pPr>
     <w:rPr>
+      <w:rFonts w:eastAsia="黑体"/>
       <w:color w:themeColor="text1" w:val="000000"/>
     </w:rPr>
     <w:tblPr>
@@ -13619,6 +14166,7 @@
     </w:tcPr>
     <w:tblStylePr w:type="firstRow">
       <w:rPr>
+        <w:rFonts w:eastAsia="黑体"/>
         <w:b/>
         <w:bCs/>
         <w:color w:themeColor="background1" w:val="FFFFFF"/>
@@ -13633,6 +14181,7 @@
     </w:tblStylePr>
     <w:tblStylePr w:type="lastRow">
       <w:rPr>
+        <w:rFonts w:eastAsia="黑体"/>
         <w:b/>
         <w:bCs/>
         <w:color w:themeColor="accent2" w:themeShade="CC" w:val="9E3A38"/>
@@ -13647,12 +14196,14 @@
     </w:tblStylePr>
     <w:tblStylePr w:type="firstCol">
       <w:rPr>
+        <w:rFonts w:eastAsia="黑体"/>
         <w:b/>
         <w:bCs/>
       </w:rPr>
     </w:tblStylePr>
     <w:tblStylePr w:type="lastCol">
       <w:rPr>
+        <w:rFonts w:eastAsia="黑体"/>
         <w:b/>
         <w:bCs/>
       </w:rPr>
@@ -13687,6 +14238,7 @@
       <w:spacing w:after="0" w:line="240" w:lineRule="auto"/>
     </w:pPr>
     <w:rPr>
+      <w:rFonts w:eastAsia="黑体"/>
       <w:color w:themeColor="text1" w:val="000000"/>
     </w:rPr>
     <w:tblPr>
@@ -13705,6 +14257,7 @@
     </w:tcPr>
     <w:tblStylePr w:type="firstRow">
       <w:rPr>
+        <w:rFonts w:eastAsia="黑体"/>
         <w:b/>
         <w:bCs/>
         <w:color w:themeColor="background1" w:val="FFFFFF"/>
@@ -13719,6 +14272,7 @@
     </w:tblStylePr>
     <w:tblStylePr w:type="lastRow">
       <w:rPr>
+        <w:rFonts w:eastAsia="黑体"/>
         <w:b/>
         <w:bCs/>
         <w:color w:themeColor="accent2" w:themeShade="CC" w:val="9E3A38"/>
@@ -13733,12 +14287,14 @@
     </w:tblStylePr>
     <w:tblStylePr w:type="firstCol">
       <w:rPr>
+        <w:rFonts w:eastAsia="黑体"/>
         <w:b/>
         <w:bCs/>
       </w:rPr>
     </w:tblStylePr>
     <w:tblStylePr w:type="lastCol">
       <w:rPr>
+        <w:rFonts w:eastAsia="黑体"/>
         <w:b/>
         <w:bCs/>
       </w:rPr>
@@ -13773,6 +14329,7 @@
       <w:spacing w:after="0" w:line="240" w:lineRule="auto"/>
     </w:pPr>
     <w:rPr>
+      <w:rFonts w:eastAsia="黑体"/>
       <w:color w:themeColor="text1" w:val="000000"/>
     </w:rPr>
     <w:tblPr>
@@ -13791,6 +14348,7 @@
     </w:tcPr>
     <w:tblStylePr w:type="firstRow">
       <w:rPr>
+        <w:rFonts w:eastAsia="黑体"/>
         <w:b/>
         <w:bCs/>
         <w:color w:themeColor="background1" w:val="FFFFFF"/>
@@ -13805,6 +14363,7 @@
     </w:tblStylePr>
     <w:tblStylePr w:type="lastRow">
       <w:rPr>
+        <w:rFonts w:eastAsia="黑体"/>
         <w:b/>
         <w:bCs/>
         <w:color w:themeColor="accent4" w:themeShade="CC" w:val="664E82"/>
@@ -13819,12 +14378,14 @@
     </w:tblStylePr>
     <w:tblStylePr w:type="firstCol">
       <w:rPr>
+        <w:rFonts w:eastAsia="黑体"/>
         <w:b/>
         <w:bCs/>
       </w:rPr>
     </w:tblStylePr>
     <w:tblStylePr w:type="lastCol">
       <w:rPr>
+        <w:rFonts w:eastAsia="黑体"/>
         <w:b/>
         <w:bCs/>
       </w:rPr>
@@ -13859,6 +14420,7 @@
       <w:spacing w:after="0" w:line="240" w:lineRule="auto"/>
     </w:pPr>
     <w:rPr>
+      <w:rFonts w:eastAsia="黑体"/>
       <w:color w:themeColor="text1" w:val="000000"/>
     </w:rPr>
     <w:tblPr>
@@ -13877,6 +14439,7 @@
     </w:tcPr>
     <w:tblStylePr w:type="firstRow">
       <w:rPr>
+        <w:rFonts w:eastAsia="黑体"/>
         <w:b/>
         <w:bCs/>
         <w:color w:themeColor="background1" w:val="FFFFFF"/>
@@ -13891,6 +14454,7 @@
     </w:tblStylePr>
     <w:tblStylePr w:type="lastRow">
       <w:rPr>
+        <w:rFonts w:eastAsia="黑体"/>
         <w:b/>
         <w:bCs/>
         <w:color w:themeColor="accent3" w:themeShade="CC" w:val="7E9C40"/>
@@ -13905,12 +14469,14 @@
     </w:tblStylePr>
     <w:tblStylePr w:type="firstCol">
       <w:rPr>
+        <w:rFonts w:eastAsia="黑体"/>
         <w:b/>
         <w:bCs/>
       </w:rPr>
     </w:tblStylePr>
     <w:tblStylePr w:type="lastCol">
       <w:rPr>
+        <w:rFonts w:eastAsia="黑体"/>
         <w:b/>
         <w:bCs/>
       </w:rPr>
@@ -13945,6 +14511,7 @@
       <w:spacing w:after="0" w:line="240" w:lineRule="auto"/>
     </w:pPr>
     <w:rPr>
+      <w:rFonts w:eastAsia="黑体"/>
       <w:color w:themeColor="text1" w:val="000000"/>
     </w:rPr>
     <w:tblPr>
@@ -13963,6 +14530,7 @@
     </w:tcPr>
     <w:tblStylePr w:type="firstRow">
       <w:rPr>
+        <w:rFonts w:eastAsia="黑体"/>
         <w:b/>
         <w:bCs/>
         <w:color w:themeColor="background1" w:val="FFFFFF"/>
@@ -13977,6 +14545,7 @@
     </w:tblStylePr>
     <w:tblStylePr w:type="lastRow">
       <w:rPr>
+        <w:rFonts w:eastAsia="黑体"/>
         <w:b/>
         <w:bCs/>
         <w:color w:themeColor="accent6" w:themeShade="CC" w:val="F2730A"/>
@@ -13991,12 +14560,14 @@
     </w:tblStylePr>
     <w:tblStylePr w:type="firstCol">
       <w:rPr>
+        <w:rFonts w:eastAsia="黑体"/>
         <w:b/>
         <w:bCs/>
       </w:rPr>
     </w:tblStylePr>
     <w:tblStylePr w:type="lastCol">
       <w:rPr>
+        <w:rFonts w:eastAsia="黑体"/>
         <w:b/>
         <w:bCs/>
       </w:rPr>
@@ -14031,6 +14602,7 @@
       <w:spacing w:after="0" w:line="240" w:lineRule="auto"/>
     </w:pPr>
     <w:rPr>
+      <w:rFonts w:eastAsia="黑体"/>
       <w:color w:themeColor="text1" w:val="000000"/>
     </w:rPr>
     <w:tblPr>
@@ -14049,6 +14621,7 @@
     </w:tcPr>
     <w:tblStylePr w:type="firstRow">
       <w:rPr>
+        <w:rFonts w:eastAsia="黑体"/>
         <w:b/>
         <w:bCs/>
         <w:color w:themeColor="background1" w:val="FFFFFF"/>
@@ -14063,6 +14636,7 @@
     </w:tblStylePr>
     <w:tblStylePr w:type="lastRow">
       <w:rPr>
+        <w:rFonts w:eastAsia="黑体"/>
         <w:b/>
         <w:bCs/>
         <w:color w:themeColor="accent5" w:themeShade="CC" w:val="348DA5"/>
@@ -14077,12 +14651,14 @@
     </w:tblStylePr>
     <w:tblStylePr w:type="firstCol">
       <w:rPr>
+        <w:rFonts w:eastAsia="黑体"/>
         <w:b/>
         <w:bCs/>
       </w:rPr>
     </w:tblStylePr>
     <w:tblStylePr w:type="lastCol">
       <w:rPr>
+        <w:rFonts w:eastAsia="黑体"/>
         <w:b/>
         <w:bCs/>
       </w:rPr>
@@ -14117,6 +14693,7 @@
       <w:spacing w:after="0" w:line="240" w:lineRule="auto"/>
     </w:pPr>
     <w:rPr>
+      <w:rFonts w:eastAsia="黑体"/>
       <w:color w:themeColor="text1" w:val="000000"/>
     </w:rPr>
     <w:tblPr>
@@ -14138,6 +14715,7 @@
     </w:tcPr>
     <w:tblStylePr w:type="firstRow">
       <w:rPr>
+        <w:rFonts w:eastAsia="黑体"/>
         <w:b/>
         <w:bCs/>
       </w:rPr>
@@ -14148,6 +14726,7 @@
     </w:tblStylePr>
     <w:tblStylePr w:type="lastRow">
       <w:rPr>
+        <w:rFonts w:eastAsia="黑体"/>
         <w:b/>
         <w:bCs/>
         <w:color w:themeColor="text1" w:val="000000"/>
@@ -14159,6 +14738,7 @@
     </w:tblStylePr>
     <w:tblStylePr w:type="firstCol">
       <w:rPr>
+        <w:rFonts w:eastAsia="黑体"/>
         <w:color w:themeColor="background1" w:val="FFFFFF"/>
       </w:rPr>
       <w:tblPr/>
@@ -14168,6 +14748,7 @@
     </w:tblStylePr>
     <w:tblStylePr w:type="lastCol">
       <w:rPr>
+        <w:rFonts w:eastAsia="黑体"/>
         <w:color w:themeColor="background1" w:val="FFFFFF"/>
       </w:rPr>
       <w:tblPr/>
@@ -14197,6 +14778,7 @@
       <w:spacing w:after="0" w:line="240" w:lineRule="auto"/>
     </w:pPr>
     <w:rPr>
+      <w:rFonts w:eastAsia="黑体"/>
       <w:color w:themeColor="text1" w:val="000000"/>
     </w:rPr>
     <w:tblPr>
@@ -14218,6 +14800,7 @@
     </w:tcPr>
     <w:tblStylePr w:type="firstRow">
       <w:rPr>
+        <w:rFonts w:eastAsia="黑体"/>
         <w:b/>
         <w:bCs/>
       </w:rPr>
@@ -14228,6 +14811,7 @@
     </w:tblStylePr>
     <w:tblStylePr w:type="lastRow">
       <w:rPr>
+        <w:rFonts w:eastAsia="黑体"/>
         <w:b/>
         <w:bCs/>
         <w:color w:themeColor="text1" w:val="000000"/>
@@ -14239,6 +14823,7 @@
     </w:tblStylePr>
     <w:tblStylePr w:type="firstCol">
       <w:rPr>
+        <w:rFonts w:eastAsia="黑体"/>
         <w:color w:themeColor="background1" w:val="FFFFFF"/>
       </w:rPr>
       <w:tblPr/>
@@ -14248,6 +14833,7 @@
     </w:tblStylePr>
     <w:tblStylePr w:type="lastCol">
       <w:rPr>
+        <w:rFonts w:eastAsia="黑体"/>
         <w:color w:themeColor="background1" w:val="FFFFFF"/>
       </w:rPr>
       <w:tblPr/>
@@ -14277,6 +14863,7 @@
       <w:spacing w:after="0" w:line="240" w:lineRule="auto"/>
     </w:pPr>
     <w:rPr>
+      <w:rFonts w:eastAsia="黑体"/>
       <w:color w:themeColor="text1" w:val="000000"/>
     </w:rPr>
     <w:tblPr>
@@ -14298,6 +14885,7 @@
     </w:tcPr>
     <w:tblStylePr w:type="firstRow">
       <w:rPr>
+        <w:rFonts w:eastAsia="黑体"/>
         <w:b/>
         <w:bCs/>
       </w:rPr>
@@ -14308,6 +14896,7 @@
     </w:tblStylePr>
     <w:tblStylePr w:type="lastRow">
       <w:rPr>
+        <w:rFonts w:eastAsia="黑体"/>
         <w:b/>
         <w:bCs/>
         <w:color w:themeColor="text1" w:val="000000"/>
@@ -14319,6 +14908,7 @@
     </w:tblStylePr>
     <w:tblStylePr w:type="firstCol">
       <w:rPr>
+        <w:rFonts w:eastAsia="黑体"/>
         <w:color w:themeColor="background1" w:val="FFFFFF"/>
       </w:rPr>
       <w:tblPr/>
@@ -14328,6 +14918,7 @@
     </w:tblStylePr>
     <w:tblStylePr w:type="lastCol">
       <w:rPr>
+        <w:rFonts w:eastAsia="黑体"/>
         <w:color w:themeColor="background1" w:val="FFFFFF"/>
       </w:rPr>
       <w:tblPr/>
@@ -14357,6 +14948,7 @@
       <w:spacing w:after="0" w:line="240" w:lineRule="auto"/>
     </w:pPr>
     <w:rPr>
+      <w:rFonts w:eastAsia="黑体"/>
       <w:color w:themeColor="text1" w:val="000000"/>
     </w:rPr>
     <w:tblPr>
@@ -14378,6 +14970,7 @@
     </w:tcPr>
     <w:tblStylePr w:type="firstRow">
       <w:rPr>
+        <w:rFonts w:eastAsia="黑体"/>
         <w:b/>
         <w:bCs/>
       </w:rPr>
@@ -14388,6 +14981,7 @@
     </w:tblStylePr>
     <w:tblStylePr w:type="lastRow">
       <w:rPr>
+        <w:rFonts w:eastAsia="黑体"/>
         <w:b/>
         <w:bCs/>
         <w:color w:themeColor="text1" w:val="000000"/>
@@ -14399,6 +14993,7 @@
     </w:tblStylePr>
     <w:tblStylePr w:type="firstCol">
       <w:rPr>
+        <w:rFonts w:eastAsia="黑体"/>
         <w:color w:themeColor="background1" w:val="FFFFFF"/>
       </w:rPr>
       <w:tblPr/>
@@ -14408,6 +15003,7 @@
     </w:tblStylePr>
     <w:tblStylePr w:type="lastCol">
       <w:rPr>
+        <w:rFonts w:eastAsia="黑体"/>
         <w:color w:themeColor="background1" w:val="FFFFFF"/>
       </w:rPr>
       <w:tblPr/>
@@ -14437,6 +15033,7 @@
       <w:spacing w:after="0" w:line="240" w:lineRule="auto"/>
     </w:pPr>
     <w:rPr>
+      <w:rFonts w:eastAsia="黑体"/>
       <w:color w:themeColor="text1" w:val="000000"/>
     </w:rPr>
     <w:tblPr>
@@ -14458,6 +15055,7 @@
     </w:tcPr>
     <w:tblStylePr w:type="firstRow">
       <w:rPr>
+        <w:rFonts w:eastAsia="黑体"/>
         <w:b/>
         <w:bCs/>
       </w:rPr>
@@ -14468,6 +15066,7 @@
     </w:tblStylePr>
     <w:tblStylePr w:type="lastRow">
       <w:rPr>
+        <w:rFonts w:eastAsia="黑体"/>
         <w:b/>
         <w:bCs/>
         <w:color w:themeColor="text1" w:val="000000"/>
@@ -14479,6 +15078,7 @@
     </w:tblStylePr>
     <w:tblStylePr w:type="firstCol">
       <w:rPr>
+        <w:rFonts w:eastAsia="黑体"/>
         <w:color w:themeColor="background1" w:val="FFFFFF"/>
       </w:rPr>
       <w:tblPr/>
@@ -14488,6 +15088,7 @@
     </w:tblStylePr>
     <w:tblStylePr w:type="lastCol">
       <w:rPr>
+        <w:rFonts w:eastAsia="黑体"/>
         <w:color w:themeColor="background1" w:val="FFFFFF"/>
       </w:rPr>
       <w:tblPr/>
@@ -14517,6 +15118,7 @@
       <w:spacing w:after="0" w:line="240" w:lineRule="auto"/>
     </w:pPr>
     <w:rPr>
+      <w:rFonts w:eastAsia="黑体"/>
       <w:color w:themeColor="text1" w:val="000000"/>
     </w:rPr>
     <w:tblPr>
@@ -14538,6 +15140,7 @@
     </w:tcPr>
     <w:tblStylePr w:type="firstRow">
       <w:rPr>
+        <w:rFonts w:eastAsia="黑体"/>
         <w:b/>
         <w:bCs/>
       </w:rPr>
@@ -14548,6 +15151,7 @@
     </w:tblStylePr>
     <w:tblStylePr w:type="lastRow">
       <w:rPr>
+        <w:rFonts w:eastAsia="黑体"/>
         <w:b/>
         <w:bCs/>
         <w:color w:themeColor="text1" w:val="000000"/>
@@ -14559,6 +15163,7 @@
     </w:tblStylePr>
     <w:tblStylePr w:type="firstCol">
       <w:rPr>
+        <w:rFonts w:eastAsia="黑体"/>
         <w:color w:themeColor="background1" w:val="FFFFFF"/>
       </w:rPr>
       <w:tblPr/>
@@ -14568,6 +15173,7 @@
     </w:tblStylePr>
     <w:tblStylePr w:type="lastCol">
       <w:rPr>
+        <w:rFonts w:eastAsia="黑体"/>
         <w:color w:themeColor="background1" w:val="FFFFFF"/>
       </w:rPr>
       <w:tblPr/>
@@ -14597,6 +15203,7 @@
       <w:spacing w:after="0" w:line="240" w:lineRule="auto"/>
     </w:pPr>
     <w:rPr>
+      <w:rFonts w:eastAsia="黑体"/>
       <w:color w:themeColor="text1" w:val="000000"/>
     </w:rPr>
     <w:tblPr>
@@ -14618,6 +15225,7 @@
     </w:tcPr>
     <w:tblStylePr w:type="firstRow">
       <w:rPr>
+        <w:rFonts w:eastAsia="黑体"/>
         <w:b/>
         <w:bCs/>
       </w:rPr>
@@ -14628,6 +15236,7 @@
     </w:tblStylePr>
     <w:tblStylePr w:type="lastRow">
       <w:rPr>
+        <w:rFonts w:eastAsia="黑体"/>
         <w:b/>
         <w:bCs/>
         <w:color w:themeColor="text1" w:val="000000"/>
@@ -14639,6 +15248,7 @@
     </w:tblStylePr>
     <w:tblStylePr w:type="firstCol">
       <w:rPr>
+        <w:rFonts w:eastAsia="黑体"/>
         <w:color w:themeColor="background1" w:val="FFFFFF"/>
       </w:rPr>
       <w:tblPr/>
@@ -14648,6 +15258,7 @@
     </w:tblStylePr>
     <w:tblStylePr w:type="lastCol">
       <w:rPr>
+        <w:rFonts w:eastAsia="黑体"/>
         <w:color w:themeColor="background1" w:val="FFFFFF"/>
       </w:rPr>
       <w:tblPr/>
@@ -14680,6 +15291,7 @@
     <w:name w:val="KeywordTok"/>
     <w:basedOn w:val="VerbatimChar"/>
     <w:rPr>
+      <w:rFonts w:eastAsia="黑体"/>
       <w:b/>
       <w:color w:val="007020"/>
     </w:rPr>
@@ -14688,6 +15300,7 @@
     <w:name w:val="DataTypeTok"/>
     <w:basedOn w:val="VerbatimChar"/>
     <w:rPr>
+      <w:rFonts w:eastAsia="黑体"/>
       <w:color w:val="902000"/>
     </w:rPr>
   </w:style>
@@ -14695,6 +15308,7 @@
     <w:name w:val="DecValTok"/>
     <w:basedOn w:val="VerbatimChar"/>
     <w:rPr>
+      <w:rFonts w:eastAsia="黑体"/>
       <w:color w:val="40a070"/>
     </w:rPr>
   </w:style>
@@ -14702,6 +15316,7 @@
     <w:name w:val="BaseNTok"/>
     <w:basedOn w:val="VerbatimChar"/>
     <w:rPr>
+      <w:rFonts w:eastAsia="黑体"/>
       <w:color w:val="40a070"/>
     </w:rPr>
   </w:style>
@@ -14709,6 +15324,7 @@
     <w:name w:val="FloatTok"/>
     <w:basedOn w:val="VerbatimChar"/>
     <w:rPr>
+      <w:rFonts w:eastAsia="黑体"/>
       <w:color w:val="40a070"/>
     </w:rPr>
   </w:style>
@@ -14716,6 +15332,7 @@
     <w:name w:val="ConstantTok"/>
     <w:basedOn w:val="VerbatimChar"/>
     <w:rPr>
+      <w:rFonts w:eastAsia="黑体"/>
       <w:color w:val="880000"/>
     </w:rPr>
   </w:style>
@@ -14723,6 +15340,7 @@
     <w:name w:val="CharTok"/>
     <w:basedOn w:val="VerbatimChar"/>
     <w:rPr>
+      <w:rFonts w:eastAsia="黑体"/>
       <w:color w:val="4070a0"/>
     </w:rPr>
   </w:style>
@@ -14730,6 +15348,7 @@
     <w:name w:val="SpecialCharTok"/>
     <w:basedOn w:val="VerbatimChar"/>
     <w:rPr>
+      <w:rFonts w:eastAsia="黑体"/>
       <w:color w:val="4070a0"/>
     </w:rPr>
   </w:style>
@@ -14737,6 +15356,7 @@
     <w:name w:val="StringTok"/>
     <w:basedOn w:val="VerbatimChar"/>
     <w:rPr>
+      <w:rFonts w:eastAsia="黑体"/>
       <w:color w:val="4070a0"/>
     </w:rPr>
   </w:style>
@@ -14744,6 +15364,7 @@
     <w:name w:val="VerbatimStringTok"/>
     <w:basedOn w:val="VerbatimChar"/>
     <w:rPr>
+      <w:rFonts w:eastAsia="黑体"/>
       <w:color w:val="4070a0"/>
     </w:rPr>
   </w:style>
@@ -14751,6 +15372,7 @@
     <w:name w:val="SpecialStringTok"/>
     <w:basedOn w:val="VerbatimChar"/>
     <w:rPr>
+      <w:rFonts w:eastAsia="黑体"/>
       <w:color w:val="bb6688"/>
     </w:rPr>
   </w:style>
@@ -14758,6 +15380,7 @@
     <w:name w:val="ImportTok"/>
     <w:basedOn w:val="VerbatimChar"/>
     <w:rPr>
+      <w:rFonts w:eastAsia="黑体"/>
       <w:b/>
       <w:color w:val="008000"/>
     </w:rPr>
@@ -14766,6 +15389,7 @@
     <w:name w:val="CommentTok"/>
     <w:basedOn w:val="VerbatimChar"/>
     <w:rPr>
+      <w:rFonts w:eastAsia="黑体"/>
       <w:i/>
       <w:color w:val="60a0b0"/>
     </w:rPr>
@@ -14774,6 +15398,7 @@
     <w:name w:val="DocumentationTok"/>
     <w:basedOn w:val="VerbatimChar"/>
     <w:rPr>
+      <w:rFonts w:eastAsia="黑体"/>
       <w:i/>
       <w:color w:val="ba2121"/>
     </w:rPr>
@@ -14782,6 +15407,7 @@
     <w:name w:val="AnnotationTok"/>
     <w:basedOn w:val="VerbatimChar"/>
     <w:rPr>
+      <w:rFonts w:eastAsia="黑体"/>
       <w:b/>
       <w:i/>
       <w:color w:val="60a0b0"/>
@@ -14791,6 +15417,7 @@
     <w:name w:val="CommentVarTok"/>
     <w:basedOn w:val="VerbatimChar"/>
     <w:rPr>
+      <w:rFonts w:eastAsia="黑体"/>
       <w:b/>
       <w:i/>
       <w:color w:val="60a0b0"/>
@@ -14800,6 +15427,7 @@
     <w:name w:val="OtherTok"/>
     <w:basedOn w:val="VerbatimChar"/>
     <w:rPr>
+      <w:rFonts w:eastAsia="黑体"/>
       <w:color w:val="007020"/>
     </w:rPr>
   </w:style>
@@ -14807,6 +15435,7 @@
     <w:name w:val="FunctionTok"/>
     <w:basedOn w:val="VerbatimChar"/>
     <w:rPr>
+      <w:rFonts w:eastAsia="黑体"/>
       <w:color w:val="06287e"/>
     </w:rPr>
   </w:style>
@@ -14814,6 +15443,7 @@
     <w:name w:val="VariableTok"/>
     <w:basedOn w:val="VerbatimChar"/>
     <w:rPr>
+      <w:rFonts w:eastAsia="黑体"/>
       <w:color w:val="19177c"/>
     </w:rPr>
   </w:style>
@@ -14821,6 +15451,7 @@
     <w:name w:val="ControlFlowTok"/>
     <w:basedOn w:val="VerbatimChar"/>
     <w:rPr>
+      <w:rFonts w:eastAsia="黑体"/>
       <w:b/>
       <w:color w:val="007020"/>
     </w:rPr>
@@ -14829,6 +15460,7 @@
     <w:name w:val="OperatorTok"/>
     <w:basedOn w:val="VerbatimChar"/>
     <w:rPr>
+      <w:rFonts w:eastAsia="黑体"/>
       <w:color w:val="666666"/>
     </w:rPr>
   </w:style>
@@ -14836,18 +15468,22 @@
     <w:name w:val="BuiltInTok"/>
     <w:basedOn w:val="VerbatimChar"/>
     <w:rPr>
+      <w:rFonts w:eastAsia="黑体"/>
       <w:color w:val="008000"/>
     </w:rPr>
   </w:style>
   <w:style w:type="character" w:customStyle="1" w:styleId="ExtensionTok">
     <w:name w:val="ExtensionTok"/>
     <w:basedOn w:val="VerbatimChar"/>
-    <w:rPr/>
+    <w:rPr>
+      <w:rFonts w:eastAsia="黑体"/>
+    </w:rPr>
   </w:style>
   <w:style w:type="character" w:customStyle="1" w:styleId="PreprocessorTok">
     <w:name w:val="PreprocessorTok"/>
     <w:basedOn w:val="VerbatimChar"/>
     <w:rPr>
+      <w:rFonts w:eastAsia="黑体"/>
       <w:color w:val="bc7a00"/>
     </w:rPr>
   </w:style>
@@ -14855,18 +15491,22 @@
     <w:name w:val="AttributeTok"/>
     <w:basedOn w:val="VerbatimChar"/>
     <w:rPr>
+      <w:rFonts w:eastAsia="黑体"/>
       <w:color w:val="7d9029"/>
     </w:rPr>
   </w:style>
   <w:style w:type="character" w:customStyle="1" w:styleId="RegionMarkerTok">
     <w:name w:val="RegionMarkerTok"/>
     <w:basedOn w:val="VerbatimChar"/>
-    <w:rPr/>
+    <w:rPr>
+      <w:rFonts w:eastAsia="黑体"/>
+    </w:rPr>
   </w:style>
   <w:style w:type="character" w:customStyle="1" w:styleId="InformationTok">
     <w:name w:val="InformationTok"/>
     <w:basedOn w:val="VerbatimChar"/>
     <w:rPr>
+      <w:rFonts w:eastAsia="黑体"/>
       <w:b/>
       <w:i/>
       <w:color w:val="60a0b0"/>
@@ -14876,6 +15516,7 @@
     <w:name w:val="WarningTok"/>
     <w:basedOn w:val="VerbatimChar"/>
     <w:rPr>
+      <w:rFonts w:eastAsia="黑体"/>
       <w:b/>
       <w:i/>
       <w:color w:val="60a0b0"/>
@@ -14885,6 +15526,7 @@
     <w:name w:val="AlertTok"/>
     <w:basedOn w:val="VerbatimChar"/>
     <w:rPr>
+      <w:rFonts w:eastAsia="黑体"/>
       <w:b/>
       <w:color w:val="ff0000"/>
     </w:rPr>
@@ -14893,6 +15535,7 @@
     <w:name w:val="ErrorTok"/>
     <w:basedOn w:val="VerbatimChar"/>
     <w:rPr>
+      <w:rFonts w:eastAsia="黑体"/>
       <w:b/>
       <w:color w:val="ff0000"/>
     </w:rPr>
@@ -14900,7 +15543,9 @@
   <w:style w:type="character" w:customStyle="1" w:styleId="NormalTok">
     <w:name w:val="NormalTok"/>
     <w:basedOn w:val="VerbatimChar"/>
-    <w:rPr/>
+    <w:rPr>
+      <w:rFonts w:eastAsia="黑体"/>
+    </w:rPr>
   </w:style>
 </w:styles>
 </file>
@@ -14949,12 +15594,12 @@
     <a:fontScheme name="Office">
       <a:majorFont>
         <a:latin typeface="Calibri"/>
-        <a:ea typeface=""/>
+        <a:ea typeface="黑体"/>
         <a:cs typeface=""/>
         <a:font script="Jpan" typeface="ＭＳ ゴシック"/>
         <a:font script="Hang" typeface="맑은 고딕"/>
-        <a:font script="Hans" typeface="宋体"/>
-        <a:font script="Hant" typeface="新細明體"/>
+        <a:font script="Hans" typeface="黑体"/>
+        <a:font script="Hant" typeface="黑体"/>
         <a:font script="Arab" typeface="Times New Roman"/>
         <a:font script="Hebr" typeface="Times New Roman"/>
         <a:font script="Thai" typeface="Angsana New"/>
@@ -14984,12 +15629,12 @@
       </a:majorFont>
       <a:minorFont>
         <a:latin typeface="Cambria"/>
-        <a:ea typeface=""/>
+        <a:ea typeface="黑体"/>
         <a:cs typeface=""/>
         <a:font script="Jpan" typeface="ＭＳ 明朝"/>
         <a:font script="Hang" typeface="맑은 고딕"/>
-        <a:font script="Hans" typeface="宋体"/>
-        <a:font script="Hant" typeface="新細明體"/>
+        <a:font script="Hans" typeface="黑体"/>
+        <a:font script="Hant" typeface="黑体"/>
         <a:font script="Arab" typeface="Arial"/>
         <a:font script="Hebr" typeface="Arial"/>
         <a:font script="Thai" typeface="Cordia New"/>

--- a/09-通信电路/02-调制电路/OFDM调制电路/OFDM调制电路.docx
+++ b/09-通信电路/02-调制电路/OFDM调制电路/OFDM调制电路.docx
@@ -2523,7 +2523,7 @@
           <w:color w:val="555555"/>
           <w:sz w:val="21"/>
         </w:rPr>
-        <w:t>材料收集者：杜文杰，WX手机：19519196569，QQ:3478827729</w:t>
+        <w:t>材料收集者：杜文杰，微信/手机：19519196569，QQ:3478827729</w:t>
       </w:r>
     </w:p>
     <w:sectPr>
